--- a/runs/图表.docx
+++ b/runs/图表.docx
@@ -237,7 +237,7 @@
       <w:pPr>
         <w:jc w:val="center"/>
         <w:rPr>
-          <w:rFonts w:hint="default" w:eastAsia="宋体"/>
+          <w:rFonts w:hint="eastAsia"/>
           <w:lang w:val="en-US" w:eastAsia="zh-CN"/>
         </w:rPr>
       </w:pPr>
@@ -248,6 +248,5682 @@
         </w:rPr>
         <w:t>组会汇报表</w:t>
       </w:r>
+    </w:p>
+    <w:tbl>
+      <w:tblPr>
+        <w:tblStyle w:val="3"/>
+        <w:tblW w:w="5962" w:type="dxa"/>
+        <w:jc w:val="center"/>
+        <w:tblBorders>
+          <w:top w:val="single" w:color="auto" w:sz="12" w:space="0"/>
+          <w:left w:val="none" w:color="auto" w:sz="0" w:space="0"/>
+          <w:bottom w:val="single" w:color="auto" w:sz="12" w:space="0"/>
+          <w:right w:val="none" w:color="auto" w:sz="0" w:space="0"/>
+          <w:insideH w:val="none" w:color="auto" w:sz="0" w:space="0"/>
+          <w:insideV w:val="none" w:color="auto" w:sz="0" w:space="0"/>
+        </w:tblBorders>
+        <w:shd w:val="clear" w:color="auto" w:fill="auto"/>
+        <w:tblLayout w:type="fixed"/>
+        <w:tblCellMar>
+          <w:top w:w="0" w:type="dxa"/>
+          <w:left w:w="108" w:type="dxa"/>
+          <w:bottom w:w="0" w:type="dxa"/>
+          <w:right w:w="108" w:type="dxa"/>
+        </w:tblCellMar>
+      </w:tblPr>
+      <w:tblGrid>
+        <w:gridCol w:w="2759"/>
+        <w:gridCol w:w="1035"/>
+        <w:gridCol w:w="912"/>
+        <w:gridCol w:w="1256"/>
+      </w:tblGrid>
+      <w:tr>
+        <w:tblPrEx>
+          <w:tblBorders>
+            <w:top w:val="single" w:color="auto" w:sz="12" w:space="0"/>
+            <w:left w:val="none" w:color="auto" w:sz="0" w:space="0"/>
+            <w:bottom w:val="single" w:color="auto" w:sz="12" w:space="0"/>
+            <w:right w:val="none" w:color="auto" w:sz="0" w:space="0"/>
+            <w:insideH w:val="none" w:color="auto" w:sz="0" w:space="0"/>
+            <w:insideV w:val="none" w:color="auto" w:sz="0" w:space="0"/>
+          </w:tblBorders>
+          <w:shd w:val="clear" w:color="auto" w:fill="auto"/>
+          <w:tblCellMar>
+            <w:top w:w="0" w:type="dxa"/>
+            <w:left w:w="108" w:type="dxa"/>
+            <w:bottom w:w="0" w:type="dxa"/>
+            <w:right w:w="108" w:type="dxa"/>
+          </w:tblCellMar>
+        </w:tblPrEx>
+        <w:trPr>
+          <w:trHeight w:val="329" w:hRule="atLeast"/>
+          <w:jc w:val="center"/>
+        </w:trPr>
+        <w:tc>
+          <w:tcPr>
+            <w:tcW w:w="2759" w:type="dxa"/>
+            <w:tcBorders>
+              <w:bottom w:val="single" w:color="auto" w:sz="12" w:space="0"/>
+            </w:tcBorders>
+            <w:shd w:val="clear" w:color="auto" w:fill="auto"/>
+            <w:noWrap/>
+            <w:vAlign w:val="center"/>
+          </w:tcPr>
+          <w:p>
+            <w:pPr>
+              <w:keepNext w:val="0"/>
+              <w:keepLines w:val="0"/>
+              <w:widowControl/>
+              <w:suppressLineNumbers w:val="0"/>
+              <w:jc w:val="center"/>
+              <w:textAlignment w:val="center"/>
+              <w:rPr>
+                <w:rFonts w:hint="eastAsia" w:ascii="Times New Roman" w:hAnsi="Times New Roman" w:eastAsia="宋体" w:cs="宋体"/>
+                <w:i w:val="0"/>
+                <w:iCs w:val="0"/>
+                <w:color w:val="000000"/>
+                <w:sz w:val="22"/>
+                <w:szCs w:val="22"/>
+                <w:u w:val="none"/>
+              </w:rPr>
+            </w:pPr>
+            <w:bookmarkStart w:id="0" w:name="_GoBack"/>
+            <w:r>
+              <w:rPr>
+                <w:rFonts w:hint="eastAsia" w:ascii="Times New Roman" w:hAnsi="Times New Roman" w:eastAsia="宋体" w:cs="宋体"/>
+                <w:i w:val="0"/>
+                <w:iCs w:val="0"/>
+                <w:color w:val="000000"/>
+                <w:kern w:val="0"/>
+                <w:sz w:val="22"/>
+                <w:szCs w:val="22"/>
+                <w:u w:val="none"/>
+                <w:lang w:val="en-US" w:eastAsia="zh-CN" w:bidi="ar"/>
+              </w:rPr>
+              <w:t>Model</w:t>
+            </w:r>
+          </w:p>
+        </w:tc>
+        <w:tc>
+          <w:tcPr>
+            <w:tcW w:w="1035" w:type="dxa"/>
+            <w:tcBorders>
+              <w:bottom w:val="single" w:color="auto" w:sz="12" w:space="0"/>
+            </w:tcBorders>
+            <w:shd w:val="clear" w:color="auto" w:fill="auto"/>
+            <w:noWrap/>
+            <w:vAlign w:val="center"/>
+          </w:tcPr>
+          <w:p>
+            <w:pPr>
+              <w:keepNext w:val="0"/>
+              <w:keepLines w:val="0"/>
+              <w:widowControl/>
+              <w:suppressLineNumbers w:val="0"/>
+              <w:jc w:val="center"/>
+              <w:textAlignment w:val="center"/>
+              <w:rPr>
+                <w:rFonts w:hint="eastAsia" w:ascii="Times New Roman" w:hAnsi="Times New Roman" w:eastAsia="宋体" w:cs="宋体"/>
+                <w:i w:val="0"/>
+                <w:iCs w:val="0"/>
+                <w:color w:val="000000"/>
+                <w:sz w:val="22"/>
+                <w:szCs w:val="22"/>
+                <w:u w:val="none"/>
+              </w:rPr>
+            </w:pPr>
+            <w:r>
+              <w:rPr>
+                <w:rFonts w:hint="eastAsia" w:ascii="Times New Roman" w:hAnsi="Times New Roman" w:eastAsia="宋体" w:cs="宋体"/>
+                <w:i w:val="0"/>
+                <w:iCs w:val="0"/>
+                <w:color w:val="000000"/>
+                <w:kern w:val="0"/>
+                <w:sz w:val="22"/>
+                <w:szCs w:val="22"/>
+                <w:u w:val="none"/>
+                <w:lang w:val="en-US" w:eastAsia="zh-CN" w:bidi="ar"/>
+              </w:rPr>
+              <w:t>Precision</w:t>
+            </w:r>
+          </w:p>
+        </w:tc>
+        <w:tc>
+          <w:tcPr>
+            <w:tcW w:w="912" w:type="dxa"/>
+            <w:tcBorders>
+              <w:bottom w:val="single" w:color="auto" w:sz="12" w:space="0"/>
+            </w:tcBorders>
+            <w:shd w:val="clear" w:color="auto" w:fill="auto"/>
+            <w:noWrap/>
+            <w:vAlign w:val="center"/>
+          </w:tcPr>
+          <w:p>
+            <w:pPr>
+              <w:keepNext w:val="0"/>
+              <w:keepLines w:val="0"/>
+              <w:widowControl/>
+              <w:suppressLineNumbers w:val="0"/>
+              <w:jc w:val="center"/>
+              <w:textAlignment w:val="center"/>
+              <w:rPr>
+                <w:rFonts w:hint="eastAsia" w:ascii="Times New Roman" w:hAnsi="Times New Roman" w:eastAsia="宋体" w:cs="宋体"/>
+                <w:i w:val="0"/>
+                <w:iCs w:val="0"/>
+                <w:color w:val="000000"/>
+                <w:sz w:val="22"/>
+                <w:szCs w:val="22"/>
+                <w:u w:val="none"/>
+              </w:rPr>
+            </w:pPr>
+            <w:r>
+              <w:rPr>
+                <w:rFonts w:hint="eastAsia" w:ascii="Times New Roman" w:hAnsi="Times New Roman" w:eastAsia="宋体" w:cs="宋体"/>
+                <w:i w:val="0"/>
+                <w:iCs w:val="0"/>
+                <w:color w:val="000000"/>
+                <w:kern w:val="0"/>
+                <w:sz w:val="22"/>
+                <w:szCs w:val="22"/>
+                <w:u w:val="none"/>
+                <w:lang w:val="en-US" w:eastAsia="zh-CN" w:bidi="ar"/>
+              </w:rPr>
+              <w:t>mAP50</w:t>
+            </w:r>
+          </w:p>
+        </w:tc>
+        <w:tc>
+          <w:tcPr>
+            <w:tcW w:w="1256" w:type="dxa"/>
+            <w:tcBorders>
+              <w:bottom w:val="single" w:color="auto" w:sz="12" w:space="0"/>
+            </w:tcBorders>
+            <w:shd w:val="clear" w:color="auto" w:fill="auto"/>
+            <w:noWrap/>
+            <w:vAlign w:val="center"/>
+          </w:tcPr>
+          <w:p>
+            <w:pPr>
+              <w:keepNext w:val="0"/>
+              <w:keepLines w:val="0"/>
+              <w:widowControl/>
+              <w:suppressLineNumbers w:val="0"/>
+              <w:jc w:val="center"/>
+              <w:textAlignment w:val="center"/>
+              <w:rPr>
+                <w:rFonts w:hint="eastAsia" w:ascii="Times New Roman" w:hAnsi="Times New Roman" w:eastAsia="宋体" w:cs="宋体"/>
+                <w:i w:val="0"/>
+                <w:iCs w:val="0"/>
+                <w:color w:val="000000"/>
+                <w:sz w:val="22"/>
+                <w:szCs w:val="22"/>
+                <w:u w:val="none"/>
+              </w:rPr>
+            </w:pPr>
+            <w:r>
+              <w:rPr>
+                <w:rFonts w:hint="eastAsia" w:ascii="Times New Roman" w:hAnsi="Times New Roman" w:eastAsia="宋体" w:cs="宋体"/>
+                <w:i w:val="0"/>
+                <w:iCs w:val="0"/>
+                <w:color w:val="000000"/>
+                <w:kern w:val="0"/>
+                <w:sz w:val="22"/>
+                <w:szCs w:val="22"/>
+                <w:u w:val="none"/>
+                <w:lang w:val="en-US" w:eastAsia="zh-CN" w:bidi="ar"/>
+              </w:rPr>
+              <w:t>mAP50-95</w:t>
+            </w:r>
+          </w:p>
+        </w:tc>
+      </w:tr>
+      <w:tr>
+        <w:tblPrEx>
+          <w:tblBorders>
+            <w:top w:val="single" w:color="auto" w:sz="12" w:space="0"/>
+            <w:left w:val="none" w:color="auto" w:sz="0" w:space="0"/>
+            <w:bottom w:val="single" w:color="auto" w:sz="12" w:space="0"/>
+            <w:right w:val="none" w:color="auto" w:sz="0" w:space="0"/>
+            <w:insideH w:val="none" w:color="auto" w:sz="0" w:space="0"/>
+            <w:insideV w:val="none" w:color="auto" w:sz="0" w:space="0"/>
+          </w:tblBorders>
+          <w:shd w:val="clear" w:color="auto" w:fill="auto"/>
+          <w:tblCellMar>
+            <w:top w:w="0" w:type="dxa"/>
+            <w:left w:w="108" w:type="dxa"/>
+            <w:bottom w:w="0" w:type="dxa"/>
+            <w:right w:w="108" w:type="dxa"/>
+          </w:tblCellMar>
+        </w:tblPrEx>
+        <w:trPr>
+          <w:trHeight w:val="329" w:hRule="atLeast"/>
+          <w:jc w:val="center"/>
+        </w:trPr>
+        <w:tc>
+          <w:tcPr>
+            <w:tcW w:w="2759" w:type="dxa"/>
+            <w:tcBorders>
+              <w:top w:val="single" w:color="auto" w:sz="12" w:space="0"/>
+              <w:tl2br w:val="nil"/>
+              <w:tr2bl w:val="nil"/>
+            </w:tcBorders>
+            <w:shd w:val="clear" w:color="auto" w:fill="auto"/>
+            <w:noWrap/>
+            <w:vAlign w:val="center"/>
+          </w:tcPr>
+          <w:p>
+            <w:pPr>
+              <w:keepNext w:val="0"/>
+              <w:keepLines w:val="0"/>
+              <w:widowControl/>
+              <w:suppressLineNumbers w:val="0"/>
+              <w:jc w:val="center"/>
+              <w:textAlignment w:val="center"/>
+              <w:rPr>
+                <w:rFonts w:hint="eastAsia" w:ascii="Times New Roman" w:hAnsi="Times New Roman" w:eastAsia="宋体" w:cs="宋体"/>
+                <w:i w:val="0"/>
+                <w:iCs w:val="0"/>
+                <w:color w:val="000000"/>
+                <w:sz w:val="22"/>
+                <w:szCs w:val="22"/>
+                <w:u w:val="none"/>
+              </w:rPr>
+            </w:pPr>
+            <w:r>
+              <w:rPr>
+                <w:rFonts w:hint="eastAsia" w:ascii="Times New Roman" w:hAnsi="Times New Roman" w:eastAsia="宋体" w:cs="宋体"/>
+                <w:i w:val="0"/>
+                <w:iCs w:val="0"/>
+                <w:color w:val="000000"/>
+                <w:kern w:val="0"/>
+                <w:sz w:val="22"/>
+                <w:szCs w:val="22"/>
+                <w:u w:val="none"/>
+                <w:lang w:val="en-US" w:eastAsia="zh-CN" w:bidi="ar"/>
+              </w:rPr>
+              <w:t>YOLO26s-RGBT-midfusion</w:t>
+            </w:r>
+          </w:p>
+        </w:tc>
+        <w:tc>
+          <w:tcPr>
+            <w:tcW w:w="1035" w:type="dxa"/>
+            <w:tcBorders>
+              <w:top w:val="single" w:color="auto" w:sz="12" w:space="0"/>
+              <w:tl2br w:val="nil"/>
+              <w:tr2bl w:val="nil"/>
+            </w:tcBorders>
+            <w:shd w:val="clear" w:color="auto" w:fill="auto"/>
+            <w:noWrap/>
+            <w:vAlign w:val="center"/>
+          </w:tcPr>
+          <w:p>
+            <w:pPr>
+              <w:keepNext w:val="0"/>
+              <w:keepLines w:val="0"/>
+              <w:widowControl/>
+              <w:suppressLineNumbers w:val="0"/>
+              <w:jc w:val="left"/>
+              <w:textAlignment w:val="center"/>
+              <w:rPr>
+                <w:rFonts w:hint="eastAsia" w:ascii="Times New Roman" w:hAnsi="Times New Roman" w:eastAsia="宋体" w:cs="宋体"/>
+                <w:i w:val="0"/>
+                <w:iCs w:val="0"/>
+                <w:color w:val="000000"/>
+                <w:sz w:val="22"/>
+                <w:szCs w:val="22"/>
+                <w:u w:val="none"/>
+              </w:rPr>
+            </w:pPr>
+            <w:r>
+              <w:rPr>
+                <w:rFonts w:hint="eastAsia" w:ascii="Times New Roman" w:hAnsi="Times New Roman" w:eastAsia="宋体" w:cs="宋体"/>
+                <w:i w:val="0"/>
+                <w:iCs w:val="0"/>
+                <w:color w:val="000000"/>
+                <w:kern w:val="0"/>
+                <w:sz w:val="22"/>
+                <w:szCs w:val="22"/>
+                <w:u w:val="none"/>
+                <w:lang w:val="en-US" w:eastAsia="zh-CN" w:bidi="ar"/>
+              </w:rPr>
+              <w:t>83</w:t>
+            </w:r>
+            <w:r>
+              <w:rPr>
+                <w:rFonts w:hint="eastAsia" w:cs="宋体"/>
+                <w:i w:val="0"/>
+                <w:iCs w:val="0"/>
+                <w:color w:val="000000"/>
+                <w:kern w:val="0"/>
+                <w:sz w:val="22"/>
+                <w:szCs w:val="22"/>
+                <w:u w:val="none"/>
+                <w:lang w:val="en-US" w:eastAsia="zh-CN" w:bidi="ar"/>
+              </w:rPr>
+              <w:t>.4</w:t>
+            </w:r>
+          </w:p>
+        </w:tc>
+        <w:tc>
+          <w:tcPr>
+            <w:tcW w:w="912" w:type="dxa"/>
+            <w:tcBorders>
+              <w:top w:val="single" w:color="auto" w:sz="12" w:space="0"/>
+              <w:tl2br w:val="nil"/>
+              <w:tr2bl w:val="nil"/>
+            </w:tcBorders>
+            <w:shd w:val="clear" w:color="auto" w:fill="auto"/>
+            <w:noWrap/>
+            <w:vAlign w:val="center"/>
+          </w:tcPr>
+          <w:p>
+            <w:pPr>
+              <w:keepNext w:val="0"/>
+              <w:keepLines w:val="0"/>
+              <w:widowControl/>
+              <w:suppressLineNumbers w:val="0"/>
+              <w:jc w:val="left"/>
+              <w:textAlignment w:val="center"/>
+              <w:rPr>
+                <w:rFonts w:hint="eastAsia" w:ascii="Times New Roman" w:hAnsi="Times New Roman" w:eastAsia="宋体" w:cs="宋体"/>
+                <w:i w:val="0"/>
+                <w:iCs w:val="0"/>
+                <w:color w:val="000000"/>
+                <w:sz w:val="22"/>
+                <w:szCs w:val="22"/>
+                <w:u w:val="none"/>
+              </w:rPr>
+            </w:pPr>
+            <w:r>
+              <w:rPr>
+                <w:rFonts w:hint="eastAsia" w:ascii="Times New Roman" w:hAnsi="Times New Roman" w:eastAsia="宋体" w:cs="宋体"/>
+                <w:i w:val="0"/>
+                <w:iCs w:val="0"/>
+                <w:color w:val="000000"/>
+                <w:kern w:val="0"/>
+                <w:sz w:val="22"/>
+                <w:szCs w:val="22"/>
+                <w:u w:val="none"/>
+                <w:lang w:val="en-US" w:eastAsia="zh-CN" w:bidi="ar"/>
+              </w:rPr>
+              <w:t>85</w:t>
+            </w:r>
+            <w:r>
+              <w:rPr>
+                <w:rFonts w:hint="eastAsia" w:cs="宋体"/>
+                <w:i w:val="0"/>
+                <w:iCs w:val="0"/>
+                <w:color w:val="000000"/>
+                <w:kern w:val="0"/>
+                <w:sz w:val="22"/>
+                <w:szCs w:val="22"/>
+                <w:u w:val="none"/>
+                <w:lang w:val="en-US" w:eastAsia="zh-CN" w:bidi="ar"/>
+              </w:rPr>
+              <w:t>.2</w:t>
+            </w:r>
+          </w:p>
+        </w:tc>
+        <w:tc>
+          <w:tcPr>
+            <w:tcW w:w="1256" w:type="dxa"/>
+            <w:tcBorders>
+              <w:top w:val="single" w:color="auto" w:sz="12" w:space="0"/>
+              <w:tl2br w:val="nil"/>
+              <w:tr2bl w:val="nil"/>
+            </w:tcBorders>
+            <w:shd w:val="clear" w:color="auto" w:fill="auto"/>
+            <w:noWrap/>
+            <w:vAlign w:val="center"/>
+          </w:tcPr>
+          <w:p>
+            <w:pPr>
+              <w:keepNext w:val="0"/>
+              <w:keepLines w:val="0"/>
+              <w:widowControl/>
+              <w:suppressLineNumbers w:val="0"/>
+              <w:jc w:val="left"/>
+              <w:textAlignment w:val="center"/>
+              <w:rPr>
+                <w:rFonts w:hint="eastAsia" w:ascii="Times New Roman" w:hAnsi="Times New Roman" w:eastAsia="宋体" w:cs="宋体"/>
+                <w:i w:val="0"/>
+                <w:iCs w:val="0"/>
+                <w:color w:val="000000"/>
+                <w:sz w:val="22"/>
+                <w:szCs w:val="22"/>
+                <w:u w:val="none"/>
+              </w:rPr>
+            </w:pPr>
+            <w:r>
+              <w:rPr>
+                <w:rFonts w:hint="eastAsia" w:ascii="Times New Roman" w:hAnsi="Times New Roman" w:eastAsia="宋体" w:cs="宋体"/>
+                <w:b/>
+                <w:bCs/>
+                <w:i w:val="0"/>
+                <w:iCs w:val="0"/>
+                <w:color w:val="0000FF"/>
+                <w:kern w:val="0"/>
+                <w:sz w:val="22"/>
+                <w:szCs w:val="22"/>
+                <w:u w:val="none"/>
+                <w:lang w:val="en-US" w:eastAsia="zh-CN" w:bidi="ar"/>
+              </w:rPr>
+              <w:t>49.2</w:t>
+            </w:r>
+          </w:p>
+        </w:tc>
+      </w:tr>
+      <w:tr>
+        <w:tblPrEx>
+          <w:tblBorders>
+            <w:top w:val="single" w:color="auto" w:sz="12" w:space="0"/>
+            <w:left w:val="none" w:color="auto" w:sz="0" w:space="0"/>
+            <w:bottom w:val="single" w:color="auto" w:sz="12" w:space="0"/>
+            <w:right w:val="none" w:color="auto" w:sz="0" w:space="0"/>
+            <w:insideH w:val="none" w:color="auto" w:sz="0" w:space="0"/>
+            <w:insideV w:val="none" w:color="auto" w:sz="0" w:space="0"/>
+          </w:tblBorders>
+          <w:shd w:val="clear" w:color="auto" w:fill="auto"/>
+          <w:tblCellMar>
+            <w:top w:w="0" w:type="dxa"/>
+            <w:left w:w="108" w:type="dxa"/>
+            <w:bottom w:w="0" w:type="dxa"/>
+            <w:right w:w="108" w:type="dxa"/>
+          </w:tblCellMar>
+        </w:tblPrEx>
+        <w:trPr>
+          <w:trHeight w:val="300" w:hRule="atLeast"/>
+          <w:jc w:val="center"/>
+        </w:trPr>
+        <w:tc>
+          <w:tcPr>
+            <w:tcW w:w="2759" w:type="dxa"/>
+            <w:tcBorders>
+              <w:tl2br w:val="nil"/>
+              <w:tr2bl w:val="nil"/>
+            </w:tcBorders>
+            <w:shd w:val="clear" w:color="auto" w:fill="auto"/>
+            <w:noWrap/>
+            <w:vAlign w:val="center"/>
+          </w:tcPr>
+          <w:p>
+            <w:pPr>
+              <w:keepNext w:val="0"/>
+              <w:keepLines w:val="0"/>
+              <w:widowControl/>
+              <w:suppressLineNumbers w:val="0"/>
+              <w:jc w:val="center"/>
+              <w:textAlignment w:val="center"/>
+              <w:rPr>
+                <w:rFonts w:hint="eastAsia" w:ascii="Times New Roman" w:hAnsi="Times New Roman" w:eastAsia="宋体" w:cs="宋体"/>
+                <w:i w:val="0"/>
+                <w:iCs w:val="0"/>
+                <w:color w:val="000000"/>
+                <w:sz w:val="22"/>
+                <w:szCs w:val="22"/>
+                <w:u w:val="none"/>
+              </w:rPr>
+            </w:pPr>
+            <w:r>
+              <w:rPr>
+                <w:rFonts w:hint="eastAsia" w:cs="宋体"/>
+                <w:i w:val="0"/>
+                <w:iCs w:val="0"/>
+                <w:color w:val="000000"/>
+                <w:kern w:val="0"/>
+                <w:sz w:val="22"/>
+                <w:szCs w:val="22"/>
+                <w:u w:val="none"/>
+                <w:lang w:val="en-US" w:eastAsia="zh-CN" w:bidi="ar"/>
+              </w:rPr>
+              <w:t>+</w:t>
+            </w:r>
+            <w:r>
+              <w:rPr>
+                <w:rFonts w:hint="eastAsia" w:ascii="Times New Roman" w:hAnsi="Times New Roman" w:eastAsia="宋体" w:cs="宋体"/>
+                <w:i w:val="0"/>
+                <w:iCs w:val="0"/>
+                <w:color w:val="000000"/>
+                <w:kern w:val="0"/>
+                <w:sz w:val="22"/>
+                <w:szCs w:val="22"/>
+                <w:u w:val="none"/>
+                <w:lang w:val="en-US" w:eastAsia="zh-CN" w:bidi="ar"/>
+              </w:rPr>
+              <w:t>Att_ECA</w:t>
+            </w:r>
+          </w:p>
+        </w:tc>
+        <w:tc>
+          <w:tcPr>
+            <w:tcW w:w="1035" w:type="dxa"/>
+            <w:tcBorders>
+              <w:tl2br w:val="nil"/>
+              <w:tr2bl w:val="nil"/>
+            </w:tcBorders>
+            <w:shd w:val="clear" w:color="auto" w:fill="auto"/>
+            <w:noWrap/>
+            <w:vAlign w:val="center"/>
+          </w:tcPr>
+          <w:p>
+            <w:pPr>
+              <w:keepNext w:val="0"/>
+              <w:keepLines w:val="0"/>
+              <w:widowControl/>
+              <w:suppressLineNumbers w:val="0"/>
+              <w:jc w:val="left"/>
+              <w:textAlignment w:val="center"/>
+              <w:rPr>
+                <w:rFonts w:hint="eastAsia" w:ascii="Times New Roman" w:hAnsi="Times New Roman" w:eastAsia="宋体" w:cs="宋体"/>
+                <w:i w:val="0"/>
+                <w:iCs w:val="0"/>
+                <w:color w:val="000000"/>
+                <w:sz w:val="22"/>
+                <w:szCs w:val="22"/>
+                <w:u w:val="none"/>
+              </w:rPr>
+            </w:pPr>
+            <w:r>
+              <w:rPr>
+                <w:rFonts w:hint="eastAsia" w:ascii="Times New Roman" w:hAnsi="Times New Roman" w:eastAsia="宋体" w:cs="宋体"/>
+                <w:b/>
+                <w:bCs/>
+                <w:i w:val="0"/>
+                <w:iCs w:val="0"/>
+                <w:color w:val="0000FF"/>
+                <w:kern w:val="0"/>
+                <w:sz w:val="22"/>
+                <w:szCs w:val="22"/>
+                <w:u w:val="none"/>
+                <w:lang w:val="en-US" w:eastAsia="zh-CN" w:bidi="ar"/>
+              </w:rPr>
+              <w:t>85</w:t>
+            </w:r>
+            <w:r>
+              <w:rPr>
+                <w:rFonts w:hint="eastAsia" w:cs="宋体"/>
+                <w:b/>
+                <w:bCs/>
+                <w:i w:val="0"/>
+                <w:iCs w:val="0"/>
+                <w:color w:val="0000FF"/>
+                <w:kern w:val="0"/>
+                <w:sz w:val="22"/>
+                <w:szCs w:val="22"/>
+                <w:u w:val="none"/>
+                <w:lang w:val="en-US" w:eastAsia="zh-CN" w:bidi="ar"/>
+              </w:rPr>
+              <w:t>.2</w:t>
+            </w:r>
+          </w:p>
+        </w:tc>
+        <w:tc>
+          <w:tcPr>
+            <w:tcW w:w="912" w:type="dxa"/>
+            <w:tcBorders>
+              <w:tl2br w:val="nil"/>
+              <w:tr2bl w:val="nil"/>
+            </w:tcBorders>
+            <w:shd w:val="clear" w:color="auto" w:fill="auto"/>
+            <w:noWrap/>
+            <w:vAlign w:val="center"/>
+          </w:tcPr>
+          <w:p>
+            <w:pPr>
+              <w:keepNext w:val="0"/>
+              <w:keepLines w:val="0"/>
+              <w:widowControl/>
+              <w:suppressLineNumbers w:val="0"/>
+              <w:jc w:val="left"/>
+              <w:textAlignment w:val="center"/>
+              <w:rPr>
+                <w:rFonts w:hint="eastAsia" w:ascii="Times New Roman" w:hAnsi="Times New Roman" w:eastAsia="宋体" w:cs="宋体"/>
+                <w:i w:val="0"/>
+                <w:iCs w:val="0"/>
+                <w:color w:val="000000"/>
+                <w:sz w:val="22"/>
+                <w:szCs w:val="22"/>
+                <w:u w:val="none"/>
+              </w:rPr>
+            </w:pPr>
+            <w:r>
+              <w:rPr>
+                <w:rFonts w:hint="eastAsia" w:ascii="Times New Roman" w:hAnsi="Times New Roman" w:eastAsia="宋体" w:cs="宋体"/>
+                <w:b/>
+                <w:bCs/>
+                <w:i w:val="0"/>
+                <w:iCs w:val="0"/>
+                <w:color w:val="FF0000"/>
+                <w:kern w:val="0"/>
+                <w:sz w:val="22"/>
+                <w:szCs w:val="22"/>
+                <w:u w:val="none"/>
+                <w:lang w:val="en-US" w:eastAsia="zh-CN" w:bidi="ar"/>
+              </w:rPr>
+              <w:t>85.8</w:t>
+            </w:r>
+          </w:p>
+        </w:tc>
+        <w:tc>
+          <w:tcPr>
+            <w:tcW w:w="1256" w:type="dxa"/>
+            <w:tcBorders>
+              <w:tl2br w:val="nil"/>
+              <w:tr2bl w:val="nil"/>
+            </w:tcBorders>
+            <w:shd w:val="clear" w:color="auto" w:fill="auto"/>
+            <w:noWrap/>
+            <w:vAlign w:val="center"/>
+          </w:tcPr>
+          <w:p>
+            <w:pPr>
+              <w:keepNext w:val="0"/>
+              <w:keepLines w:val="0"/>
+              <w:widowControl/>
+              <w:suppressLineNumbers w:val="0"/>
+              <w:jc w:val="left"/>
+              <w:textAlignment w:val="center"/>
+              <w:rPr>
+                <w:rFonts w:hint="default" w:ascii="Times New Roman" w:hAnsi="Times New Roman" w:eastAsia="宋体" w:cs="宋体"/>
+                <w:i w:val="0"/>
+                <w:iCs w:val="0"/>
+                <w:color w:val="000000"/>
+                <w:sz w:val="22"/>
+                <w:szCs w:val="22"/>
+                <w:u w:val="none"/>
+                <w:lang w:val="en-US"/>
+              </w:rPr>
+            </w:pPr>
+            <w:r>
+              <w:rPr>
+                <w:rFonts w:hint="eastAsia" w:ascii="Times New Roman" w:hAnsi="Times New Roman" w:eastAsia="宋体" w:cs="宋体"/>
+                <w:i w:val="0"/>
+                <w:iCs w:val="0"/>
+                <w:color w:val="000000"/>
+                <w:kern w:val="0"/>
+                <w:sz w:val="22"/>
+                <w:szCs w:val="22"/>
+                <w:u w:val="none"/>
+                <w:lang w:val="en-US" w:eastAsia="zh-CN" w:bidi="ar"/>
+              </w:rPr>
+              <w:t>4</w:t>
+            </w:r>
+            <w:r>
+              <w:rPr>
+                <w:rFonts w:hint="eastAsia" w:cs="宋体"/>
+                <w:i w:val="0"/>
+                <w:iCs w:val="0"/>
+                <w:color w:val="000000"/>
+                <w:kern w:val="0"/>
+                <w:sz w:val="22"/>
+                <w:szCs w:val="22"/>
+                <w:u w:val="none"/>
+                <w:lang w:val="en-US" w:eastAsia="zh-CN" w:bidi="ar"/>
+              </w:rPr>
+              <w:t>9.0</w:t>
+            </w:r>
+          </w:p>
+        </w:tc>
+      </w:tr>
+      <w:tr>
+        <w:tblPrEx>
+          <w:tblBorders>
+            <w:top w:val="single" w:color="auto" w:sz="12" w:space="0"/>
+            <w:left w:val="none" w:color="auto" w:sz="0" w:space="0"/>
+            <w:bottom w:val="single" w:color="auto" w:sz="12" w:space="0"/>
+            <w:right w:val="none" w:color="auto" w:sz="0" w:space="0"/>
+            <w:insideH w:val="none" w:color="auto" w:sz="0" w:space="0"/>
+            <w:insideV w:val="none" w:color="auto" w:sz="0" w:space="0"/>
+          </w:tblBorders>
+          <w:shd w:val="clear" w:color="auto" w:fill="auto"/>
+          <w:tblCellMar>
+            <w:top w:w="0" w:type="dxa"/>
+            <w:left w:w="108" w:type="dxa"/>
+            <w:bottom w:w="0" w:type="dxa"/>
+            <w:right w:w="108" w:type="dxa"/>
+          </w:tblCellMar>
+        </w:tblPrEx>
+        <w:trPr>
+          <w:trHeight w:val="300" w:hRule="atLeast"/>
+          <w:jc w:val="center"/>
+        </w:trPr>
+        <w:tc>
+          <w:tcPr>
+            <w:tcW w:w="2759" w:type="dxa"/>
+            <w:tcBorders>
+              <w:tl2br w:val="nil"/>
+              <w:tr2bl w:val="nil"/>
+            </w:tcBorders>
+            <w:shd w:val="clear" w:color="auto" w:fill="auto"/>
+            <w:noWrap/>
+            <w:vAlign w:val="center"/>
+          </w:tcPr>
+          <w:p>
+            <w:pPr>
+              <w:keepNext w:val="0"/>
+              <w:keepLines w:val="0"/>
+              <w:widowControl/>
+              <w:suppressLineNumbers w:val="0"/>
+              <w:jc w:val="center"/>
+              <w:textAlignment w:val="center"/>
+              <w:rPr>
+                <w:rFonts w:hint="eastAsia" w:ascii="Times New Roman" w:hAnsi="Times New Roman" w:eastAsia="宋体" w:cs="宋体"/>
+                <w:i w:val="0"/>
+                <w:iCs w:val="0"/>
+                <w:color w:val="000000"/>
+                <w:sz w:val="22"/>
+                <w:szCs w:val="22"/>
+                <w:u w:val="none"/>
+              </w:rPr>
+            </w:pPr>
+            <w:r>
+              <w:rPr>
+                <w:rFonts w:hint="eastAsia" w:cs="宋体"/>
+                <w:i w:val="0"/>
+                <w:iCs w:val="0"/>
+                <w:color w:val="000000"/>
+                <w:kern w:val="0"/>
+                <w:sz w:val="22"/>
+                <w:szCs w:val="22"/>
+                <w:u w:val="none"/>
+                <w:lang w:val="en-US" w:eastAsia="zh-CN" w:bidi="ar"/>
+              </w:rPr>
+              <w:t>+</w:t>
+            </w:r>
+            <w:r>
+              <w:rPr>
+                <w:rFonts w:hint="eastAsia" w:ascii="Times New Roman" w:hAnsi="Times New Roman" w:eastAsia="宋体" w:cs="宋体"/>
+                <w:i w:val="0"/>
+                <w:iCs w:val="0"/>
+                <w:color w:val="000000"/>
+                <w:kern w:val="0"/>
+                <w:sz w:val="22"/>
+                <w:szCs w:val="22"/>
+                <w:u w:val="none"/>
+                <w:lang w:val="en-US" w:eastAsia="zh-CN" w:bidi="ar"/>
+              </w:rPr>
+              <w:t>Att_EMA</w:t>
+            </w:r>
+          </w:p>
+        </w:tc>
+        <w:tc>
+          <w:tcPr>
+            <w:tcW w:w="1035" w:type="dxa"/>
+            <w:tcBorders>
+              <w:tl2br w:val="nil"/>
+              <w:tr2bl w:val="nil"/>
+            </w:tcBorders>
+            <w:shd w:val="clear" w:color="auto" w:fill="auto"/>
+            <w:noWrap/>
+            <w:vAlign w:val="center"/>
+          </w:tcPr>
+          <w:p>
+            <w:pPr>
+              <w:keepNext w:val="0"/>
+              <w:keepLines w:val="0"/>
+              <w:widowControl/>
+              <w:suppressLineNumbers w:val="0"/>
+              <w:jc w:val="left"/>
+              <w:textAlignment w:val="center"/>
+              <w:rPr>
+                <w:rFonts w:hint="eastAsia" w:ascii="Times New Roman" w:hAnsi="Times New Roman" w:eastAsia="宋体" w:cs="宋体"/>
+                <w:i w:val="0"/>
+                <w:iCs w:val="0"/>
+                <w:color w:val="000000"/>
+                <w:sz w:val="22"/>
+                <w:szCs w:val="22"/>
+                <w:u w:val="none"/>
+              </w:rPr>
+            </w:pPr>
+            <w:r>
+              <w:rPr>
+                <w:rFonts w:hint="eastAsia" w:ascii="Times New Roman" w:hAnsi="Times New Roman" w:eastAsia="宋体" w:cs="宋体"/>
+                <w:i w:val="0"/>
+                <w:iCs w:val="0"/>
+                <w:color w:val="000000"/>
+                <w:kern w:val="0"/>
+                <w:sz w:val="22"/>
+                <w:szCs w:val="22"/>
+                <w:u w:val="none"/>
+                <w:lang w:val="en-US" w:eastAsia="zh-CN" w:bidi="ar"/>
+              </w:rPr>
+              <w:t>84</w:t>
+            </w:r>
+            <w:r>
+              <w:rPr>
+                <w:rFonts w:hint="eastAsia" w:cs="宋体"/>
+                <w:i w:val="0"/>
+                <w:iCs w:val="0"/>
+                <w:color w:val="000000"/>
+                <w:kern w:val="0"/>
+                <w:sz w:val="22"/>
+                <w:szCs w:val="22"/>
+                <w:u w:val="none"/>
+                <w:lang w:val="en-US" w:eastAsia="zh-CN" w:bidi="ar"/>
+              </w:rPr>
+              <w:t>.</w:t>
+            </w:r>
+            <w:r>
+              <w:rPr>
+                <w:rFonts w:hint="eastAsia" w:ascii="Times New Roman" w:hAnsi="Times New Roman" w:eastAsia="宋体" w:cs="宋体"/>
+                <w:i w:val="0"/>
+                <w:iCs w:val="0"/>
+                <w:color w:val="000000"/>
+                <w:kern w:val="0"/>
+                <w:sz w:val="22"/>
+                <w:szCs w:val="22"/>
+                <w:u w:val="none"/>
+                <w:lang w:val="en-US" w:eastAsia="zh-CN" w:bidi="ar"/>
+              </w:rPr>
+              <w:t>5</w:t>
+            </w:r>
+          </w:p>
+        </w:tc>
+        <w:tc>
+          <w:tcPr>
+            <w:tcW w:w="912" w:type="dxa"/>
+            <w:tcBorders>
+              <w:tl2br w:val="nil"/>
+              <w:tr2bl w:val="nil"/>
+            </w:tcBorders>
+            <w:shd w:val="clear" w:color="auto" w:fill="auto"/>
+            <w:noWrap/>
+            <w:vAlign w:val="center"/>
+          </w:tcPr>
+          <w:p>
+            <w:pPr>
+              <w:keepNext w:val="0"/>
+              <w:keepLines w:val="0"/>
+              <w:widowControl/>
+              <w:suppressLineNumbers w:val="0"/>
+              <w:jc w:val="left"/>
+              <w:textAlignment w:val="center"/>
+              <w:rPr>
+                <w:rFonts w:hint="eastAsia" w:ascii="Times New Roman" w:hAnsi="Times New Roman" w:eastAsia="宋体" w:cs="宋体"/>
+                <w:i w:val="0"/>
+                <w:iCs w:val="0"/>
+                <w:color w:val="000000"/>
+                <w:sz w:val="22"/>
+                <w:szCs w:val="22"/>
+                <w:u w:val="none"/>
+              </w:rPr>
+            </w:pPr>
+            <w:r>
+              <w:rPr>
+                <w:rFonts w:hint="eastAsia" w:ascii="Times New Roman" w:hAnsi="Times New Roman" w:eastAsia="宋体" w:cs="宋体"/>
+                <w:i w:val="0"/>
+                <w:iCs w:val="0"/>
+                <w:color w:val="000000"/>
+                <w:kern w:val="0"/>
+                <w:sz w:val="22"/>
+                <w:szCs w:val="22"/>
+                <w:u w:val="none"/>
+                <w:lang w:val="en-US" w:eastAsia="zh-CN" w:bidi="ar"/>
+              </w:rPr>
+              <w:t>85</w:t>
+            </w:r>
+            <w:r>
+              <w:rPr>
+                <w:rFonts w:hint="eastAsia" w:cs="宋体"/>
+                <w:i w:val="0"/>
+                <w:iCs w:val="0"/>
+                <w:color w:val="000000"/>
+                <w:kern w:val="0"/>
+                <w:sz w:val="22"/>
+                <w:szCs w:val="22"/>
+                <w:u w:val="none"/>
+                <w:lang w:val="en-US" w:eastAsia="zh-CN" w:bidi="ar"/>
+              </w:rPr>
+              <w:t>.</w:t>
+            </w:r>
+            <w:r>
+              <w:rPr>
+                <w:rFonts w:hint="eastAsia" w:ascii="Times New Roman" w:hAnsi="Times New Roman" w:eastAsia="宋体" w:cs="宋体"/>
+                <w:i w:val="0"/>
+                <w:iCs w:val="0"/>
+                <w:color w:val="000000"/>
+                <w:kern w:val="0"/>
+                <w:sz w:val="22"/>
+                <w:szCs w:val="22"/>
+                <w:u w:val="none"/>
+                <w:lang w:val="en-US" w:eastAsia="zh-CN" w:bidi="ar"/>
+              </w:rPr>
+              <w:t>5</w:t>
+            </w:r>
+          </w:p>
+        </w:tc>
+        <w:tc>
+          <w:tcPr>
+            <w:tcW w:w="1256" w:type="dxa"/>
+            <w:tcBorders>
+              <w:tl2br w:val="nil"/>
+              <w:tr2bl w:val="nil"/>
+            </w:tcBorders>
+            <w:shd w:val="clear" w:color="auto" w:fill="auto"/>
+            <w:noWrap/>
+            <w:vAlign w:val="center"/>
+          </w:tcPr>
+          <w:p>
+            <w:pPr>
+              <w:keepNext w:val="0"/>
+              <w:keepLines w:val="0"/>
+              <w:widowControl/>
+              <w:suppressLineNumbers w:val="0"/>
+              <w:jc w:val="left"/>
+              <w:textAlignment w:val="center"/>
+              <w:rPr>
+                <w:rFonts w:hint="eastAsia" w:ascii="Times New Roman" w:hAnsi="Times New Roman" w:eastAsia="宋体" w:cs="宋体"/>
+                <w:i w:val="0"/>
+                <w:iCs w:val="0"/>
+                <w:color w:val="000000"/>
+                <w:sz w:val="22"/>
+                <w:szCs w:val="22"/>
+                <w:u w:val="none"/>
+              </w:rPr>
+            </w:pPr>
+            <w:r>
+              <w:rPr>
+                <w:rFonts w:hint="eastAsia" w:ascii="Times New Roman" w:hAnsi="Times New Roman" w:eastAsia="宋体" w:cs="宋体"/>
+                <w:b/>
+                <w:bCs/>
+                <w:i w:val="0"/>
+                <w:iCs w:val="0"/>
+                <w:color w:val="0000FF"/>
+                <w:kern w:val="0"/>
+                <w:sz w:val="22"/>
+                <w:szCs w:val="22"/>
+                <w:u w:val="none"/>
+                <w:lang w:val="en-US" w:eastAsia="zh-CN" w:bidi="ar"/>
+              </w:rPr>
+              <w:t>49.2</w:t>
+            </w:r>
+          </w:p>
+        </w:tc>
+      </w:tr>
+      <w:tr>
+        <w:tblPrEx>
+          <w:tblBorders>
+            <w:top w:val="single" w:color="auto" w:sz="12" w:space="0"/>
+            <w:left w:val="none" w:color="auto" w:sz="0" w:space="0"/>
+            <w:bottom w:val="single" w:color="auto" w:sz="12" w:space="0"/>
+            <w:right w:val="none" w:color="auto" w:sz="0" w:space="0"/>
+            <w:insideH w:val="none" w:color="auto" w:sz="0" w:space="0"/>
+            <w:insideV w:val="none" w:color="auto" w:sz="0" w:space="0"/>
+          </w:tblBorders>
+          <w:shd w:val="clear" w:color="auto" w:fill="auto"/>
+          <w:tblCellMar>
+            <w:top w:w="0" w:type="dxa"/>
+            <w:left w:w="108" w:type="dxa"/>
+            <w:bottom w:w="0" w:type="dxa"/>
+            <w:right w:w="108" w:type="dxa"/>
+          </w:tblCellMar>
+        </w:tblPrEx>
+        <w:trPr>
+          <w:trHeight w:val="300" w:hRule="atLeast"/>
+          <w:jc w:val="center"/>
+        </w:trPr>
+        <w:tc>
+          <w:tcPr>
+            <w:tcW w:w="2759" w:type="dxa"/>
+            <w:tcBorders>
+              <w:tl2br w:val="nil"/>
+              <w:tr2bl w:val="nil"/>
+            </w:tcBorders>
+            <w:shd w:val="clear" w:color="auto" w:fill="auto"/>
+            <w:noWrap/>
+            <w:vAlign w:val="center"/>
+          </w:tcPr>
+          <w:p>
+            <w:pPr>
+              <w:keepNext w:val="0"/>
+              <w:keepLines w:val="0"/>
+              <w:widowControl/>
+              <w:suppressLineNumbers w:val="0"/>
+              <w:jc w:val="center"/>
+              <w:textAlignment w:val="center"/>
+              <w:rPr>
+                <w:rFonts w:hint="eastAsia" w:ascii="Times New Roman" w:hAnsi="Times New Roman" w:eastAsia="宋体" w:cs="宋体"/>
+                <w:i w:val="0"/>
+                <w:iCs w:val="0"/>
+                <w:color w:val="000000"/>
+                <w:sz w:val="22"/>
+                <w:szCs w:val="22"/>
+                <w:u w:val="none"/>
+              </w:rPr>
+            </w:pPr>
+            <w:r>
+              <w:rPr>
+                <w:rFonts w:hint="eastAsia" w:cs="宋体"/>
+                <w:i w:val="0"/>
+                <w:iCs w:val="0"/>
+                <w:color w:val="000000"/>
+                <w:kern w:val="0"/>
+                <w:sz w:val="22"/>
+                <w:szCs w:val="22"/>
+                <w:u w:val="none"/>
+                <w:lang w:val="en-US" w:eastAsia="zh-CN" w:bidi="ar"/>
+              </w:rPr>
+              <w:t>+</w:t>
+            </w:r>
+            <w:r>
+              <w:rPr>
+                <w:rFonts w:hint="eastAsia" w:ascii="Times New Roman" w:hAnsi="Times New Roman" w:eastAsia="宋体" w:cs="宋体"/>
+                <w:i w:val="0"/>
+                <w:iCs w:val="0"/>
+                <w:color w:val="000000"/>
+                <w:kern w:val="0"/>
+                <w:sz w:val="22"/>
+                <w:szCs w:val="22"/>
+                <w:u w:val="none"/>
+                <w:lang w:val="en-US" w:eastAsia="zh-CN" w:bidi="ar"/>
+              </w:rPr>
+              <w:t>Att_GAM</w:t>
+            </w:r>
+          </w:p>
+        </w:tc>
+        <w:tc>
+          <w:tcPr>
+            <w:tcW w:w="1035" w:type="dxa"/>
+            <w:tcBorders>
+              <w:tl2br w:val="nil"/>
+              <w:tr2bl w:val="nil"/>
+            </w:tcBorders>
+            <w:shd w:val="clear" w:color="auto" w:fill="auto"/>
+            <w:noWrap/>
+            <w:vAlign w:val="center"/>
+          </w:tcPr>
+          <w:p>
+            <w:pPr>
+              <w:keepNext w:val="0"/>
+              <w:keepLines w:val="0"/>
+              <w:widowControl/>
+              <w:suppressLineNumbers w:val="0"/>
+              <w:jc w:val="left"/>
+              <w:textAlignment w:val="center"/>
+              <w:rPr>
+                <w:rFonts w:hint="eastAsia" w:ascii="Times New Roman" w:hAnsi="Times New Roman" w:eastAsia="宋体" w:cs="宋体"/>
+                <w:i w:val="0"/>
+                <w:iCs w:val="0"/>
+                <w:color w:val="000000"/>
+                <w:sz w:val="22"/>
+                <w:szCs w:val="22"/>
+                <w:u w:val="none"/>
+              </w:rPr>
+            </w:pPr>
+            <w:r>
+              <w:rPr>
+                <w:rFonts w:hint="eastAsia" w:ascii="Times New Roman" w:hAnsi="Times New Roman" w:eastAsia="宋体" w:cs="宋体"/>
+                <w:i w:val="0"/>
+                <w:iCs w:val="0"/>
+                <w:color w:val="000000"/>
+                <w:kern w:val="0"/>
+                <w:sz w:val="22"/>
+                <w:szCs w:val="22"/>
+                <w:u w:val="none"/>
+                <w:lang w:val="en-US" w:eastAsia="zh-CN" w:bidi="ar"/>
+              </w:rPr>
+              <w:t>83</w:t>
+            </w:r>
+            <w:r>
+              <w:rPr>
+                <w:rFonts w:hint="eastAsia" w:cs="宋体"/>
+                <w:i w:val="0"/>
+                <w:iCs w:val="0"/>
+                <w:color w:val="000000"/>
+                <w:kern w:val="0"/>
+                <w:sz w:val="22"/>
+                <w:szCs w:val="22"/>
+                <w:u w:val="none"/>
+                <w:lang w:val="en-US" w:eastAsia="zh-CN" w:bidi="ar"/>
+              </w:rPr>
+              <w:t>.</w:t>
+            </w:r>
+            <w:r>
+              <w:rPr>
+                <w:rFonts w:hint="eastAsia" w:ascii="Times New Roman" w:hAnsi="Times New Roman" w:eastAsia="宋体" w:cs="宋体"/>
+                <w:i w:val="0"/>
+                <w:iCs w:val="0"/>
+                <w:color w:val="000000"/>
+                <w:kern w:val="0"/>
+                <w:sz w:val="22"/>
+                <w:szCs w:val="22"/>
+                <w:u w:val="none"/>
+                <w:lang w:val="en-US" w:eastAsia="zh-CN" w:bidi="ar"/>
+              </w:rPr>
+              <w:t>5</w:t>
+            </w:r>
+          </w:p>
+        </w:tc>
+        <w:tc>
+          <w:tcPr>
+            <w:tcW w:w="912" w:type="dxa"/>
+            <w:tcBorders>
+              <w:tl2br w:val="nil"/>
+              <w:tr2bl w:val="nil"/>
+            </w:tcBorders>
+            <w:shd w:val="clear" w:color="auto" w:fill="auto"/>
+            <w:noWrap/>
+            <w:vAlign w:val="center"/>
+          </w:tcPr>
+          <w:p>
+            <w:pPr>
+              <w:keepNext w:val="0"/>
+              <w:keepLines w:val="0"/>
+              <w:widowControl/>
+              <w:suppressLineNumbers w:val="0"/>
+              <w:jc w:val="left"/>
+              <w:textAlignment w:val="center"/>
+              <w:rPr>
+                <w:rFonts w:hint="eastAsia" w:ascii="Times New Roman" w:hAnsi="Times New Roman" w:eastAsia="宋体" w:cs="宋体"/>
+                <w:i w:val="0"/>
+                <w:iCs w:val="0"/>
+                <w:color w:val="000000"/>
+                <w:sz w:val="22"/>
+                <w:szCs w:val="22"/>
+                <w:u w:val="none"/>
+              </w:rPr>
+            </w:pPr>
+            <w:r>
+              <w:rPr>
+                <w:rFonts w:hint="eastAsia" w:ascii="Times New Roman" w:hAnsi="Times New Roman" w:eastAsia="宋体" w:cs="宋体"/>
+                <w:b/>
+                <w:bCs/>
+                <w:i w:val="0"/>
+                <w:iCs w:val="0"/>
+                <w:color w:val="0000FF"/>
+                <w:kern w:val="0"/>
+                <w:sz w:val="22"/>
+                <w:szCs w:val="22"/>
+                <w:u w:val="none"/>
+                <w:lang w:val="en-US" w:eastAsia="zh-CN" w:bidi="ar"/>
+              </w:rPr>
+              <w:t>85.6</w:t>
+            </w:r>
+          </w:p>
+        </w:tc>
+        <w:tc>
+          <w:tcPr>
+            <w:tcW w:w="1256" w:type="dxa"/>
+            <w:tcBorders>
+              <w:tl2br w:val="nil"/>
+              <w:tr2bl w:val="nil"/>
+            </w:tcBorders>
+            <w:shd w:val="clear" w:color="auto" w:fill="auto"/>
+            <w:noWrap/>
+            <w:vAlign w:val="center"/>
+          </w:tcPr>
+          <w:p>
+            <w:pPr>
+              <w:keepNext w:val="0"/>
+              <w:keepLines w:val="0"/>
+              <w:widowControl/>
+              <w:suppressLineNumbers w:val="0"/>
+              <w:jc w:val="left"/>
+              <w:textAlignment w:val="center"/>
+              <w:rPr>
+                <w:rFonts w:hint="eastAsia" w:ascii="Times New Roman" w:hAnsi="Times New Roman" w:eastAsia="宋体" w:cs="宋体"/>
+                <w:i w:val="0"/>
+                <w:iCs w:val="0"/>
+                <w:color w:val="000000"/>
+                <w:sz w:val="22"/>
+                <w:szCs w:val="22"/>
+                <w:u w:val="none"/>
+              </w:rPr>
+            </w:pPr>
+            <w:r>
+              <w:rPr>
+                <w:rFonts w:hint="eastAsia" w:ascii="Times New Roman" w:hAnsi="Times New Roman" w:eastAsia="宋体" w:cs="宋体"/>
+                <w:b/>
+                <w:bCs/>
+                <w:i w:val="0"/>
+                <w:iCs w:val="0"/>
+                <w:color w:val="FF0000"/>
+                <w:kern w:val="0"/>
+                <w:sz w:val="22"/>
+                <w:szCs w:val="22"/>
+                <w:u w:val="none"/>
+                <w:lang w:val="en-US" w:eastAsia="zh-CN" w:bidi="ar"/>
+              </w:rPr>
+              <w:t>49.3</w:t>
+            </w:r>
+          </w:p>
+        </w:tc>
+      </w:tr>
+      <w:tr>
+        <w:tblPrEx>
+          <w:tblBorders>
+            <w:top w:val="single" w:color="auto" w:sz="12" w:space="0"/>
+            <w:left w:val="none" w:color="auto" w:sz="0" w:space="0"/>
+            <w:bottom w:val="single" w:color="auto" w:sz="12" w:space="0"/>
+            <w:right w:val="none" w:color="auto" w:sz="0" w:space="0"/>
+            <w:insideH w:val="none" w:color="auto" w:sz="0" w:space="0"/>
+            <w:insideV w:val="none" w:color="auto" w:sz="0" w:space="0"/>
+          </w:tblBorders>
+          <w:shd w:val="clear" w:color="auto" w:fill="auto"/>
+          <w:tblCellMar>
+            <w:top w:w="0" w:type="dxa"/>
+            <w:left w:w="108" w:type="dxa"/>
+            <w:bottom w:w="0" w:type="dxa"/>
+            <w:right w:w="108" w:type="dxa"/>
+          </w:tblCellMar>
+        </w:tblPrEx>
+        <w:trPr>
+          <w:trHeight w:val="300" w:hRule="atLeast"/>
+          <w:jc w:val="center"/>
+        </w:trPr>
+        <w:tc>
+          <w:tcPr>
+            <w:tcW w:w="2759" w:type="dxa"/>
+            <w:tcBorders>
+              <w:tl2br w:val="nil"/>
+              <w:tr2bl w:val="nil"/>
+            </w:tcBorders>
+            <w:shd w:val="clear" w:color="auto" w:fill="auto"/>
+            <w:noWrap/>
+            <w:vAlign w:val="center"/>
+          </w:tcPr>
+          <w:p>
+            <w:pPr>
+              <w:keepNext w:val="0"/>
+              <w:keepLines w:val="0"/>
+              <w:widowControl/>
+              <w:suppressLineNumbers w:val="0"/>
+              <w:jc w:val="center"/>
+              <w:textAlignment w:val="center"/>
+              <w:rPr>
+                <w:rFonts w:hint="eastAsia" w:ascii="Times New Roman" w:hAnsi="Times New Roman" w:eastAsia="宋体" w:cs="宋体"/>
+                <w:i w:val="0"/>
+                <w:iCs w:val="0"/>
+                <w:color w:val="000000"/>
+                <w:sz w:val="22"/>
+                <w:szCs w:val="22"/>
+                <w:u w:val="none"/>
+              </w:rPr>
+            </w:pPr>
+            <w:r>
+              <w:rPr>
+                <w:rFonts w:hint="eastAsia" w:cs="宋体"/>
+                <w:i w:val="0"/>
+                <w:iCs w:val="0"/>
+                <w:color w:val="000000"/>
+                <w:kern w:val="0"/>
+                <w:sz w:val="22"/>
+                <w:szCs w:val="22"/>
+                <w:u w:val="none"/>
+                <w:lang w:val="en-US" w:eastAsia="zh-CN" w:bidi="ar"/>
+              </w:rPr>
+              <w:t>+</w:t>
+            </w:r>
+            <w:r>
+              <w:rPr>
+                <w:rFonts w:hint="eastAsia" w:ascii="Times New Roman" w:hAnsi="Times New Roman" w:eastAsia="宋体" w:cs="宋体"/>
+                <w:i w:val="0"/>
+                <w:iCs w:val="0"/>
+                <w:color w:val="000000"/>
+                <w:kern w:val="0"/>
+                <w:sz w:val="22"/>
+                <w:szCs w:val="22"/>
+                <w:u w:val="none"/>
+                <w:lang w:val="en-US" w:eastAsia="zh-CN" w:bidi="ar"/>
+              </w:rPr>
+              <w:t>Att_SimAM</w:t>
+            </w:r>
+          </w:p>
+        </w:tc>
+        <w:tc>
+          <w:tcPr>
+            <w:tcW w:w="1035" w:type="dxa"/>
+            <w:tcBorders>
+              <w:tl2br w:val="nil"/>
+              <w:tr2bl w:val="nil"/>
+            </w:tcBorders>
+            <w:shd w:val="clear" w:color="auto" w:fill="auto"/>
+            <w:noWrap/>
+            <w:vAlign w:val="center"/>
+          </w:tcPr>
+          <w:p>
+            <w:pPr>
+              <w:keepNext w:val="0"/>
+              <w:keepLines w:val="0"/>
+              <w:widowControl/>
+              <w:suppressLineNumbers w:val="0"/>
+              <w:jc w:val="left"/>
+              <w:textAlignment w:val="center"/>
+              <w:rPr>
+                <w:rFonts w:hint="eastAsia" w:ascii="Times New Roman" w:hAnsi="Times New Roman" w:eastAsia="宋体" w:cs="宋体"/>
+                <w:i w:val="0"/>
+                <w:iCs w:val="0"/>
+                <w:color w:val="000000"/>
+                <w:sz w:val="22"/>
+                <w:szCs w:val="22"/>
+                <w:u w:val="none"/>
+              </w:rPr>
+            </w:pPr>
+            <w:r>
+              <w:rPr>
+                <w:rFonts w:hint="eastAsia" w:ascii="Times New Roman" w:hAnsi="Times New Roman" w:eastAsia="宋体" w:cs="宋体"/>
+                <w:b/>
+                <w:bCs/>
+                <w:i w:val="0"/>
+                <w:iCs w:val="0"/>
+                <w:color w:val="FF0000"/>
+                <w:kern w:val="0"/>
+                <w:sz w:val="22"/>
+                <w:szCs w:val="22"/>
+                <w:u w:val="none"/>
+                <w:lang w:val="en-US" w:eastAsia="zh-CN" w:bidi="ar"/>
+              </w:rPr>
+              <w:t>85</w:t>
+            </w:r>
+            <w:r>
+              <w:rPr>
+                <w:rFonts w:hint="eastAsia" w:cs="宋体"/>
+                <w:b/>
+                <w:bCs/>
+                <w:i w:val="0"/>
+                <w:iCs w:val="0"/>
+                <w:color w:val="FF0000"/>
+                <w:kern w:val="0"/>
+                <w:sz w:val="22"/>
+                <w:szCs w:val="22"/>
+                <w:u w:val="none"/>
+                <w:lang w:val="en-US" w:eastAsia="zh-CN" w:bidi="ar"/>
+              </w:rPr>
+              <w:t>.7</w:t>
+            </w:r>
+          </w:p>
+        </w:tc>
+        <w:tc>
+          <w:tcPr>
+            <w:tcW w:w="912" w:type="dxa"/>
+            <w:tcBorders>
+              <w:tl2br w:val="nil"/>
+              <w:tr2bl w:val="nil"/>
+            </w:tcBorders>
+            <w:shd w:val="clear" w:color="auto" w:fill="auto"/>
+            <w:noWrap/>
+            <w:vAlign w:val="center"/>
+          </w:tcPr>
+          <w:p>
+            <w:pPr>
+              <w:keepNext w:val="0"/>
+              <w:keepLines w:val="0"/>
+              <w:widowControl/>
+              <w:suppressLineNumbers w:val="0"/>
+              <w:jc w:val="left"/>
+              <w:textAlignment w:val="center"/>
+              <w:rPr>
+                <w:rFonts w:hint="eastAsia" w:ascii="Times New Roman" w:hAnsi="Times New Roman" w:eastAsia="宋体" w:cs="宋体"/>
+                <w:i w:val="0"/>
+                <w:iCs w:val="0"/>
+                <w:color w:val="000000"/>
+                <w:sz w:val="22"/>
+                <w:szCs w:val="22"/>
+                <w:u w:val="none"/>
+              </w:rPr>
+            </w:pPr>
+            <w:r>
+              <w:rPr>
+                <w:rFonts w:hint="eastAsia" w:ascii="Times New Roman" w:hAnsi="Times New Roman" w:eastAsia="宋体" w:cs="宋体"/>
+                <w:i w:val="0"/>
+                <w:iCs w:val="0"/>
+                <w:color w:val="000000"/>
+                <w:kern w:val="0"/>
+                <w:sz w:val="22"/>
+                <w:szCs w:val="22"/>
+                <w:u w:val="none"/>
+                <w:lang w:val="en-US" w:eastAsia="zh-CN" w:bidi="ar"/>
+              </w:rPr>
+              <w:t>84</w:t>
+            </w:r>
+            <w:r>
+              <w:rPr>
+                <w:rFonts w:hint="eastAsia" w:cs="宋体"/>
+                <w:i w:val="0"/>
+                <w:iCs w:val="0"/>
+                <w:color w:val="000000"/>
+                <w:kern w:val="0"/>
+                <w:sz w:val="22"/>
+                <w:szCs w:val="22"/>
+                <w:u w:val="none"/>
+                <w:lang w:val="en-US" w:eastAsia="zh-CN" w:bidi="ar"/>
+              </w:rPr>
+              <w:t>.7</w:t>
+            </w:r>
+          </w:p>
+        </w:tc>
+        <w:tc>
+          <w:tcPr>
+            <w:tcW w:w="1256" w:type="dxa"/>
+            <w:tcBorders>
+              <w:tl2br w:val="nil"/>
+              <w:tr2bl w:val="nil"/>
+            </w:tcBorders>
+            <w:shd w:val="clear" w:color="auto" w:fill="auto"/>
+            <w:noWrap/>
+            <w:vAlign w:val="center"/>
+          </w:tcPr>
+          <w:p>
+            <w:pPr>
+              <w:keepNext w:val="0"/>
+              <w:keepLines w:val="0"/>
+              <w:widowControl/>
+              <w:suppressLineNumbers w:val="0"/>
+              <w:jc w:val="left"/>
+              <w:textAlignment w:val="center"/>
+              <w:rPr>
+                <w:rFonts w:hint="eastAsia" w:ascii="Times New Roman" w:hAnsi="Times New Roman" w:eastAsia="宋体" w:cs="宋体"/>
+                <w:i w:val="0"/>
+                <w:iCs w:val="0"/>
+                <w:color w:val="000000"/>
+                <w:sz w:val="22"/>
+                <w:szCs w:val="22"/>
+                <w:u w:val="none"/>
+              </w:rPr>
+            </w:pPr>
+            <w:r>
+              <w:rPr>
+                <w:rFonts w:hint="eastAsia" w:ascii="Times New Roman" w:hAnsi="Times New Roman" w:eastAsia="宋体" w:cs="宋体"/>
+                <w:i w:val="0"/>
+                <w:iCs w:val="0"/>
+                <w:color w:val="000000"/>
+                <w:kern w:val="0"/>
+                <w:sz w:val="22"/>
+                <w:szCs w:val="22"/>
+                <w:u w:val="none"/>
+                <w:lang w:val="en-US" w:eastAsia="zh-CN" w:bidi="ar"/>
+              </w:rPr>
+              <w:t>48</w:t>
+            </w:r>
+            <w:r>
+              <w:rPr>
+                <w:rFonts w:hint="eastAsia" w:cs="宋体"/>
+                <w:i w:val="0"/>
+                <w:iCs w:val="0"/>
+                <w:color w:val="000000"/>
+                <w:kern w:val="0"/>
+                <w:sz w:val="22"/>
+                <w:szCs w:val="22"/>
+                <w:u w:val="none"/>
+                <w:lang w:val="en-US" w:eastAsia="zh-CN" w:bidi="ar"/>
+              </w:rPr>
+              <w:t>.7</w:t>
+            </w:r>
+          </w:p>
+        </w:tc>
+      </w:tr>
+      <w:tr>
+        <w:tblPrEx>
+          <w:tblBorders>
+            <w:top w:val="single" w:color="auto" w:sz="12" w:space="0"/>
+            <w:left w:val="none" w:color="auto" w:sz="0" w:space="0"/>
+            <w:bottom w:val="single" w:color="auto" w:sz="12" w:space="0"/>
+            <w:right w:val="none" w:color="auto" w:sz="0" w:space="0"/>
+            <w:insideH w:val="none" w:color="auto" w:sz="0" w:space="0"/>
+            <w:insideV w:val="none" w:color="auto" w:sz="0" w:space="0"/>
+          </w:tblBorders>
+          <w:shd w:val="clear" w:color="auto" w:fill="auto"/>
+          <w:tblCellMar>
+            <w:top w:w="0" w:type="dxa"/>
+            <w:left w:w="108" w:type="dxa"/>
+            <w:bottom w:w="0" w:type="dxa"/>
+            <w:right w:w="108" w:type="dxa"/>
+          </w:tblCellMar>
+        </w:tblPrEx>
+        <w:trPr>
+          <w:trHeight w:val="300" w:hRule="atLeast"/>
+          <w:jc w:val="center"/>
+        </w:trPr>
+        <w:tc>
+          <w:tcPr>
+            <w:tcW w:w="2759" w:type="dxa"/>
+            <w:tcBorders>
+              <w:tl2br w:val="nil"/>
+              <w:tr2bl w:val="nil"/>
+            </w:tcBorders>
+            <w:shd w:val="clear" w:color="auto" w:fill="auto"/>
+            <w:noWrap/>
+            <w:vAlign w:val="center"/>
+          </w:tcPr>
+          <w:p>
+            <w:pPr>
+              <w:keepNext w:val="0"/>
+              <w:keepLines w:val="0"/>
+              <w:widowControl/>
+              <w:suppressLineNumbers w:val="0"/>
+              <w:jc w:val="center"/>
+              <w:textAlignment w:val="center"/>
+              <w:rPr>
+                <w:rFonts w:hint="eastAsia" w:ascii="Times New Roman" w:hAnsi="Times New Roman" w:eastAsia="宋体" w:cs="宋体"/>
+                <w:i w:val="0"/>
+                <w:iCs w:val="0"/>
+                <w:color w:val="000000"/>
+                <w:sz w:val="22"/>
+                <w:szCs w:val="22"/>
+                <w:u w:val="none"/>
+              </w:rPr>
+            </w:pPr>
+            <w:r>
+              <w:rPr>
+                <w:rFonts w:hint="eastAsia" w:cs="宋体"/>
+                <w:i w:val="0"/>
+                <w:iCs w:val="0"/>
+                <w:color w:val="000000"/>
+                <w:kern w:val="0"/>
+                <w:sz w:val="22"/>
+                <w:szCs w:val="22"/>
+                <w:u w:val="none"/>
+                <w:lang w:val="en-US" w:eastAsia="zh-CN" w:bidi="ar"/>
+              </w:rPr>
+              <w:t>+</w:t>
+            </w:r>
+            <w:r>
+              <w:rPr>
+                <w:rFonts w:hint="eastAsia" w:ascii="Times New Roman" w:hAnsi="Times New Roman" w:eastAsia="宋体" w:cs="宋体"/>
+                <w:i w:val="0"/>
+                <w:iCs w:val="0"/>
+                <w:color w:val="000000"/>
+                <w:kern w:val="0"/>
+                <w:sz w:val="22"/>
+                <w:szCs w:val="22"/>
+                <w:u w:val="none"/>
+                <w:lang w:val="en-US" w:eastAsia="zh-CN" w:bidi="ar"/>
+              </w:rPr>
+              <w:t>Att_Triplet</w:t>
+            </w:r>
+          </w:p>
+        </w:tc>
+        <w:tc>
+          <w:tcPr>
+            <w:tcW w:w="1035" w:type="dxa"/>
+            <w:tcBorders>
+              <w:tl2br w:val="nil"/>
+              <w:tr2bl w:val="nil"/>
+            </w:tcBorders>
+            <w:shd w:val="clear" w:color="auto" w:fill="auto"/>
+            <w:noWrap/>
+            <w:vAlign w:val="center"/>
+          </w:tcPr>
+          <w:p>
+            <w:pPr>
+              <w:keepNext w:val="0"/>
+              <w:keepLines w:val="0"/>
+              <w:widowControl/>
+              <w:suppressLineNumbers w:val="0"/>
+              <w:jc w:val="left"/>
+              <w:textAlignment w:val="center"/>
+              <w:rPr>
+                <w:rFonts w:hint="eastAsia" w:ascii="Times New Roman" w:hAnsi="Times New Roman" w:eastAsia="宋体" w:cs="宋体"/>
+                <w:i w:val="0"/>
+                <w:iCs w:val="0"/>
+                <w:color w:val="000000"/>
+                <w:sz w:val="22"/>
+                <w:szCs w:val="22"/>
+                <w:u w:val="none"/>
+              </w:rPr>
+            </w:pPr>
+            <w:r>
+              <w:rPr>
+                <w:rFonts w:hint="eastAsia" w:ascii="Times New Roman" w:hAnsi="Times New Roman" w:eastAsia="宋体" w:cs="宋体"/>
+                <w:i w:val="0"/>
+                <w:iCs w:val="0"/>
+                <w:color w:val="000000"/>
+                <w:kern w:val="0"/>
+                <w:sz w:val="22"/>
+                <w:szCs w:val="22"/>
+                <w:u w:val="none"/>
+                <w:lang w:val="en-US" w:eastAsia="zh-CN" w:bidi="ar"/>
+              </w:rPr>
+              <w:t>83</w:t>
+            </w:r>
+            <w:r>
+              <w:rPr>
+                <w:rFonts w:hint="eastAsia" w:cs="宋体"/>
+                <w:i w:val="0"/>
+                <w:iCs w:val="0"/>
+                <w:color w:val="000000"/>
+                <w:kern w:val="0"/>
+                <w:sz w:val="22"/>
+                <w:szCs w:val="22"/>
+                <w:u w:val="none"/>
+                <w:lang w:val="en-US" w:eastAsia="zh-CN" w:bidi="ar"/>
+              </w:rPr>
+              <w:t>.4</w:t>
+            </w:r>
+          </w:p>
+        </w:tc>
+        <w:tc>
+          <w:tcPr>
+            <w:tcW w:w="912" w:type="dxa"/>
+            <w:tcBorders>
+              <w:tl2br w:val="nil"/>
+              <w:tr2bl w:val="nil"/>
+            </w:tcBorders>
+            <w:shd w:val="clear" w:color="auto" w:fill="auto"/>
+            <w:noWrap/>
+            <w:vAlign w:val="center"/>
+          </w:tcPr>
+          <w:p>
+            <w:pPr>
+              <w:keepNext w:val="0"/>
+              <w:keepLines w:val="0"/>
+              <w:widowControl/>
+              <w:suppressLineNumbers w:val="0"/>
+              <w:jc w:val="left"/>
+              <w:textAlignment w:val="center"/>
+              <w:rPr>
+                <w:rFonts w:hint="eastAsia" w:ascii="Times New Roman" w:hAnsi="Times New Roman" w:eastAsia="宋体" w:cs="宋体"/>
+                <w:i w:val="0"/>
+                <w:iCs w:val="0"/>
+                <w:color w:val="000000"/>
+                <w:sz w:val="22"/>
+                <w:szCs w:val="22"/>
+                <w:u w:val="none"/>
+              </w:rPr>
+            </w:pPr>
+            <w:r>
+              <w:rPr>
+                <w:rFonts w:hint="eastAsia" w:ascii="Times New Roman" w:hAnsi="Times New Roman" w:eastAsia="宋体" w:cs="宋体"/>
+                <w:b/>
+                <w:bCs/>
+                <w:i w:val="0"/>
+                <w:iCs w:val="0"/>
+                <w:color w:val="0000FF"/>
+                <w:kern w:val="0"/>
+                <w:sz w:val="22"/>
+                <w:szCs w:val="22"/>
+                <w:u w:val="none"/>
+                <w:lang w:val="en-US" w:eastAsia="zh-CN" w:bidi="ar"/>
+              </w:rPr>
+              <w:t>85.6</w:t>
+            </w:r>
+          </w:p>
+        </w:tc>
+        <w:tc>
+          <w:tcPr>
+            <w:tcW w:w="1256" w:type="dxa"/>
+            <w:tcBorders>
+              <w:tl2br w:val="nil"/>
+              <w:tr2bl w:val="nil"/>
+            </w:tcBorders>
+            <w:shd w:val="clear" w:color="auto" w:fill="auto"/>
+            <w:noWrap/>
+            <w:vAlign w:val="center"/>
+          </w:tcPr>
+          <w:p>
+            <w:pPr>
+              <w:keepNext w:val="0"/>
+              <w:keepLines w:val="0"/>
+              <w:widowControl/>
+              <w:suppressLineNumbers w:val="0"/>
+              <w:jc w:val="left"/>
+              <w:textAlignment w:val="center"/>
+              <w:rPr>
+                <w:rFonts w:hint="eastAsia" w:ascii="Times New Roman" w:hAnsi="Times New Roman" w:eastAsia="宋体" w:cs="宋体"/>
+                <w:i w:val="0"/>
+                <w:iCs w:val="0"/>
+                <w:color w:val="000000"/>
+                <w:sz w:val="22"/>
+                <w:szCs w:val="22"/>
+                <w:u w:val="none"/>
+              </w:rPr>
+            </w:pPr>
+            <w:r>
+              <w:rPr>
+                <w:rFonts w:hint="eastAsia" w:ascii="Times New Roman" w:hAnsi="Times New Roman" w:eastAsia="宋体" w:cs="宋体"/>
+                <w:i w:val="0"/>
+                <w:iCs w:val="0"/>
+                <w:color w:val="000000"/>
+                <w:kern w:val="0"/>
+                <w:sz w:val="22"/>
+                <w:szCs w:val="22"/>
+                <w:u w:val="none"/>
+                <w:lang w:val="en-US" w:eastAsia="zh-CN" w:bidi="ar"/>
+              </w:rPr>
+              <w:t>48</w:t>
+            </w:r>
+            <w:r>
+              <w:rPr>
+                <w:rFonts w:hint="eastAsia" w:cs="宋体"/>
+                <w:i w:val="0"/>
+                <w:iCs w:val="0"/>
+                <w:color w:val="000000"/>
+                <w:kern w:val="0"/>
+                <w:sz w:val="22"/>
+                <w:szCs w:val="22"/>
+                <w:u w:val="none"/>
+                <w:lang w:val="en-US" w:eastAsia="zh-CN" w:bidi="ar"/>
+              </w:rPr>
+              <w:t>.</w:t>
+            </w:r>
+            <w:r>
+              <w:rPr>
+                <w:rFonts w:hint="eastAsia" w:ascii="Times New Roman" w:hAnsi="Times New Roman" w:eastAsia="宋体" w:cs="宋体"/>
+                <w:i w:val="0"/>
+                <w:iCs w:val="0"/>
+                <w:color w:val="000000"/>
+                <w:kern w:val="0"/>
+                <w:sz w:val="22"/>
+                <w:szCs w:val="22"/>
+                <w:u w:val="none"/>
+                <w:lang w:val="en-US" w:eastAsia="zh-CN" w:bidi="ar"/>
+              </w:rPr>
+              <w:t>9</w:t>
+            </w:r>
+          </w:p>
+        </w:tc>
+      </w:tr>
+      <w:bookmarkEnd w:id="0"/>
+    </w:tbl>
+    <w:p>
+      <w:pPr>
+        <w:jc w:val="center"/>
+        <w:rPr>
+          <w:rFonts w:hint="eastAsia"/>
+          <w:lang w:val="en-US" w:eastAsia="zh-CN"/>
+        </w:rPr>
+      </w:pPr>
+    </w:p>
+    <w:p>
+      <w:pPr>
+        <w:jc w:val="center"/>
+        <w:rPr>
+          <w:rFonts w:hint="eastAsia"/>
+          <w:lang w:val="en-US" w:eastAsia="zh-CN"/>
+        </w:rPr>
+      </w:pPr>
+    </w:p>
+    <w:tbl>
+      <w:tblPr>
+        <w:tblW w:w="10154" w:type="dxa"/>
+        <w:jc w:val="center"/>
+        <w:tblBorders>
+          <w:top w:val="single" w:color="auto" w:sz="12" w:space="0"/>
+          <w:left w:val="none" w:color="auto" w:sz="0" w:space="0"/>
+          <w:bottom w:val="single" w:color="auto" w:sz="12" w:space="0"/>
+          <w:right w:val="none" w:color="auto" w:sz="0" w:space="0"/>
+          <w:insideH w:val="none" w:color="auto" w:sz="0" w:space="0"/>
+          <w:insideV w:val="none" w:color="auto" w:sz="0" w:space="0"/>
+        </w:tblBorders>
+        <w:shd w:val="clear"/>
+        <w:tblLayout w:type="autofit"/>
+        <w:tblCellMar>
+          <w:top w:w="0" w:type="dxa"/>
+          <w:left w:w="108" w:type="dxa"/>
+          <w:bottom w:w="0" w:type="dxa"/>
+          <w:right w:w="108" w:type="dxa"/>
+        </w:tblCellMar>
+      </w:tblPr>
+      <w:tblGrid>
+        <w:gridCol w:w="3418"/>
+        <w:gridCol w:w="1035"/>
+        <w:gridCol w:w="821"/>
+        <w:gridCol w:w="889"/>
+        <w:gridCol w:w="1182"/>
+        <w:gridCol w:w="1145"/>
+        <w:gridCol w:w="1206"/>
+        <w:gridCol w:w="821"/>
+      </w:tblGrid>
+      <w:tr>
+        <w:tblPrEx>
+          <w:tblBorders>
+            <w:top w:val="single" w:color="auto" w:sz="12" w:space="0"/>
+            <w:left w:val="none" w:color="auto" w:sz="0" w:space="0"/>
+            <w:bottom w:val="single" w:color="auto" w:sz="12" w:space="0"/>
+            <w:right w:val="none" w:color="auto" w:sz="0" w:space="0"/>
+            <w:insideH w:val="none" w:color="auto" w:sz="0" w:space="0"/>
+            <w:insideV w:val="none" w:color="auto" w:sz="0" w:space="0"/>
+          </w:tblBorders>
+          <w:shd w:val="clear"/>
+          <w:tblCellMar>
+            <w:top w:w="0" w:type="dxa"/>
+            <w:left w:w="108" w:type="dxa"/>
+            <w:bottom w:w="0" w:type="dxa"/>
+            <w:right w:w="108" w:type="dxa"/>
+          </w:tblCellMar>
+        </w:tblPrEx>
+        <w:trPr>
+          <w:trHeight w:val="382" w:hRule="atLeast"/>
+          <w:jc w:val="center"/>
+        </w:trPr>
+        <w:tc>
+          <w:tcPr>
+            <w:tcW w:w="3418" w:type="dxa"/>
+            <w:tcBorders>
+              <w:bottom w:val="single" w:color="auto" w:sz="12" w:space="0"/>
+            </w:tcBorders>
+            <w:shd w:val="clear"/>
+            <w:noWrap/>
+            <w:vAlign w:val="center"/>
+          </w:tcPr>
+          <w:p>
+            <w:pPr>
+              <w:keepNext w:val="0"/>
+              <w:keepLines w:val="0"/>
+              <w:widowControl/>
+              <w:suppressLineNumbers w:val="0"/>
+              <w:jc w:val="center"/>
+              <w:textAlignment w:val="center"/>
+              <w:rPr>
+                <w:rFonts w:hint="eastAsia" w:ascii="Times New Roman" w:hAnsi="Times New Roman" w:eastAsia="宋体" w:cs="宋体"/>
+                <w:i w:val="0"/>
+                <w:iCs w:val="0"/>
+                <w:color w:val="000000"/>
+                <w:sz w:val="22"/>
+                <w:szCs w:val="22"/>
+                <w:u w:val="none"/>
+              </w:rPr>
+            </w:pPr>
+            <w:r>
+              <w:rPr>
+                <w:rFonts w:hint="eastAsia" w:ascii="Times New Roman" w:hAnsi="Times New Roman" w:eastAsia="宋体" w:cs="宋体"/>
+                <w:i w:val="0"/>
+                <w:iCs w:val="0"/>
+                <w:color w:val="000000"/>
+                <w:kern w:val="0"/>
+                <w:sz w:val="22"/>
+                <w:szCs w:val="22"/>
+                <w:u w:val="none"/>
+                <w:bdr w:val="none" w:color="auto" w:sz="0" w:space="0"/>
+                <w:lang w:val="en-US" w:eastAsia="zh-CN" w:bidi="ar"/>
+              </w:rPr>
+              <w:t>Model</w:t>
+            </w:r>
+          </w:p>
+        </w:tc>
+        <w:tc>
+          <w:tcPr>
+            <w:tcW w:w="977" w:type="dxa"/>
+            <w:tcBorders>
+              <w:bottom w:val="single" w:color="auto" w:sz="12" w:space="0"/>
+            </w:tcBorders>
+            <w:shd w:val="clear"/>
+            <w:noWrap/>
+            <w:vAlign w:val="center"/>
+          </w:tcPr>
+          <w:p>
+            <w:pPr>
+              <w:keepNext w:val="0"/>
+              <w:keepLines w:val="0"/>
+              <w:widowControl/>
+              <w:suppressLineNumbers w:val="0"/>
+              <w:jc w:val="center"/>
+              <w:textAlignment w:val="center"/>
+              <w:rPr>
+                <w:rFonts w:hint="eastAsia" w:ascii="Times New Roman" w:hAnsi="Times New Roman" w:eastAsia="宋体" w:cs="宋体"/>
+                <w:i w:val="0"/>
+                <w:iCs w:val="0"/>
+                <w:color w:val="000000"/>
+                <w:sz w:val="22"/>
+                <w:szCs w:val="22"/>
+                <w:u w:val="none"/>
+              </w:rPr>
+            </w:pPr>
+            <w:r>
+              <w:rPr>
+                <w:rFonts w:hint="eastAsia" w:ascii="Times New Roman" w:hAnsi="Times New Roman" w:eastAsia="宋体" w:cs="宋体"/>
+                <w:i w:val="0"/>
+                <w:iCs w:val="0"/>
+                <w:color w:val="000000"/>
+                <w:kern w:val="0"/>
+                <w:sz w:val="22"/>
+                <w:szCs w:val="22"/>
+                <w:u w:val="none"/>
+                <w:bdr w:val="none" w:color="auto" w:sz="0" w:space="0"/>
+                <w:lang w:val="en-US" w:eastAsia="zh-CN" w:bidi="ar"/>
+              </w:rPr>
+              <w:t>Precision</w:t>
+            </w:r>
+          </w:p>
+        </w:tc>
+        <w:tc>
+          <w:tcPr>
+            <w:tcW w:w="792" w:type="dxa"/>
+            <w:tcBorders>
+              <w:bottom w:val="single" w:color="auto" w:sz="12" w:space="0"/>
+            </w:tcBorders>
+            <w:shd w:val="clear"/>
+            <w:noWrap/>
+            <w:vAlign w:val="center"/>
+          </w:tcPr>
+          <w:p>
+            <w:pPr>
+              <w:keepNext w:val="0"/>
+              <w:keepLines w:val="0"/>
+              <w:widowControl/>
+              <w:suppressLineNumbers w:val="0"/>
+              <w:jc w:val="center"/>
+              <w:textAlignment w:val="center"/>
+              <w:rPr>
+                <w:rFonts w:hint="eastAsia" w:ascii="Times New Roman" w:hAnsi="Times New Roman" w:eastAsia="宋体" w:cs="宋体"/>
+                <w:i w:val="0"/>
+                <w:iCs w:val="0"/>
+                <w:color w:val="000000"/>
+                <w:sz w:val="22"/>
+                <w:szCs w:val="22"/>
+                <w:u w:val="none"/>
+              </w:rPr>
+            </w:pPr>
+            <w:r>
+              <w:rPr>
+                <w:rFonts w:hint="eastAsia" w:ascii="Times New Roman" w:hAnsi="Times New Roman" w:eastAsia="宋体" w:cs="宋体"/>
+                <w:i w:val="0"/>
+                <w:iCs w:val="0"/>
+                <w:color w:val="000000"/>
+                <w:kern w:val="0"/>
+                <w:sz w:val="22"/>
+                <w:szCs w:val="22"/>
+                <w:u w:val="none"/>
+                <w:bdr w:val="none" w:color="auto" w:sz="0" w:space="0"/>
+                <w:lang w:val="en-US" w:eastAsia="zh-CN" w:bidi="ar"/>
+              </w:rPr>
+              <w:t>Recall</w:t>
+            </w:r>
+          </w:p>
+        </w:tc>
+        <w:tc>
+          <w:tcPr>
+            <w:tcW w:w="839" w:type="dxa"/>
+            <w:tcBorders>
+              <w:bottom w:val="single" w:color="auto" w:sz="12" w:space="0"/>
+            </w:tcBorders>
+            <w:shd w:val="clear"/>
+            <w:noWrap/>
+            <w:vAlign w:val="center"/>
+          </w:tcPr>
+          <w:p>
+            <w:pPr>
+              <w:keepNext w:val="0"/>
+              <w:keepLines w:val="0"/>
+              <w:widowControl/>
+              <w:suppressLineNumbers w:val="0"/>
+              <w:jc w:val="center"/>
+              <w:textAlignment w:val="center"/>
+              <w:rPr>
+                <w:rFonts w:hint="eastAsia" w:ascii="Times New Roman" w:hAnsi="Times New Roman" w:eastAsia="宋体" w:cs="宋体"/>
+                <w:i w:val="0"/>
+                <w:iCs w:val="0"/>
+                <w:color w:val="000000"/>
+                <w:sz w:val="22"/>
+                <w:szCs w:val="22"/>
+                <w:u w:val="none"/>
+              </w:rPr>
+            </w:pPr>
+            <w:r>
+              <w:rPr>
+                <w:rFonts w:hint="eastAsia" w:ascii="Times New Roman" w:hAnsi="Times New Roman" w:eastAsia="宋体" w:cs="宋体"/>
+                <w:i w:val="0"/>
+                <w:iCs w:val="0"/>
+                <w:color w:val="000000"/>
+                <w:kern w:val="0"/>
+                <w:sz w:val="22"/>
+                <w:szCs w:val="22"/>
+                <w:u w:val="none"/>
+                <w:bdr w:val="none" w:color="auto" w:sz="0" w:space="0"/>
+                <w:lang w:val="en-US" w:eastAsia="zh-CN" w:bidi="ar"/>
+              </w:rPr>
+              <w:t>mAP50</w:t>
+            </w:r>
+          </w:p>
+        </w:tc>
+        <w:tc>
+          <w:tcPr>
+            <w:tcW w:w="1116" w:type="dxa"/>
+            <w:tcBorders>
+              <w:bottom w:val="single" w:color="auto" w:sz="12" w:space="0"/>
+            </w:tcBorders>
+            <w:shd w:val="clear"/>
+            <w:noWrap/>
+            <w:vAlign w:val="center"/>
+          </w:tcPr>
+          <w:p>
+            <w:pPr>
+              <w:keepNext w:val="0"/>
+              <w:keepLines w:val="0"/>
+              <w:widowControl/>
+              <w:suppressLineNumbers w:val="0"/>
+              <w:jc w:val="center"/>
+              <w:textAlignment w:val="center"/>
+              <w:rPr>
+                <w:rFonts w:hint="eastAsia" w:ascii="Times New Roman" w:hAnsi="Times New Roman" w:eastAsia="宋体" w:cs="宋体"/>
+                <w:i w:val="0"/>
+                <w:iCs w:val="0"/>
+                <w:color w:val="000000"/>
+                <w:sz w:val="22"/>
+                <w:szCs w:val="22"/>
+                <w:u w:val="none"/>
+              </w:rPr>
+            </w:pPr>
+            <w:r>
+              <w:rPr>
+                <w:rFonts w:hint="eastAsia" w:ascii="Times New Roman" w:hAnsi="Times New Roman" w:eastAsia="宋体" w:cs="宋体"/>
+                <w:i w:val="0"/>
+                <w:iCs w:val="0"/>
+                <w:color w:val="000000"/>
+                <w:kern w:val="0"/>
+                <w:sz w:val="22"/>
+                <w:szCs w:val="22"/>
+                <w:u w:val="none"/>
+                <w:bdr w:val="none" w:color="auto" w:sz="0" w:space="0"/>
+                <w:lang w:val="en-US" w:eastAsia="zh-CN" w:bidi="ar"/>
+              </w:rPr>
+              <w:t>mAP50-95</w:t>
+            </w:r>
+          </w:p>
+        </w:tc>
+        <w:tc>
+          <w:tcPr>
+            <w:tcW w:w="1081" w:type="dxa"/>
+            <w:tcBorders>
+              <w:bottom w:val="single" w:color="auto" w:sz="12" w:space="0"/>
+            </w:tcBorders>
+            <w:shd w:val="clear"/>
+            <w:noWrap/>
+            <w:vAlign w:val="center"/>
+          </w:tcPr>
+          <w:p>
+            <w:pPr>
+              <w:keepNext w:val="0"/>
+              <w:keepLines w:val="0"/>
+              <w:widowControl/>
+              <w:suppressLineNumbers w:val="0"/>
+              <w:jc w:val="center"/>
+              <w:textAlignment w:val="center"/>
+              <w:rPr>
+                <w:rFonts w:hint="eastAsia" w:ascii="Times New Roman" w:hAnsi="Times New Roman" w:eastAsia="宋体" w:cs="宋体"/>
+                <w:i w:val="0"/>
+                <w:iCs w:val="0"/>
+                <w:color w:val="000000"/>
+                <w:sz w:val="22"/>
+                <w:szCs w:val="22"/>
+                <w:u w:val="none"/>
+              </w:rPr>
+            </w:pPr>
+            <w:r>
+              <w:rPr>
+                <w:rFonts w:hint="eastAsia" w:ascii="Times New Roman" w:hAnsi="Times New Roman" w:eastAsia="宋体" w:cs="宋体"/>
+                <w:i w:val="0"/>
+                <w:iCs w:val="0"/>
+                <w:color w:val="000000"/>
+                <w:kern w:val="0"/>
+                <w:sz w:val="22"/>
+                <w:szCs w:val="22"/>
+                <w:u w:val="none"/>
+                <w:bdr w:val="none" w:color="auto" w:sz="0" w:space="0"/>
+                <w:lang w:val="en-US" w:eastAsia="zh-CN" w:bidi="ar"/>
+              </w:rPr>
+              <w:t>FLOPs(G)</w:t>
+            </w:r>
+          </w:p>
+        </w:tc>
+        <w:tc>
+          <w:tcPr>
+            <w:tcW w:w="1139" w:type="dxa"/>
+            <w:tcBorders>
+              <w:bottom w:val="single" w:color="auto" w:sz="12" w:space="0"/>
+            </w:tcBorders>
+            <w:shd w:val="clear"/>
+            <w:noWrap/>
+            <w:vAlign w:val="center"/>
+          </w:tcPr>
+          <w:p>
+            <w:pPr>
+              <w:keepNext w:val="0"/>
+              <w:keepLines w:val="0"/>
+              <w:widowControl/>
+              <w:suppressLineNumbers w:val="0"/>
+              <w:jc w:val="center"/>
+              <w:textAlignment w:val="center"/>
+              <w:rPr>
+                <w:rFonts w:hint="eastAsia" w:ascii="Times New Roman" w:hAnsi="Times New Roman" w:eastAsia="宋体" w:cs="宋体"/>
+                <w:i w:val="0"/>
+                <w:iCs w:val="0"/>
+                <w:color w:val="000000"/>
+                <w:sz w:val="22"/>
+                <w:szCs w:val="22"/>
+                <w:u w:val="none"/>
+              </w:rPr>
+            </w:pPr>
+            <w:r>
+              <w:rPr>
+                <w:rFonts w:hint="eastAsia" w:ascii="Times New Roman" w:hAnsi="Times New Roman" w:eastAsia="宋体" w:cs="宋体"/>
+                <w:i w:val="0"/>
+                <w:iCs w:val="0"/>
+                <w:color w:val="000000"/>
+                <w:kern w:val="0"/>
+                <w:sz w:val="22"/>
+                <w:szCs w:val="22"/>
+                <w:u w:val="none"/>
+                <w:bdr w:val="none" w:color="auto" w:sz="0" w:space="0"/>
+                <w:lang w:val="en-US" w:eastAsia="zh-CN" w:bidi="ar"/>
+              </w:rPr>
+              <w:t>Params(M)</w:t>
+            </w:r>
+          </w:p>
+        </w:tc>
+        <w:tc>
+          <w:tcPr>
+            <w:tcW w:w="792" w:type="dxa"/>
+            <w:tcBorders>
+              <w:bottom w:val="single" w:color="auto" w:sz="12" w:space="0"/>
+            </w:tcBorders>
+            <w:shd w:val="clear"/>
+            <w:noWrap/>
+            <w:vAlign w:val="center"/>
+          </w:tcPr>
+          <w:p>
+            <w:pPr>
+              <w:keepNext w:val="0"/>
+              <w:keepLines w:val="0"/>
+              <w:widowControl/>
+              <w:suppressLineNumbers w:val="0"/>
+              <w:jc w:val="center"/>
+              <w:textAlignment w:val="center"/>
+              <w:rPr>
+                <w:rFonts w:hint="eastAsia" w:ascii="Times New Roman" w:hAnsi="Times New Roman" w:eastAsia="宋体" w:cs="宋体"/>
+                <w:i w:val="0"/>
+                <w:iCs w:val="0"/>
+                <w:color w:val="000000"/>
+                <w:sz w:val="22"/>
+                <w:szCs w:val="22"/>
+                <w:u w:val="none"/>
+              </w:rPr>
+            </w:pPr>
+            <w:r>
+              <w:rPr>
+                <w:rFonts w:hint="eastAsia" w:ascii="Times New Roman" w:hAnsi="Times New Roman" w:eastAsia="宋体" w:cs="宋体"/>
+                <w:i w:val="0"/>
+                <w:iCs w:val="0"/>
+                <w:color w:val="000000"/>
+                <w:kern w:val="0"/>
+                <w:sz w:val="22"/>
+                <w:szCs w:val="22"/>
+                <w:u w:val="none"/>
+                <w:bdr w:val="none" w:color="auto" w:sz="0" w:space="0"/>
+                <w:lang w:val="en-US" w:eastAsia="zh-CN" w:bidi="ar"/>
+              </w:rPr>
+              <w:t>FPS</w:t>
+            </w:r>
+          </w:p>
+        </w:tc>
+      </w:tr>
+      <w:tr>
+        <w:tblPrEx>
+          <w:tblBorders>
+            <w:top w:val="single" w:color="auto" w:sz="12" w:space="0"/>
+            <w:left w:val="none" w:color="auto" w:sz="0" w:space="0"/>
+            <w:bottom w:val="single" w:color="auto" w:sz="12" w:space="0"/>
+            <w:right w:val="none" w:color="auto" w:sz="0" w:space="0"/>
+            <w:insideH w:val="none" w:color="auto" w:sz="0" w:space="0"/>
+            <w:insideV w:val="none" w:color="auto" w:sz="0" w:space="0"/>
+          </w:tblBorders>
+          <w:shd w:val="clear"/>
+          <w:tblCellMar>
+            <w:top w:w="0" w:type="dxa"/>
+            <w:left w:w="108" w:type="dxa"/>
+            <w:bottom w:w="0" w:type="dxa"/>
+            <w:right w:w="108" w:type="dxa"/>
+          </w:tblCellMar>
+        </w:tblPrEx>
+        <w:trPr>
+          <w:trHeight w:val="382" w:hRule="atLeast"/>
+          <w:jc w:val="center"/>
+        </w:trPr>
+        <w:tc>
+          <w:tcPr>
+            <w:tcW w:w="3418" w:type="dxa"/>
+            <w:tcBorders>
+              <w:top w:val="single" w:color="auto" w:sz="12" w:space="0"/>
+              <w:tl2br w:val="nil"/>
+              <w:tr2bl w:val="nil"/>
+            </w:tcBorders>
+            <w:shd w:val="clear"/>
+            <w:noWrap/>
+            <w:vAlign w:val="center"/>
+          </w:tcPr>
+          <w:p>
+            <w:pPr>
+              <w:keepNext w:val="0"/>
+              <w:keepLines w:val="0"/>
+              <w:widowControl/>
+              <w:suppressLineNumbers w:val="0"/>
+              <w:jc w:val="center"/>
+              <w:textAlignment w:val="center"/>
+              <w:rPr>
+                <w:rFonts w:hint="eastAsia" w:ascii="Times New Roman" w:hAnsi="Times New Roman" w:eastAsia="宋体" w:cs="宋体"/>
+                <w:i w:val="0"/>
+                <w:iCs w:val="0"/>
+                <w:color w:val="000000"/>
+                <w:sz w:val="22"/>
+                <w:szCs w:val="22"/>
+                <w:u w:val="none"/>
+              </w:rPr>
+            </w:pPr>
+            <w:r>
+              <w:rPr>
+                <w:rFonts w:hint="eastAsia" w:ascii="Times New Roman" w:hAnsi="Times New Roman" w:eastAsia="宋体" w:cs="宋体"/>
+                <w:i w:val="0"/>
+                <w:iCs w:val="0"/>
+                <w:color w:val="000000"/>
+                <w:kern w:val="0"/>
+                <w:sz w:val="22"/>
+                <w:szCs w:val="22"/>
+                <w:u w:val="none"/>
+                <w:bdr w:val="none" w:color="auto" w:sz="0" w:space="0"/>
+                <w:lang w:val="en-US" w:eastAsia="zh-CN" w:bidi="ar"/>
+              </w:rPr>
+              <w:t>YOLO26s-RGBT-midfusion</w:t>
+            </w:r>
+          </w:p>
+        </w:tc>
+        <w:tc>
+          <w:tcPr>
+            <w:tcW w:w="977" w:type="dxa"/>
+            <w:tcBorders>
+              <w:top w:val="single" w:color="auto" w:sz="12" w:space="0"/>
+              <w:tl2br w:val="nil"/>
+              <w:tr2bl w:val="nil"/>
+            </w:tcBorders>
+            <w:shd w:val="clear"/>
+            <w:noWrap/>
+            <w:vAlign w:val="center"/>
+          </w:tcPr>
+          <w:p>
+            <w:pPr>
+              <w:keepNext w:val="0"/>
+              <w:keepLines w:val="0"/>
+              <w:widowControl/>
+              <w:suppressLineNumbers w:val="0"/>
+              <w:jc w:val="left"/>
+              <w:textAlignment w:val="center"/>
+              <w:rPr>
+                <w:rFonts w:hint="eastAsia" w:ascii="Times New Roman" w:hAnsi="Times New Roman" w:eastAsia="宋体" w:cs="宋体"/>
+                <w:i w:val="0"/>
+                <w:iCs w:val="0"/>
+                <w:color w:val="000000"/>
+                <w:sz w:val="22"/>
+                <w:szCs w:val="22"/>
+                <w:u w:val="none"/>
+              </w:rPr>
+            </w:pPr>
+            <w:r>
+              <w:rPr>
+                <w:rFonts w:hint="eastAsia" w:ascii="Times New Roman" w:hAnsi="Times New Roman" w:eastAsia="宋体" w:cs="宋体"/>
+                <w:i w:val="0"/>
+                <w:iCs w:val="0"/>
+                <w:color w:val="000000"/>
+                <w:kern w:val="0"/>
+                <w:sz w:val="22"/>
+                <w:szCs w:val="22"/>
+                <w:u w:val="none"/>
+                <w:lang w:val="en-US" w:eastAsia="zh-CN" w:bidi="ar"/>
+              </w:rPr>
+              <w:t>83</w:t>
+            </w:r>
+            <w:r>
+              <w:rPr>
+                <w:rFonts w:hint="eastAsia" w:cs="宋体"/>
+                <w:i w:val="0"/>
+                <w:iCs w:val="0"/>
+                <w:color w:val="000000"/>
+                <w:kern w:val="0"/>
+                <w:sz w:val="22"/>
+                <w:szCs w:val="22"/>
+                <w:u w:val="none"/>
+                <w:lang w:val="en-US" w:eastAsia="zh-CN" w:bidi="ar"/>
+              </w:rPr>
+              <w:t>.4</w:t>
+            </w:r>
+          </w:p>
+        </w:tc>
+        <w:tc>
+          <w:tcPr>
+            <w:tcW w:w="0" w:type="auto"/>
+            <w:tcBorders>
+              <w:top w:val="single" w:color="auto" w:sz="12" w:space="0"/>
+              <w:tl2br w:val="nil"/>
+              <w:tr2bl w:val="nil"/>
+            </w:tcBorders>
+            <w:shd w:val="clear"/>
+            <w:noWrap/>
+            <w:vAlign w:val="center"/>
+          </w:tcPr>
+          <w:p>
+            <w:pPr>
+              <w:keepNext w:val="0"/>
+              <w:keepLines w:val="0"/>
+              <w:widowControl/>
+              <w:suppressLineNumbers w:val="0"/>
+              <w:jc w:val="left"/>
+              <w:textAlignment w:val="center"/>
+              <w:rPr>
+                <w:rFonts w:hint="eastAsia" w:ascii="Times New Roman" w:hAnsi="Times New Roman" w:eastAsia="宋体" w:cs="宋体"/>
+                <w:i w:val="0"/>
+                <w:iCs w:val="0"/>
+                <w:color w:val="000000"/>
+                <w:sz w:val="22"/>
+                <w:szCs w:val="22"/>
+                <w:u w:val="none"/>
+              </w:rPr>
+            </w:pPr>
+            <w:r>
+              <w:rPr>
+                <w:rFonts w:hint="eastAsia" w:ascii="Times New Roman" w:hAnsi="Times New Roman" w:eastAsia="宋体" w:cs="宋体"/>
+                <w:i w:val="0"/>
+                <w:iCs w:val="0"/>
+                <w:color w:val="000000"/>
+                <w:kern w:val="0"/>
+                <w:sz w:val="22"/>
+                <w:szCs w:val="22"/>
+                <w:u w:val="none"/>
+                <w:bdr w:val="none" w:color="auto" w:sz="0" w:space="0"/>
+                <w:lang w:val="en-US" w:eastAsia="zh-CN" w:bidi="ar"/>
+              </w:rPr>
+              <w:t>0.7807</w:t>
+            </w:r>
+          </w:p>
+        </w:tc>
+        <w:tc>
+          <w:tcPr>
+            <w:tcW w:w="839" w:type="dxa"/>
+            <w:tcBorders>
+              <w:top w:val="single" w:color="auto" w:sz="12" w:space="0"/>
+              <w:tl2br w:val="nil"/>
+              <w:tr2bl w:val="nil"/>
+            </w:tcBorders>
+            <w:shd w:val="clear"/>
+            <w:noWrap/>
+            <w:vAlign w:val="center"/>
+          </w:tcPr>
+          <w:p>
+            <w:pPr>
+              <w:keepNext w:val="0"/>
+              <w:keepLines w:val="0"/>
+              <w:widowControl/>
+              <w:suppressLineNumbers w:val="0"/>
+              <w:jc w:val="left"/>
+              <w:textAlignment w:val="center"/>
+              <w:rPr>
+                <w:rFonts w:hint="eastAsia" w:ascii="Times New Roman" w:hAnsi="Times New Roman" w:eastAsia="宋体" w:cs="宋体"/>
+                <w:i w:val="0"/>
+                <w:iCs w:val="0"/>
+                <w:color w:val="000000"/>
+                <w:sz w:val="22"/>
+                <w:szCs w:val="22"/>
+                <w:u w:val="none"/>
+              </w:rPr>
+            </w:pPr>
+            <w:r>
+              <w:rPr>
+                <w:rFonts w:hint="eastAsia" w:ascii="Times New Roman" w:hAnsi="Times New Roman" w:eastAsia="宋体" w:cs="宋体"/>
+                <w:i w:val="0"/>
+                <w:iCs w:val="0"/>
+                <w:color w:val="000000"/>
+                <w:kern w:val="0"/>
+                <w:sz w:val="22"/>
+                <w:szCs w:val="22"/>
+                <w:u w:val="none"/>
+                <w:lang w:val="en-US" w:eastAsia="zh-CN" w:bidi="ar"/>
+              </w:rPr>
+              <w:t>85</w:t>
+            </w:r>
+            <w:r>
+              <w:rPr>
+                <w:rFonts w:hint="eastAsia" w:cs="宋体"/>
+                <w:i w:val="0"/>
+                <w:iCs w:val="0"/>
+                <w:color w:val="000000"/>
+                <w:kern w:val="0"/>
+                <w:sz w:val="22"/>
+                <w:szCs w:val="22"/>
+                <w:u w:val="none"/>
+                <w:lang w:val="en-US" w:eastAsia="zh-CN" w:bidi="ar"/>
+              </w:rPr>
+              <w:t>.2</w:t>
+            </w:r>
+          </w:p>
+        </w:tc>
+        <w:tc>
+          <w:tcPr>
+            <w:tcW w:w="1116" w:type="dxa"/>
+            <w:tcBorders>
+              <w:top w:val="single" w:color="auto" w:sz="12" w:space="0"/>
+              <w:tl2br w:val="nil"/>
+              <w:tr2bl w:val="nil"/>
+            </w:tcBorders>
+            <w:shd w:val="clear"/>
+            <w:noWrap/>
+            <w:vAlign w:val="center"/>
+          </w:tcPr>
+          <w:p>
+            <w:pPr>
+              <w:keepNext w:val="0"/>
+              <w:keepLines w:val="0"/>
+              <w:widowControl/>
+              <w:suppressLineNumbers w:val="0"/>
+              <w:jc w:val="left"/>
+              <w:textAlignment w:val="center"/>
+              <w:rPr>
+                <w:rFonts w:hint="eastAsia" w:ascii="Times New Roman" w:hAnsi="Times New Roman" w:eastAsia="宋体" w:cs="宋体"/>
+                <w:i w:val="0"/>
+                <w:iCs w:val="0"/>
+                <w:color w:val="000000"/>
+                <w:sz w:val="22"/>
+                <w:szCs w:val="22"/>
+                <w:u w:val="none"/>
+              </w:rPr>
+            </w:pPr>
+            <w:r>
+              <w:rPr>
+                <w:rFonts w:hint="eastAsia" w:ascii="Times New Roman" w:hAnsi="Times New Roman" w:eastAsia="宋体" w:cs="宋体"/>
+                <w:b/>
+                <w:bCs/>
+                <w:i w:val="0"/>
+                <w:iCs w:val="0"/>
+                <w:color w:val="0000FF"/>
+                <w:kern w:val="0"/>
+                <w:sz w:val="22"/>
+                <w:szCs w:val="22"/>
+                <w:u w:val="none"/>
+                <w:lang w:val="en-US" w:eastAsia="zh-CN" w:bidi="ar"/>
+              </w:rPr>
+              <w:t>49.2</w:t>
+            </w:r>
+          </w:p>
+        </w:tc>
+        <w:tc>
+          <w:tcPr>
+            <w:tcW w:w="0" w:type="auto"/>
+            <w:tcBorders>
+              <w:top w:val="single" w:color="auto" w:sz="12" w:space="0"/>
+              <w:tl2br w:val="nil"/>
+              <w:tr2bl w:val="nil"/>
+            </w:tcBorders>
+            <w:shd w:val="clear"/>
+            <w:noWrap/>
+            <w:vAlign w:val="center"/>
+          </w:tcPr>
+          <w:p>
+            <w:pPr>
+              <w:keepNext w:val="0"/>
+              <w:keepLines w:val="0"/>
+              <w:widowControl/>
+              <w:suppressLineNumbers w:val="0"/>
+              <w:jc w:val="left"/>
+              <w:textAlignment w:val="center"/>
+              <w:rPr>
+                <w:rFonts w:hint="eastAsia" w:ascii="Times New Roman" w:hAnsi="Times New Roman" w:eastAsia="宋体" w:cs="宋体"/>
+                <w:i w:val="0"/>
+                <w:iCs w:val="0"/>
+                <w:color w:val="000000"/>
+                <w:sz w:val="22"/>
+                <w:szCs w:val="22"/>
+                <w:u w:val="none"/>
+              </w:rPr>
+            </w:pPr>
+            <w:r>
+              <w:rPr>
+                <w:rFonts w:hint="eastAsia" w:ascii="Times New Roman" w:hAnsi="Times New Roman" w:eastAsia="宋体" w:cs="宋体"/>
+                <w:i w:val="0"/>
+                <w:iCs w:val="0"/>
+                <w:color w:val="000000"/>
+                <w:kern w:val="0"/>
+                <w:sz w:val="22"/>
+                <w:szCs w:val="22"/>
+                <w:u w:val="none"/>
+                <w:bdr w:val="none" w:color="auto" w:sz="0" w:space="0"/>
+                <w:lang w:val="en-US" w:eastAsia="zh-CN" w:bidi="ar"/>
+              </w:rPr>
+              <w:t>34.41</w:t>
+            </w:r>
+          </w:p>
+        </w:tc>
+        <w:tc>
+          <w:tcPr>
+            <w:tcW w:w="0" w:type="auto"/>
+            <w:tcBorders>
+              <w:top w:val="single" w:color="auto" w:sz="12" w:space="0"/>
+              <w:tl2br w:val="nil"/>
+              <w:tr2bl w:val="nil"/>
+            </w:tcBorders>
+            <w:shd w:val="clear"/>
+            <w:noWrap/>
+            <w:vAlign w:val="center"/>
+          </w:tcPr>
+          <w:p>
+            <w:pPr>
+              <w:keepNext w:val="0"/>
+              <w:keepLines w:val="0"/>
+              <w:widowControl/>
+              <w:suppressLineNumbers w:val="0"/>
+              <w:jc w:val="left"/>
+              <w:textAlignment w:val="center"/>
+              <w:rPr>
+                <w:rFonts w:hint="eastAsia" w:ascii="Times New Roman" w:hAnsi="Times New Roman" w:eastAsia="宋体" w:cs="宋体"/>
+                <w:i w:val="0"/>
+                <w:iCs w:val="0"/>
+                <w:color w:val="000000"/>
+                <w:sz w:val="22"/>
+                <w:szCs w:val="22"/>
+                <w:u w:val="none"/>
+              </w:rPr>
+            </w:pPr>
+            <w:r>
+              <w:rPr>
+                <w:rFonts w:hint="eastAsia" w:ascii="Times New Roman" w:hAnsi="Times New Roman" w:eastAsia="宋体" w:cs="宋体"/>
+                <w:i w:val="0"/>
+                <w:iCs w:val="0"/>
+                <w:color w:val="000000"/>
+                <w:kern w:val="0"/>
+                <w:sz w:val="22"/>
+                <w:szCs w:val="22"/>
+                <w:u w:val="none"/>
+                <w:bdr w:val="none" w:color="auto" w:sz="0" w:space="0"/>
+                <w:lang w:val="en-US" w:eastAsia="zh-CN" w:bidi="ar"/>
+              </w:rPr>
+              <w:t>15.24</w:t>
+            </w:r>
+          </w:p>
+        </w:tc>
+        <w:tc>
+          <w:tcPr>
+            <w:tcW w:w="0" w:type="auto"/>
+            <w:tcBorders>
+              <w:top w:val="single" w:color="auto" w:sz="12" w:space="0"/>
+              <w:tl2br w:val="nil"/>
+              <w:tr2bl w:val="nil"/>
+            </w:tcBorders>
+            <w:shd w:val="clear"/>
+            <w:noWrap/>
+            <w:vAlign w:val="center"/>
+          </w:tcPr>
+          <w:p>
+            <w:pPr>
+              <w:keepNext w:val="0"/>
+              <w:keepLines w:val="0"/>
+              <w:widowControl/>
+              <w:suppressLineNumbers w:val="0"/>
+              <w:jc w:val="left"/>
+              <w:textAlignment w:val="center"/>
+              <w:rPr>
+                <w:rFonts w:hint="eastAsia" w:ascii="Times New Roman" w:hAnsi="Times New Roman" w:eastAsia="宋体" w:cs="宋体"/>
+                <w:i w:val="0"/>
+                <w:iCs w:val="0"/>
+                <w:color w:val="000000"/>
+                <w:sz w:val="22"/>
+                <w:szCs w:val="22"/>
+                <w:u w:val="none"/>
+              </w:rPr>
+            </w:pPr>
+            <w:r>
+              <w:rPr>
+                <w:rFonts w:hint="eastAsia" w:ascii="Times New Roman" w:hAnsi="Times New Roman" w:eastAsia="宋体" w:cs="宋体"/>
+                <w:i w:val="0"/>
+                <w:iCs w:val="0"/>
+                <w:color w:val="000000"/>
+                <w:kern w:val="0"/>
+                <w:sz w:val="22"/>
+                <w:szCs w:val="22"/>
+                <w:u w:val="none"/>
+                <w:bdr w:val="none" w:color="auto" w:sz="0" w:space="0"/>
+                <w:lang w:val="en-US" w:eastAsia="zh-CN" w:bidi="ar"/>
+              </w:rPr>
+              <w:t>109.53</w:t>
+            </w:r>
+          </w:p>
+        </w:tc>
+      </w:tr>
+      <w:tr>
+        <w:tblPrEx>
+          <w:tblBorders>
+            <w:top w:val="single" w:color="auto" w:sz="12" w:space="0"/>
+            <w:left w:val="none" w:color="auto" w:sz="0" w:space="0"/>
+            <w:bottom w:val="single" w:color="auto" w:sz="12" w:space="0"/>
+            <w:right w:val="none" w:color="auto" w:sz="0" w:space="0"/>
+            <w:insideH w:val="none" w:color="auto" w:sz="0" w:space="0"/>
+            <w:insideV w:val="none" w:color="auto" w:sz="0" w:space="0"/>
+          </w:tblBorders>
+          <w:shd w:val="clear"/>
+          <w:tblCellMar>
+            <w:top w:w="0" w:type="dxa"/>
+            <w:left w:w="108" w:type="dxa"/>
+            <w:bottom w:w="0" w:type="dxa"/>
+            <w:right w:w="108" w:type="dxa"/>
+          </w:tblCellMar>
+        </w:tblPrEx>
+        <w:trPr>
+          <w:trHeight w:val="309" w:hRule="atLeast"/>
+          <w:jc w:val="center"/>
+        </w:trPr>
+        <w:tc>
+          <w:tcPr>
+            <w:tcW w:w="3418" w:type="dxa"/>
+            <w:tcBorders>
+              <w:tl2br w:val="nil"/>
+              <w:tr2bl w:val="nil"/>
+            </w:tcBorders>
+            <w:shd w:val="clear"/>
+            <w:noWrap/>
+            <w:vAlign w:val="center"/>
+          </w:tcPr>
+          <w:p>
+            <w:pPr>
+              <w:keepNext w:val="0"/>
+              <w:keepLines w:val="0"/>
+              <w:widowControl/>
+              <w:suppressLineNumbers w:val="0"/>
+              <w:jc w:val="center"/>
+              <w:textAlignment w:val="center"/>
+              <w:rPr>
+                <w:rFonts w:hint="eastAsia" w:ascii="Times New Roman" w:hAnsi="Times New Roman" w:eastAsia="宋体" w:cs="宋体"/>
+                <w:i w:val="0"/>
+                <w:iCs w:val="0"/>
+                <w:color w:val="000000"/>
+                <w:sz w:val="22"/>
+                <w:szCs w:val="22"/>
+                <w:u w:val="none"/>
+              </w:rPr>
+            </w:pPr>
+            <w:r>
+              <w:rPr>
+                <w:rFonts w:hint="eastAsia" w:cs="宋体"/>
+                <w:i w:val="0"/>
+                <w:iCs w:val="0"/>
+                <w:color w:val="000000"/>
+                <w:kern w:val="0"/>
+                <w:sz w:val="22"/>
+                <w:szCs w:val="22"/>
+                <w:u w:val="none"/>
+                <w:bdr w:val="none" w:color="auto" w:sz="0" w:space="0"/>
+                <w:lang w:val="en-US" w:eastAsia="zh-CN" w:bidi="ar"/>
+              </w:rPr>
+              <w:t>+</w:t>
+            </w:r>
+            <w:r>
+              <w:rPr>
+                <w:rFonts w:hint="eastAsia" w:ascii="Times New Roman" w:hAnsi="Times New Roman" w:eastAsia="宋体" w:cs="宋体"/>
+                <w:i w:val="0"/>
+                <w:iCs w:val="0"/>
+                <w:color w:val="000000"/>
+                <w:kern w:val="0"/>
+                <w:sz w:val="22"/>
+                <w:szCs w:val="22"/>
+                <w:u w:val="none"/>
+                <w:bdr w:val="none" w:color="auto" w:sz="0" w:space="0"/>
+                <w:lang w:val="en-US" w:eastAsia="zh-CN" w:bidi="ar"/>
+              </w:rPr>
+              <w:t>Att_ECA</w:t>
+            </w:r>
+          </w:p>
+        </w:tc>
+        <w:tc>
+          <w:tcPr>
+            <w:tcW w:w="977" w:type="dxa"/>
+            <w:tcBorders>
+              <w:tl2br w:val="nil"/>
+              <w:tr2bl w:val="nil"/>
+            </w:tcBorders>
+            <w:shd w:val="clear"/>
+            <w:noWrap/>
+            <w:vAlign w:val="center"/>
+          </w:tcPr>
+          <w:p>
+            <w:pPr>
+              <w:keepNext w:val="0"/>
+              <w:keepLines w:val="0"/>
+              <w:widowControl/>
+              <w:suppressLineNumbers w:val="0"/>
+              <w:jc w:val="left"/>
+              <w:textAlignment w:val="center"/>
+              <w:rPr>
+                <w:rFonts w:hint="eastAsia" w:ascii="Times New Roman" w:hAnsi="Times New Roman" w:eastAsia="宋体" w:cs="宋体"/>
+                <w:i w:val="0"/>
+                <w:iCs w:val="0"/>
+                <w:color w:val="000000"/>
+                <w:sz w:val="22"/>
+                <w:szCs w:val="22"/>
+                <w:u w:val="none"/>
+              </w:rPr>
+            </w:pPr>
+            <w:r>
+              <w:rPr>
+                <w:rFonts w:hint="eastAsia" w:ascii="Times New Roman" w:hAnsi="Times New Roman" w:eastAsia="宋体" w:cs="宋体"/>
+                <w:b/>
+                <w:bCs/>
+                <w:i w:val="0"/>
+                <w:iCs w:val="0"/>
+                <w:color w:val="0000FF"/>
+                <w:kern w:val="0"/>
+                <w:sz w:val="22"/>
+                <w:szCs w:val="22"/>
+                <w:u w:val="none"/>
+                <w:lang w:val="en-US" w:eastAsia="zh-CN" w:bidi="ar"/>
+              </w:rPr>
+              <w:t>85</w:t>
+            </w:r>
+            <w:r>
+              <w:rPr>
+                <w:rFonts w:hint="eastAsia" w:cs="宋体"/>
+                <w:b/>
+                <w:bCs/>
+                <w:i w:val="0"/>
+                <w:iCs w:val="0"/>
+                <w:color w:val="0000FF"/>
+                <w:kern w:val="0"/>
+                <w:sz w:val="22"/>
+                <w:szCs w:val="22"/>
+                <w:u w:val="none"/>
+                <w:lang w:val="en-US" w:eastAsia="zh-CN" w:bidi="ar"/>
+              </w:rPr>
+              <w:t>.2</w:t>
+            </w:r>
+          </w:p>
+        </w:tc>
+        <w:tc>
+          <w:tcPr>
+            <w:tcW w:w="0" w:type="auto"/>
+            <w:tcBorders>
+              <w:tl2br w:val="nil"/>
+              <w:tr2bl w:val="nil"/>
+            </w:tcBorders>
+            <w:shd w:val="clear"/>
+            <w:noWrap/>
+            <w:vAlign w:val="center"/>
+          </w:tcPr>
+          <w:p>
+            <w:pPr>
+              <w:keepNext w:val="0"/>
+              <w:keepLines w:val="0"/>
+              <w:widowControl/>
+              <w:suppressLineNumbers w:val="0"/>
+              <w:jc w:val="left"/>
+              <w:textAlignment w:val="center"/>
+              <w:rPr>
+                <w:rFonts w:hint="eastAsia" w:ascii="Times New Roman" w:hAnsi="Times New Roman" w:eastAsia="宋体" w:cs="宋体"/>
+                <w:i w:val="0"/>
+                <w:iCs w:val="0"/>
+                <w:color w:val="000000"/>
+                <w:sz w:val="22"/>
+                <w:szCs w:val="22"/>
+                <w:u w:val="none"/>
+              </w:rPr>
+            </w:pPr>
+            <w:r>
+              <w:rPr>
+                <w:rFonts w:hint="eastAsia" w:ascii="Times New Roman" w:hAnsi="Times New Roman" w:eastAsia="宋体" w:cs="宋体"/>
+                <w:i w:val="0"/>
+                <w:iCs w:val="0"/>
+                <w:color w:val="000000"/>
+                <w:kern w:val="0"/>
+                <w:sz w:val="22"/>
+                <w:szCs w:val="22"/>
+                <w:u w:val="none"/>
+                <w:bdr w:val="none" w:color="auto" w:sz="0" w:space="0"/>
+                <w:lang w:val="en-US" w:eastAsia="zh-CN" w:bidi="ar"/>
+              </w:rPr>
+              <w:t>0.7688</w:t>
+            </w:r>
+          </w:p>
+        </w:tc>
+        <w:tc>
+          <w:tcPr>
+            <w:tcW w:w="839" w:type="dxa"/>
+            <w:tcBorders>
+              <w:tl2br w:val="nil"/>
+              <w:tr2bl w:val="nil"/>
+            </w:tcBorders>
+            <w:shd w:val="clear"/>
+            <w:noWrap/>
+            <w:vAlign w:val="center"/>
+          </w:tcPr>
+          <w:p>
+            <w:pPr>
+              <w:keepNext w:val="0"/>
+              <w:keepLines w:val="0"/>
+              <w:widowControl/>
+              <w:suppressLineNumbers w:val="0"/>
+              <w:jc w:val="left"/>
+              <w:textAlignment w:val="center"/>
+              <w:rPr>
+                <w:rFonts w:hint="eastAsia" w:ascii="Times New Roman" w:hAnsi="Times New Roman" w:eastAsia="宋体" w:cs="宋体"/>
+                <w:i w:val="0"/>
+                <w:iCs w:val="0"/>
+                <w:color w:val="000000"/>
+                <w:sz w:val="22"/>
+                <w:szCs w:val="22"/>
+                <w:u w:val="none"/>
+              </w:rPr>
+            </w:pPr>
+            <w:r>
+              <w:rPr>
+                <w:rFonts w:hint="eastAsia" w:ascii="Times New Roman" w:hAnsi="Times New Roman" w:eastAsia="宋体" w:cs="宋体"/>
+                <w:b/>
+                <w:bCs/>
+                <w:i w:val="0"/>
+                <w:iCs w:val="0"/>
+                <w:color w:val="FF0000"/>
+                <w:kern w:val="0"/>
+                <w:sz w:val="22"/>
+                <w:szCs w:val="22"/>
+                <w:u w:val="none"/>
+                <w:lang w:val="en-US" w:eastAsia="zh-CN" w:bidi="ar"/>
+              </w:rPr>
+              <w:t>85.8</w:t>
+            </w:r>
+          </w:p>
+        </w:tc>
+        <w:tc>
+          <w:tcPr>
+            <w:tcW w:w="1116" w:type="dxa"/>
+            <w:tcBorders>
+              <w:tl2br w:val="nil"/>
+              <w:tr2bl w:val="nil"/>
+            </w:tcBorders>
+            <w:shd w:val="clear"/>
+            <w:noWrap/>
+            <w:vAlign w:val="center"/>
+          </w:tcPr>
+          <w:p>
+            <w:pPr>
+              <w:keepNext w:val="0"/>
+              <w:keepLines w:val="0"/>
+              <w:widowControl/>
+              <w:suppressLineNumbers w:val="0"/>
+              <w:jc w:val="left"/>
+              <w:textAlignment w:val="center"/>
+              <w:rPr>
+                <w:rFonts w:hint="eastAsia" w:ascii="Times New Roman" w:hAnsi="Times New Roman" w:eastAsia="宋体" w:cs="宋体"/>
+                <w:i w:val="0"/>
+                <w:iCs w:val="0"/>
+                <w:color w:val="000000"/>
+                <w:sz w:val="22"/>
+                <w:szCs w:val="22"/>
+                <w:u w:val="none"/>
+              </w:rPr>
+            </w:pPr>
+            <w:r>
+              <w:rPr>
+                <w:rFonts w:hint="eastAsia" w:ascii="Times New Roman" w:hAnsi="Times New Roman" w:eastAsia="宋体" w:cs="宋体"/>
+                <w:i w:val="0"/>
+                <w:iCs w:val="0"/>
+                <w:color w:val="000000"/>
+                <w:kern w:val="0"/>
+                <w:sz w:val="22"/>
+                <w:szCs w:val="22"/>
+                <w:u w:val="none"/>
+                <w:lang w:val="en-US" w:eastAsia="zh-CN" w:bidi="ar"/>
+              </w:rPr>
+              <w:t>4</w:t>
+            </w:r>
+            <w:r>
+              <w:rPr>
+                <w:rFonts w:hint="eastAsia" w:cs="宋体"/>
+                <w:i w:val="0"/>
+                <w:iCs w:val="0"/>
+                <w:color w:val="000000"/>
+                <w:kern w:val="0"/>
+                <w:sz w:val="22"/>
+                <w:szCs w:val="22"/>
+                <w:u w:val="none"/>
+                <w:lang w:val="en-US" w:eastAsia="zh-CN" w:bidi="ar"/>
+              </w:rPr>
+              <w:t>9.0</w:t>
+            </w:r>
+          </w:p>
+        </w:tc>
+        <w:tc>
+          <w:tcPr>
+            <w:tcW w:w="0" w:type="auto"/>
+            <w:tcBorders>
+              <w:tl2br w:val="nil"/>
+              <w:tr2bl w:val="nil"/>
+            </w:tcBorders>
+            <w:shd w:val="clear"/>
+            <w:noWrap/>
+            <w:vAlign w:val="center"/>
+          </w:tcPr>
+          <w:p>
+            <w:pPr>
+              <w:keepNext w:val="0"/>
+              <w:keepLines w:val="0"/>
+              <w:widowControl/>
+              <w:suppressLineNumbers w:val="0"/>
+              <w:jc w:val="left"/>
+              <w:textAlignment w:val="center"/>
+              <w:rPr>
+                <w:rFonts w:hint="eastAsia" w:ascii="Times New Roman" w:hAnsi="Times New Roman" w:eastAsia="宋体" w:cs="宋体"/>
+                <w:i w:val="0"/>
+                <w:iCs w:val="0"/>
+                <w:color w:val="000000"/>
+                <w:sz w:val="22"/>
+                <w:szCs w:val="22"/>
+                <w:u w:val="none"/>
+              </w:rPr>
+            </w:pPr>
+            <w:r>
+              <w:rPr>
+                <w:rFonts w:hint="eastAsia" w:ascii="Times New Roman" w:hAnsi="Times New Roman" w:eastAsia="宋体" w:cs="宋体"/>
+                <w:i w:val="0"/>
+                <w:iCs w:val="0"/>
+                <w:color w:val="000000"/>
+                <w:kern w:val="0"/>
+                <w:sz w:val="22"/>
+                <w:szCs w:val="22"/>
+                <w:u w:val="none"/>
+                <w:bdr w:val="none" w:color="auto" w:sz="0" w:space="0"/>
+                <w:lang w:val="en-US" w:eastAsia="zh-CN" w:bidi="ar"/>
+              </w:rPr>
+              <w:t>35.57</w:t>
+            </w:r>
+          </w:p>
+        </w:tc>
+        <w:tc>
+          <w:tcPr>
+            <w:tcW w:w="0" w:type="auto"/>
+            <w:tcBorders>
+              <w:tl2br w:val="nil"/>
+              <w:tr2bl w:val="nil"/>
+            </w:tcBorders>
+            <w:shd w:val="clear"/>
+            <w:noWrap/>
+            <w:vAlign w:val="center"/>
+          </w:tcPr>
+          <w:p>
+            <w:pPr>
+              <w:keepNext w:val="0"/>
+              <w:keepLines w:val="0"/>
+              <w:widowControl/>
+              <w:suppressLineNumbers w:val="0"/>
+              <w:jc w:val="left"/>
+              <w:textAlignment w:val="center"/>
+              <w:rPr>
+                <w:rFonts w:hint="eastAsia" w:ascii="Times New Roman" w:hAnsi="Times New Roman" w:eastAsia="宋体" w:cs="宋体"/>
+                <w:i w:val="0"/>
+                <w:iCs w:val="0"/>
+                <w:color w:val="000000"/>
+                <w:sz w:val="22"/>
+                <w:szCs w:val="22"/>
+                <w:u w:val="none"/>
+              </w:rPr>
+            </w:pPr>
+            <w:r>
+              <w:rPr>
+                <w:rFonts w:hint="eastAsia" w:ascii="Times New Roman" w:hAnsi="Times New Roman" w:eastAsia="宋体" w:cs="宋体"/>
+                <w:i w:val="0"/>
+                <w:iCs w:val="0"/>
+                <w:color w:val="000000"/>
+                <w:kern w:val="0"/>
+                <w:sz w:val="22"/>
+                <w:szCs w:val="22"/>
+                <w:u w:val="none"/>
+                <w:bdr w:val="none" w:color="auto" w:sz="0" w:space="0"/>
+                <w:lang w:val="en-US" w:eastAsia="zh-CN" w:bidi="ar"/>
+              </w:rPr>
+              <w:t>15.01</w:t>
+            </w:r>
+          </w:p>
+        </w:tc>
+        <w:tc>
+          <w:tcPr>
+            <w:tcW w:w="0" w:type="auto"/>
+            <w:tcBorders>
+              <w:tl2br w:val="nil"/>
+              <w:tr2bl w:val="nil"/>
+            </w:tcBorders>
+            <w:shd w:val="clear"/>
+            <w:noWrap/>
+            <w:vAlign w:val="center"/>
+          </w:tcPr>
+          <w:p>
+            <w:pPr>
+              <w:keepNext w:val="0"/>
+              <w:keepLines w:val="0"/>
+              <w:widowControl/>
+              <w:suppressLineNumbers w:val="0"/>
+              <w:jc w:val="left"/>
+              <w:textAlignment w:val="center"/>
+              <w:rPr>
+                <w:rFonts w:hint="eastAsia" w:ascii="Times New Roman" w:hAnsi="Times New Roman" w:eastAsia="宋体" w:cs="宋体"/>
+                <w:i w:val="0"/>
+                <w:iCs w:val="0"/>
+                <w:color w:val="000000"/>
+                <w:sz w:val="22"/>
+                <w:szCs w:val="22"/>
+                <w:u w:val="none"/>
+              </w:rPr>
+            </w:pPr>
+            <w:r>
+              <w:rPr>
+                <w:rFonts w:hint="eastAsia" w:ascii="Times New Roman" w:hAnsi="Times New Roman" w:eastAsia="宋体" w:cs="宋体"/>
+                <w:i w:val="0"/>
+                <w:iCs w:val="0"/>
+                <w:color w:val="000000"/>
+                <w:kern w:val="0"/>
+                <w:sz w:val="22"/>
+                <w:szCs w:val="22"/>
+                <w:u w:val="none"/>
+                <w:bdr w:val="none" w:color="auto" w:sz="0" w:space="0"/>
+                <w:lang w:val="en-US" w:eastAsia="zh-CN" w:bidi="ar"/>
+              </w:rPr>
+              <w:t>111.74</w:t>
+            </w:r>
+          </w:p>
+        </w:tc>
+      </w:tr>
+      <w:tr>
+        <w:tblPrEx>
+          <w:tblBorders>
+            <w:top w:val="single" w:color="auto" w:sz="12" w:space="0"/>
+            <w:left w:val="none" w:color="auto" w:sz="0" w:space="0"/>
+            <w:bottom w:val="single" w:color="auto" w:sz="12" w:space="0"/>
+            <w:right w:val="none" w:color="auto" w:sz="0" w:space="0"/>
+            <w:insideH w:val="none" w:color="auto" w:sz="0" w:space="0"/>
+            <w:insideV w:val="none" w:color="auto" w:sz="0" w:space="0"/>
+          </w:tblBorders>
+          <w:shd w:val="clear"/>
+          <w:tblCellMar>
+            <w:top w:w="0" w:type="dxa"/>
+            <w:left w:w="108" w:type="dxa"/>
+            <w:bottom w:w="0" w:type="dxa"/>
+            <w:right w:w="108" w:type="dxa"/>
+          </w:tblCellMar>
+        </w:tblPrEx>
+        <w:trPr>
+          <w:trHeight w:val="309" w:hRule="atLeast"/>
+          <w:jc w:val="center"/>
+        </w:trPr>
+        <w:tc>
+          <w:tcPr>
+            <w:tcW w:w="3418" w:type="dxa"/>
+            <w:tcBorders>
+              <w:tl2br w:val="nil"/>
+              <w:tr2bl w:val="nil"/>
+            </w:tcBorders>
+            <w:shd w:val="clear"/>
+            <w:noWrap/>
+            <w:vAlign w:val="center"/>
+          </w:tcPr>
+          <w:p>
+            <w:pPr>
+              <w:keepNext w:val="0"/>
+              <w:keepLines w:val="0"/>
+              <w:widowControl/>
+              <w:suppressLineNumbers w:val="0"/>
+              <w:jc w:val="center"/>
+              <w:textAlignment w:val="center"/>
+              <w:rPr>
+                <w:rFonts w:hint="eastAsia" w:ascii="Times New Roman" w:hAnsi="Times New Roman" w:eastAsia="宋体" w:cs="宋体"/>
+                <w:i w:val="0"/>
+                <w:iCs w:val="0"/>
+                <w:color w:val="000000"/>
+                <w:sz w:val="22"/>
+                <w:szCs w:val="22"/>
+                <w:u w:val="none"/>
+              </w:rPr>
+            </w:pPr>
+            <w:r>
+              <w:rPr>
+                <w:rFonts w:hint="eastAsia" w:cs="宋体"/>
+                <w:i w:val="0"/>
+                <w:iCs w:val="0"/>
+                <w:color w:val="000000"/>
+                <w:kern w:val="0"/>
+                <w:sz w:val="22"/>
+                <w:szCs w:val="22"/>
+                <w:u w:val="none"/>
+                <w:bdr w:val="none" w:color="auto" w:sz="0" w:space="0"/>
+                <w:lang w:val="en-US" w:eastAsia="zh-CN" w:bidi="ar"/>
+              </w:rPr>
+              <w:t>+</w:t>
+            </w:r>
+            <w:r>
+              <w:rPr>
+                <w:rFonts w:hint="eastAsia" w:ascii="Times New Roman" w:hAnsi="Times New Roman" w:eastAsia="宋体" w:cs="宋体"/>
+                <w:i w:val="0"/>
+                <w:iCs w:val="0"/>
+                <w:color w:val="000000"/>
+                <w:kern w:val="0"/>
+                <w:sz w:val="22"/>
+                <w:szCs w:val="22"/>
+                <w:u w:val="none"/>
+                <w:bdr w:val="none" w:color="auto" w:sz="0" w:space="0"/>
+                <w:lang w:val="en-US" w:eastAsia="zh-CN" w:bidi="ar"/>
+              </w:rPr>
+              <w:t>Att_EMA</w:t>
+            </w:r>
+          </w:p>
+        </w:tc>
+        <w:tc>
+          <w:tcPr>
+            <w:tcW w:w="977" w:type="dxa"/>
+            <w:tcBorders>
+              <w:tl2br w:val="nil"/>
+              <w:tr2bl w:val="nil"/>
+            </w:tcBorders>
+            <w:shd w:val="clear"/>
+            <w:noWrap/>
+            <w:vAlign w:val="center"/>
+          </w:tcPr>
+          <w:p>
+            <w:pPr>
+              <w:keepNext w:val="0"/>
+              <w:keepLines w:val="0"/>
+              <w:widowControl/>
+              <w:suppressLineNumbers w:val="0"/>
+              <w:jc w:val="left"/>
+              <w:textAlignment w:val="center"/>
+              <w:rPr>
+                <w:rFonts w:hint="eastAsia" w:ascii="Times New Roman" w:hAnsi="Times New Roman" w:eastAsia="宋体" w:cs="宋体"/>
+                <w:i w:val="0"/>
+                <w:iCs w:val="0"/>
+                <w:color w:val="000000"/>
+                <w:sz w:val="22"/>
+                <w:szCs w:val="22"/>
+                <w:u w:val="none"/>
+              </w:rPr>
+            </w:pPr>
+            <w:r>
+              <w:rPr>
+                <w:rFonts w:hint="eastAsia" w:ascii="Times New Roman" w:hAnsi="Times New Roman" w:eastAsia="宋体" w:cs="宋体"/>
+                <w:i w:val="0"/>
+                <w:iCs w:val="0"/>
+                <w:color w:val="000000"/>
+                <w:kern w:val="0"/>
+                <w:sz w:val="22"/>
+                <w:szCs w:val="22"/>
+                <w:u w:val="none"/>
+                <w:lang w:val="en-US" w:eastAsia="zh-CN" w:bidi="ar"/>
+              </w:rPr>
+              <w:t>84</w:t>
+            </w:r>
+            <w:r>
+              <w:rPr>
+                <w:rFonts w:hint="eastAsia" w:cs="宋体"/>
+                <w:i w:val="0"/>
+                <w:iCs w:val="0"/>
+                <w:color w:val="000000"/>
+                <w:kern w:val="0"/>
+                <w:sz w:val="22"/>
+                <w:szCs w:val="22"/>
+                <w:u w:val="none"/>
+                <w:lang w:val="en-US" w:eastAsia="zh-CN" w:bidi="ar"/>
+              </w:rPr>
+              <w:t>.</w:t>
+            </w:r>
+            <w:r>
+              <w:rPr>
+                <w:rFonts w:hint="eastAsia" w:ascii="Times New Roman" w:hAnsi="Times New Roman" w:eastAsia="宋体" w:cs="宋体"/>
+                <w:i w:val="0"/>
+                <w:iCs w:val="0"/>
+                <w:color w:val="000000"/>
+                <w:kern w:val="0"/>
+                <w:sz w:val="22"/>
+                <w:szCs w:val="22"/>
+                <w:u w:val="none"/>
+                <w:lang w:val="en-US" w:eastAsia="zh-CN" w:bidi="ar"/>
+              </w:rPr>
+              <w:t>5</w:t>
+            </w:r>
+          </w:p>
+        </w:tc>
+        <w:tc>
+          <w:tcPr>
+            <w:tcW w:w="0" w:type="auto"/>
+            <w:tcBorders>
+              <w:tl2br w:val="nil"/>
+              <w:tr2bl w:val="nil"/>
+            </w:tcBorders>
+            <w:shd w:val="clear"/>
+            <w:noWrap/>
+            <w:vAlign w:val="center"/>
+          </w:tcPr>
+          <w:p>
+            <w:pPr>
+              <w:keepNext w:val="0"/>
+              <w:keepLines w:val="0"/>
+              <w:widowControl/>
+              <w:suppressLineNumbers w:val="0"/>
+              <w:jc w:val="left"/>
+              <w:textAlignment w:val="center"/>
+              <w:rPr>
+                <w:rFonts w:hint="eastAsia" w:ascii="Times New Roman" w:hAnsi="Times New Roman" w:eastAsia="宋体" w:cs="宋体"/>
+                <w:i w:val="0"/>
+                <w:iCs w:val="0"/>
+                <w:color w:val="000000"/>
+                <w:sz w:val="22"/>
+                <w:szCs w:val="22"/>
+                <w:u w:val="none"/>
+              </w:rPr>
+            </w:pPr>
+            <w:r>
+              <w:rPr>
+                <w:rFonts w:hint="eastAsia" w:ascii="Times New Roman" w:hAnsi="Times New Roman" w:eastAsia="宋体" w:cs="宋体"/>
+                <w:i w:val="0"/>
+                <w:iCs w:val="0"/>
+                <w:color w:val="000000"/>
+                <w:kern w:val="0"/>
+                <w:sz w:val="22"/>
+                <w:szCs w:val="22"/>
+                <w:u w:val="none"/>
+                <w:bdr w:val="none" w:color="auto" w:sz="0" w:space="0"/>
+                <w:lang w:val="en-US" w:eastAsia="zh-CN" w:bidi="ar"/>
+              </w:rPr>
+              <w:t>0.7748</w:t>
+            </w:r>
+          </w:p>
+        </w:tc>
+        <w:tc>
+          <w:tcPr>
+            <w:tcW w:w="839" w:type="dxa"/>
+            <w:tcBorders>
+              <w:tl2br w:val="nil"/>
+              <w:tr2bl w:val="nil"/>
+            </w:tcBorders>
+            <w:shd w:val="clear"/>
+            <w:noWrap/>
+            <w:vAlign w:val="center"/>
+          </w:tcPr>
+          <w:p>
+            <w:pPr>
+              <w:keepNext w:val="0"/>
+              <w:keepLines w:val="0"/>
+              <w:widowControl/>
+              <w:suppressLineNumbers w:val="0"/>
+              <w:jc w:val="left"/>
+              <w:textAlignment w:val="center"/>
+              <w:rPr>
+                <w:rFonts w:hint="eastAsia" w:ascii="Times New Roman" w:hAnsi="Times New Roman" w:eastAsia="宋体" w:cs="宋体"/>
+                <w:i w:val="0"/>
+                <w:iCs w:val="0"/>
+                <w:color w:val="000000"/>
+                <w:sz w:val="22"/>
+                <w:szCs w:val="22"/>
+                <w:u w:val="none"/>
+              </w:rPr>
+            </w:pPr>
+            <w:r>
+              <w:rPr>
+                <w:rFonts w:hint="eastAsia" w:ascii="Times New Roman" w:hAnsi="Times New Roman" w:eastAsia="宋体" w:cs="宋体"/>
+                <w:i w:val="0"/>
+                <w:iCs w:val="0"/>
+                <w:color w:val="000000"/>
+                <w:kern w:val="0"/>
+                <w:sz w:val="22"/>
+                <w:szCs w:val="22"/>
+                <w:u w:val="none"/>
+                <w:lang w:val="en-US" w:eastAsia="zh-CN" w:bidi="ar"/>
+              </w:rPr>
+              <w:t>85</w:t>
+            </w:r>
+            <w:r>
+              <w:rPr>
+                <w:rFonts w:hint="eastAsia" w:cs="宋体"/>
+                <w:i w:val="0"/>
+                <w:iCs w:val="0"/>
+                <w:color w:val="000000"/>
+                <w:kern w:val="0"/>
+                <w:sz w:val="22"/>
+                <w:szCs w:val="22"/>
+                <w:u w:val="none"/>
+                <w:lang w:val="en-US" w:eastAsia="zh-CN" w:bidi="ar"/>
+              </w:rPr>
+              <w:t>.</w:t>
+            </w:r>
+            <w:r>
+              <w:rPr>
+                <w:rFonts w:hint="eastAsia" w:ascii="Times New Roman" w:hAnsi="Times New Roman" w:eastAsia="宋体" w:cs="宋体"/>
+                <w:i w:val="0"/>
+                <w:iCs w:val="0"/>
+                <w:color w:val="000000"/>
+                <w:kern w:val="0"/>
+                <w:sz w:val="22"/>
+                <w:szCs w:val="22"/>
+                <w:u w:val="none"/>
+                <w:lang w:val="en-US" w:eastAsia="zh-CN" w:bidi="ar"/>
+              </w:rPr>
+              <w:t>5</w:t>
+            </w:r>
+          </w:p>
+        </w:tc>
+        <w:tc>
+          <w:tcPr>
+            <w:tcW w:w="1116" w:type="dxa"/>
+            <w:tcBorders>
+              <w:tl2br w:val="nil"/>
+              <w:tr2bl w:val="nil"/>
+            </w:tcBorders>
+            <w:shd w:val="clear"/>
+            <w:noWrap/>
+            <w:vAlign w:val="center"/>
+          </w:tcPr>
+          <w:p>
+            <w:pPr>
+              <w:keepNext w:val="0"/>
+              <w:keepLines w:val="0"/>
+              <w:widowControl/>
+              <w:suppressLineNumbers w:val="0"/>
+              <w:jc w:val="left"/>
+              <w:textAlignment w:val="center"/>
+              <w:rPr>
+                <w:rFonts w:hint="eastAsia" w:ascii="Times New Roman" w:hAnsi="Times New Roman" w:eastAsia="宋体" w:cs="宋体"/>
+                <w:i w:val="0"/>
+                <w:iCs w:val="0"/>
+                <w:color w:val="000000"/>
+                <w:sz w:val="22"/>
+                <w:szCs w:val="22"/>
+                <w:u w:val="none"/>
+              </w:rPr>
+            </w:pPr>
+            <w:r>
+              <w:rPr>
+                <w:rFonts w:hint="eastAsia" w:ascii="Times New Roman" w:hAnsi="Times New Roman" w:eastAsia="宋体" w:cs="宋体"/>
+                <w:b/>
+                <w:bCs/>
+                <w:i w:val="0"/>
+                <w:iCs w:val="0"/>
+                <w:color w:val="0000FF"/>
+                <w:kern w:val="0"/>
+                <w:sz w:val="22"/>
+                <w:szCs w:val="22"/>
+                <w:u w:val="none"/>
+                <w:lang w:val="en-US" w:eastAsia="zh-CN" w:bidi="ar"/>
+              </w:rPr>
+              <w:t>49.2</w:t>
+            </w:r>
+          </w:p>
+        </w:tc>
+        <w:tc>
+          <w:tcPr>
+            <w:tcW w:w="0" w:type="auto"/>
+            <w:tcBorders>
+              <w:tl2br w:val="nil"/>
+              <w:tr2bl w:val="nil"/>
+            </w:tcBorders>
+            <w:shd w:val="clear"/>
+            <w:noWrap/>
+            <w:vAlign w:val="center"/>
+          </w:tcPr>
+          <w:p>
+            <w:pPr>
+              <w:keepNext w:val="0"/>
+              <w:keepLines w:val="0"/>
+              <w:widowControl/>
+              <w:suppressLineNumbers w:val="0"/>
+              <w:jc w:val="left"/>
+              <w:textAlignment w:val="center"/>
+              <w:rPr>
+                <w:rFonts w:hint="eastAsia" w:ascii="Times New Roman" w:hAnsi="Times New Roman" w:eastAsia="宋体" w:cs="宋体"/>
+                <w:i w:val="0"/>
+                <w:iCs w:val="0"/>
+                <w:color w:val="000000"/>
+                <w:sz w:val="22"/>
+                <w:szCs w:val="22"/>
+                <w:u w:val="none"/>
+              </w:rPr>
+            </w:pPr>
+            <w:r>
+              <w:rPr>
+                <w:rFonts w:hint="eastAsia" w:ascii="Times New Roman" w:hAnsi="Times New Roman" w:eastAsia="宋体" w:cs="宋体"/>
+                <w:i w:val="0"/>
+                <w:iCs w:val="0"/>
+                <w:color w:val="000000"/>
+                <w:kern w:val="0"/>
+                <w:sz w:val="22"/>
+                <w:szCs w:val="22"/>
+                <w:u w:val="none"/>
+                <w:bdr w:val="none" w:color="auto" w:sz="0" w:space="0"/>
+                <w:lang w:val="en-US" w:eastAsia="zh-CN" w:bidi="ar"/>
+              </w:rPr>
+              <w:t>37.14</w:t>
+            </w:r>
+          </w:p>
+        </w:tc>
+        <w:tc>
+          <w:tcPr>
+            <w:tcW w:w="0" w:type="auto"/>
+            <w:tcBorders>
+              <w:tl2br w:val="nil"/>
+              <w:tr2bl w:val="nil"/>
+            </w:tcBorders>
+            <w:shd w:val="clear"/>
+            <w:noWrap/>
+            <w:vAlign w:val="center"/>
+          </w:tcPr>
+          <w:p>
+            <w:pPr>
+              <w:keepNext w:val="0"/>
+              <w:keepLines w:val="0"/>
+              <w:widowControl/>
+              <w:suppressLineNumbers w:val="0"/>
+              <w:jc w:val="left"/>
+              <w:textAlignment w:val="center"/>
+              <w:rPr>
+                <w:rFonts w:hint="eastAsia" w:ascii="Times New Roman" w:hAnsi="Times New Roman" w:eastAsia="宋体" w:cs="宋体"/>
+                <w:i w:val="0"/>
+                <w:iCs w:val="0"/>
+                <w:color w:val="000000"/>
+                <w:sz w:val="22"/>
+                <w:szCs w:val="22"/>
+                <w:u w:val="none"/>
+              </w:rPr>
+            </w:pPr>
+            <w:r>
+              <w:rPr>
+                <w:rFonts w:hint="eastAsia" w:ascii="Times New Roman" w:hAnsi="Times New Roman" w:eastAsia="宋体" w:cs="宋体"/>
+                <w:i w:val="0"/>
+                <w:iCs w:val="0"/>
+                <w:color w:val="000000"/>
+                <w:kern w:val="0"/>
+                <w:sz w:val="22"/>
+                <w:szCs w:val="22"/>
+                <w:u w:val="none"/>
+                <w:bdr w:val="none" w:color="auto" w:sz="0" w:space="0"/>
+                <w:lang w:val="en-US" w:eastAsia="zh-CN" w:bidi="ar"/>
+              </w:rPr>
+              <w:t>15.07</w:t>
+            </w:r>
+          </w:p>
+        </w:tc>
+        <w:tc>
+          <w:tcPr>
+            <w:tcW w:w="0" w:type="auto"/>
+            <w:tcBorders>
+              <w:tl2br w:val="nil"/>
+              <w:tr2bl w:val="nil"/>
+            </w:tcBorders>
+            <w:shd w:val="clear"/>
+            <w:noWrap/>
+            <w:vAlign w:val="center"/>
+          </w:tcPr>
+          <w:p>
+            <w:pPr>
+              <w:keepNext w:val="0"/>
+              <w:keepLines w:val="0"/>
+              <w:widowControl/>
+              <w:suppressLineNumbers w:val="0"/>
+              <w:jc w:val="left"/>
+              <w:textAlignment w:val="center"/>
+              <w:rPr>
+                <w:rFonts w:hint="eastAsia" w:ascii="Times New Roman" w:hAnsi="Times New Roman" w:eastAsia="宋体" w:cs="宋体"/>
+                <w:i w:val="0"/>
+                <w:iCs w:val="0"/>
+                <w:color w:val="000000"/>
+                <w:sz w:val="22"/>
+                <w:szCs w:val="22"/>
+                <w:u w:val="none"/>
+              </w:rPr>
+            </w:pPr>
+            <w:r>
+              <w:rPr>
+                <w:rFonts w:hint="eastAsia" w:ascii="Times New Roman" w:hAnsi="Times New Roman" w:eastAsia="宋体" w:cs="宋体"/>
+                <w:i w:val="0"/>
+                <w:iCs w:val="0"/>
+                <w:color w:val="000000"/>
+                <w:kern w:val="0"/>
+                <w:sz w:val="22"/>
+                <w:szCs w:val="22"/>
+                <w:u w:val="none"/>
+                <w:bdr w:val="none" w:color="auto" w:sz="0" w:space="0"/>
+                <w:lang w:val="en-US" w:eastAsia="zh-CN" w:bidi="ar"/>
+              </w:rPr>
+              <w:t>100.46</w:t>
+            </w:r>
+          </w:p>
+        </w:tc>
+      </w:tr>
+      <w:tr>
+        <w:tblPrEx>
+          <w:tblBorders>
+            <w:top w:val="single" w:color="auto" w:sz="12" w:space="0"/>
+            <w:left w:val="none" w:color="auto" w:sz="0" w:space="0"/>
+            <w:bottom w:val="single" w:color="auto" w:sz="12" w:space="0"/>
+            <w:right w:val="none" w:color="auto" w:sz="0" w:space="0"/>
+            <w:insideH w:val="none" w:color="auto" w:sz="0" w:space="0"/>
+            <w:insideV w:val="none" w:color="auto" w:sz="0" w:space="0"/>
+          </w:tblBorders>
+          <w:shd w:val="clear"/>
+          <w:tblCellMar>
+            <w:top w:w="0" w:type="dxa"/>
+            <w:left w:w="108" w:type="dxa"/>
+            <w:bottom w:w="0" w:type="dxa"/>
+            <w:right w:w="108" w:type="dxa"/>
+          </w:tblCellMar>
+        </w:tblPrEx>
+        <w:trPr>
+          <w:trHeight w:val="309" w:hRule="atLeast"/>
+          <w:jc w:val="center"/>
+        </w:trPr>
+        <w:tc>
+          <w:tcPr>
+            <w:tcW w:w="3418" w:type="dxa"/>
+            <w:tcBorders>
+              <w:tl2br w:val="nil"/>
+              <w:tr2bl w:val="nil"/>
+            </w:tcBorders>
+            <w:shd w:val="clear"/>
+            <w:noWrap/>
+            <w:vAlign w:val="center"/>
+          </w:tcPr>
+          <w:p>
+            <w:pPr>
+              <w:keepNext w:val="0"/>
+              <w:keepLines w:val="0"/>
+              <w:widowControl/>
+              <w:suppressLineNumbers w:val="0"/>
+              <w:jc w:val="center"/>
+              <w:textAlignment w:val="center"/>
+              <w:rPr>
+                <w:rFonts w:hint="eastAsia" w:ascii="Times New Roman" w:hAnsi="Times New Roman" w:eastAsia="宋体" w:cs="宋体"/>
+                <w:i w:val="0"/>
+                <w:iCs w:val="0"/>
+                <w:color w:val="000000"/>
+                <w:sz w:val="22"/>
+                <w:szCs w:val="22"/>
+                <w:u w:val="none"/>
+              </w:rPr>
+            </w:pPr>
+            <w:r>
+              <w:rPr>
+                <w:rFonts w:hint="eastAsia" w:cs="宋体"/>
+                <w:i w:val="0"/>
+                <w:iCs w:val="0"/>
+                <w:color w:val="000000"/>
+                <w:kern w:val="0"/>
+                <w:sz w:val="22"/>
+                <w:szCs w:val="22"/>
+                <w:u w:val="none"/>
+                <w:bdr w:val="none" w:color="auto" w:sz="0" w:space="0"/>
+                <w:lang w:val="en-US" w:eastAsia="zh-CN" w:bidi="ar"/>
+              </w:rPr>
+              <w:t>+</w:t>
+            </w:r>
+            <w:r>
+              <w:rPr>
+                <w:rFonts w:hint="eastAsia" w:ascii="Times New Roman" w:hAnsi="Times New Roman" w:eastAsia="宋体" w:cs="宋体"/>
+                <w:i w:val="0"/>
+                <w:iCs w:val="0"/>
+                <w:color w:val="000000"/>
+                <w:kern w:val="0"/>
+                <w:sz w:val="22"/>
+                <w:szCs w:val="22"/>
+                <w:u w:val="none"/>
+                <w:bdr w:val="none" w:color="auto" w:sz="0" w:space="0"/>
+                <w:lang w:val="en-US" w:eastAsia="zh-CN" w:bidi="ar"/>
+              </w:rPr>
+              <w:t>Att_GAM</w:t>
+            </w:r>
+          </w:p>
+        </w:tc>
+        <w:tc>
+          <w:tcPr>
+            <w:tcW w:w="977" w:type="dxa"/>
+            <w:tcBorders>
+              <w:tl2br w:val="nil"/>
+              <w:tr2bl w:val="nil"/>
+            </w:tcBorders>
+            <w:shd w:val="clear"/>
+            <w:noWrap/>
+            <w:vAlign w:val="center"/>
+          </w:tcPr>
+          <w:p>
+            <w:pPr>
+              <w:keepNext w:val="0"/>
+              <w:keepLines w:val="0"/>
+              <w:widowControl/>
+              <w:suppressLineNumbers w:val="0"/>
+              <w:jc w:val="left"/>
+              <w:textAlignment w:val="center"/>
+              <w:rPr>
+                <w:rFonts w:hint="eastAsia" w:ascii="Times New Roman" w:hAnsi="Times New Roman" w:eastAsia="宋体" w:cs="宋体"/>
+                <w:i w:val="0"/>
+                <w:iCs w:val="0"/>
+                <w:color w:val="000000"/>
+                <w:sz w:val="22"/>
+                <w:szCs w:val="22"/>
+                <w:u w:val="none"/>
+              </w:rPr>
+            </w:pPr>
+            <w:r>
+              <w:rPr>
+                <w:rFonts w:hint="eastAsia" w:ascii="Times New Roman" w:hAnsi="Times New Roman" w:eastAsia="宋体" w:cs="宋体"/>
+                <w:i w:val="0"/>
+                <w:iCs w:val="0"/>
+                <w:color w:val="000000"/>
+                <w:kern w:val="0"/>
+                <w:sz w:val="22"/>
+                <w:szCs w:val="22"/>
+                <w:u w:val="none"/>
+                <w:lang w:val="en-US" w:eastAsia="zh-CN" w:bidi="ar"/>
+              </w:rPr>
+              <w:t>83</w:t>
+            </w:r>
+            <w:r>
+              <w:rPr>
+                <w:rFonts w:hint="eastAsia" w:cs="宋体"/>
+                <w:i w:val="0"/>
+                <w:iCs w:val="0"/>
+                <w:color w:val="000000"/>
+                <w:kern w:val="0"/>
+                <w:sz w:val="22"/>
+                <w:szCs w:val="22"/>
+                <w:u w:val="none"/>
+                <w:lang w:val="en-US" w:eastAsia="zh-CN" w:bidi="ar"/>
+              </w:rPr>
+              <w:t>.</w:t>
+            </w:r>
+            <w:r>
+              <w:rPr>
+                <w:rFonts w:hint="eastAsia" w:ascii="Times New Roman" w:hAnsi="Times New Roman" w:eastAsia="宋体" w:cs="宋体"/>
+                <w:i w:val="0"/>
+                <w:iCs w:val="0"/>
+                <w:color w:val="000000"/>
+                <w:kern w:val="0"/>
+                <w:sz w:val="22"/>
+                <w:szCs w:val="22"/>
+                <w:u w:val="none"/>
+                <w:lang w:val="en-US" w:eastAsia="zh-CN" w:bidi="ar"/>
+              </w:rPr>
+              <w:t>5</w:t>
+            </w:r>
+          </w:p>
+        </w:tc>
+        <w:tc>
+          <w:tcPr>
+            <w:tcW w:w="0" w:type="auto"/>
+            <w:tcBorders>
+              <w:tl2br w:val="nil"/>
+              <w:tr2bl w:val="nil"/>
+            </w:tcBorders>
+            <w:shd w:val="clear"/>
+            <w:noWrap/>
+            <w:vAlign w:val="center"/>
+          </w:tcPr>
+          <w:p>
+            <w:pPr>
+              <w:keepNext w:val="0"/>
+              <w:keepLines w:val="0"/>
+              <w:widowControl/>
+              <w:suppressLineNumbers w:val="0"/>
+              <w:jc w:val="left"/>
+              <w:textAlignment w:val="center"/>
+              <w:rPr>
+                <w:rFonts w:hint="eastAsia" w:ascii="Times New Roman" w:hAnsi="Times New Roman" w:eastAsia="宋体" w:cs="宋体"/>
+                <w:i w:val="0"/>
+                <w:iCs w:val="0"/>
+                <w:color w:val="000000"/>
+                <w:sz w:val="22"/>
+                <w:szCs w:val="22"/>
+                <w:u w:val="none"/>
+              </w:rPr>
+            </w:pPr>
+            <w:r>
+              <w:rPr>
+                <w:rFonts w:hint="eastAsia" w:ascii="Times New Roman" w:hAnsi="Times New Roman" w:eastAsia="宋体" w:cs="宋体"/>
+                <w:i w:val="0"/>
+                <w:iCs w:val="0"/>
+                <w:color w:val="000000"/>
+                <w:kern w:val="0"/>
+                <w:sz w:val="22"/>
+                <w:szCs w:val="22"/>
+                <w:u w:val="none"/>
+                <w:bdr w:val="none" w:color="auto" w:sz="0" w:space="0"/>
+                <w:lang w:val="en-US" w:eastAsia="zh-CN" w:bidi="ar"/>
+              </w:rPr>
+              <w:t>0.7786</w:t>
+            </w:r>
+          </w:p>
+        </w:tc>
+        <w:tc>
+          <w:tcPr>
+            <w:tcW w:w="839" w:type="dxa"/>
+            <w:tcBorders>
+              <w:tl2br w:val="nil"/>
+              <w:tr2bl w:val="nil"/>
+            </w:tcBorders>
+            <w:shd w:val="clear"/>
+            <w:noWrap/>
+            <w:vAlign w:val="center"/>
+          </w:tcPr>
+          <w:p>
+            <w:pPr>
+              <w:keepNext w:val="0"/>
+              <w:keepLines w:val="0"/>
+              <w:widowControl/>
+              <w:suppressLineNumbers w:val="0"/>
+              <w:jc w:val="left"/>
+              <w:textAlignment w:val="center"/>
+              <w:rPr>
+                <w:rFonts w:hint="eastAsia" w:ascii="Times New Roman" w:hAnsi="Times New Roman" w:eastAsia="宋体" w:cs="宋体"/>
+                <w:i w:val="0"/>
+                <w:iCs w:val="0"/>
+                <w:color w:val="000000"/>
+                <w:sz w:val="22"/>
+                <w:szCs w:val="22"/>
+                <w:u w:val="none"/>
+              </w:rPr>
+            </w:pPr>
+            <w:r>
+              <w:rPr>
+                <w:rFonts w:hint="eastAsia" w:ascii="Times New Roman" w:hAnsi="Times New Roman" w:eastAsia="宋体" w:cs="宋体"/>
+                <w:b/>
+                <w:bCs/>
+                <w:i w:val="0"/>
+                <w:iCs w:val="0"/>
+                <w:color w:val="0000FF"/>
+                <w:kern w:val="0"/>
+                <w:sz w:val="22"/>
+                <w:szCs w:val="22"/>
+                <w:u w:val="none"/>
+                <w:lang w:val="en-US" w:eastAsia="zh-CN" w:bidi="ar"/>
+              </w:rPr>
+              <w:t>85.6</w:t>
+            </w:r>
+          </w:p>
+        </w:tc>
+        <w:tc>
+          <w:tcPr>
+            <w:tcW w:w="1116" w:type="dxa"/>
+            <w:tcBorders>
+              <w:tl2br w:val="nil"/>
+              <w:tr2bl w:val="nil"/>
+            </w:tcBorders>
+            <w:shd w:val="clear"/>
+            <w:noWrap/>
+            <w:vAlign w:val="center"/>
+          </w:tcPr>
+          <w:p>
+            <w:pPr>
+              <w:keepNext w:val="0"/>
+              <w:keepLines w:val="0"/>
+              <w:widowControl/>
+              <w:suppressLineNumbers w:val="0"/>
+              <w:jc w:val="left"/>
+              <w:textAlignment w:val="center"/>
+              <w:rPr>
+                <w:rFonts w:hint="eastAsia" w:ascii="Times New Roman" w:hAnsi="Times New Roman" w:eastAsia="宋体" w:cs="宋体"/>
+                <w:i w:val="0"/>
+                <w:iCs w:val="0"/>
+                <w:color w:val="000000"/>
+                <w:sz w:val="22"/>
+                <w:szCs w:val="22"/>
+                <w:u w:val="none"/>
+              </w:rPr>
+            </w:pPr>
+            <w:r>
+              <w:rPr>
+                <w:rFonts w:hint="eastAsia" w:ascii="Times New Roman" w:hAnsi="Times New Roman" w:eastAsia="宋体" w:cs="宋体"/>
+                <w:b/>
+                <w:bCs/>
+                <w:i w:val="0"/>
+                <w:iCs w:val="0"/>
+                <w:color w:val="FF0000"/>
+                <w:kern w:val="0"/>
+                <w:sz w:val="22"/>
+                <w:szCs w:val="22"/>
+                <w:u w:val="none"/>
+                <w:lang w:val="en-US" w:eastAsia="zh-CN" w:bidi="ar"/>
+              </w:rPr>
+              <w:t>49.3</w:t>
+            </w:r>
+          </w:p>
+        </w:tc>
+        <w:tc>
+          <w:tcPr>
+            <w:tcW w:w="0" w:type="auto"/>
+            <w:tcBorders>
+              <w:tl2br w:val="nil"/>
+              <w:tr2bl w:val="nil"/>
+            </w:tcBorders>
+            <w:shd w:val="clear"/>
+            <w:noWrap/>
+            <w:vAlign w:val="center"/>
+          </w:tcPr>
+          <w:p>
+            <w:pPr>
+              <w:keepNext w:val="0"/>
+              <w:keepLines w:val="0"/>
+              <w:widowControl/>
+              <w:suppressLineNumbers w:val="0"/>
+              <w:jc w:val="left"/>
+              <w:textAlignment w:val="center"/>
+              <w:rPr>
+                <w:rFonts w:hint="eastAsia" w:ascii="Times New Roman" w:hAnsi="Times New Roman" w:eastAsia="宋体" w:cs="宋体"/>
+                <w:i w:val="0"/>
+                <w:iCs w:val="0"/>
+                <w:color w:val="000000"/>
+                <w:sz w:val="22"/>
+                <w:szCs w:val="22"/>
+                <w:u w:val="none"/>
+              </w:rPr>
+            </w:pPr>
+            <w:r>
+              <w:rPr>
+                <w:rFonts w:hint="eastAsia" w:ascii="Times New Roman" w:hAnsi="Times New Roman" w:eastAsia="宋体" w:cs="宋体"/>
+                <w:i w:val="0"/>
+                <w:iCs w:val="0"/>
+                <w:color w:val="000000"/>
+                <w:kern w:val="0"/>
+                <w:sz w:val="22"/>
+                <w:szCs w:val="22"/>
+                <w:u w:val="none"/>
+                <w:bdr w:val="none" w:color="auto" w:sz="0" w:space="0"/>
+                <w:lang w:val="en-US" w:eastAsia="zh-CN" w:bidi="ar"/>
+              </w:rPr>
+              <w:t>67.04</w:t>
+            </w:r>
+          </w:p>
+        </w:tc>
+        <w:tc>
+          <w:tcPr>
+            <w:tcW w:w="0" w:type="auto"/>
+            <w:tcBorders>
+              <w:tl2br w:val="nil"/>
+              <w:tr2bl w:val="nil"/>
+            </w:tcBorders>
+            <w:shd w:val="clear"/>
+            <w:noWrap/>
+            <w:vAlign w:val="center"/>
+          </w:tcPr>
+          <w:p>
+            <w:pPr>
+              <w:keepNext w:val="0"/>
+              <w:keepLines w:val="0"/>
+              <w:widowControl/>
+              <w:suppressLineNumbers w:val="0"/>
+              <w:jc w:val="left"/>
+              <w:textAlignment w:val="center"/>
+              <w:rPr>
+                <w:rFonts w:hint="eastAsia" w:ascii="Times New Roman" w:hAnsi="Times New Roman" w:eastAsia="宋体" w:cs="宋体"/>
+                <w:i w:val="0"/>
+                <w:iCs w:val="0"/>
+                <w:color w:val="000000"/>
+                <w:sz w:val="22"/>
+                <w:szCs w:val="22"/>
+                <w:u w:val="none"/>
+              </w:rPr>
+            </w:pPr>
+            <w:r>
+              <w:rPr>
+                <w:rFonts w:hint="eastAsia" w:ascii="Times New Roman" w:hAnsi="Times New Roman" w:eastAsia="宋体" w:cs="宋体"/>
+                <w:i w:val="0"/>
+                <w:iCs w:val="0"/>
+                <w:color w:val="000000"/>
+                <w:kern w:val="0"/>
+                <w:sz w:val="22"/>
+                <w:szCs w:val="22"/>
+                <w:u w:val="none"/>
+                <w:bdr w:val="none" w:color="auto" w:sz="0" w:space="0"/>
+                <w:lang w:val="en-US" w:eastAsia="zh-CN" w:bidi="ar"/>
+              </w:rPr>
+              <w:t>24.84</w:t>
+            </w:r>
+          </w:p>
+        </w:tc>
+        <w:tc>
+          <w:tcPr>
+            <w:tcW w:w="0" w:type="auto"/>
+            <w:tcBorders>
+              <w:tl2br w:val="nil"/>
+              <w:tr2bl w:val="nil"/>
+            </w:tcBorders>
+            <w:shd w:val="clear"/>
+            <w:noWrap/>
+            <w:vAlign w:val="center"/>
+          </w:tcPr>
+          <w:p>
+            <w:pPr>
+              <w:keepNext w:val="0"/>
+              <w:keepLines w:val="0"/>
+              <w:widowControl/>
+              <w:suppressLineNumbers w:val="0"/>
+              <w:jc w:val="left"/>
+              <w:textAlignment w:val="center"/>
+              <w:rPr>
+                <w:rFonts w:hint="eastAsia" w:ascii="Times New Roman" w:hAnsi="Times New Roman" w:eastAsia="宋体" w:cs="宋体"/>
+                <w:i w:val="0"/>
+                <w:iCs w:val="0"/>
+                <w:color w:val="000000"/>
+                <w:sz w:val="22"/>
+                <w:szCs w:val="22"/>
+                <w:u w:val="none"/>
+              </w:rPr>
+            </w:pPr>
+            <w:r>
+              <w:rPr>
+                <w:rFonts w:hint="eastAsia" w:ascii="Times New Roman" w:hAnsi="Times New Roman" w:eastAsia="宋体" w:cs="宋体"/>
+                <w:i w:val="0"/>
+                <w:iCs w:val="0"/>
+                <w:color w:val="000000"/>
+                <w:kern w:val="0"/>
+                <w:sz w:val="22"/>
+                <w:szCs w:val="22"/>
+                <w:u w:val="none"/>
+                <w:bdr w:val="none" w:color="auto" w:sz="0" w:space="0"/>
+                <w:lang w:val="en-US" w:eastAsia="zh-CN" w:bidi="ar"/>
+              </w:rPr>
+              <w:t>69.77</w:t>
+            </w:r>
+          </w:p>
+        </w:tc>
+      </w:tr>
+      <w:tr>
+        <w:tblPrEx>
+          <w:tblBorders>
+            <w:top w:val="single" w:color="auto" w:sz="12" w:space="0"/>
+            <w:left w:val="none" w:color="auto" w:sz="0" w:space="0"/>
+            <w:bottom w:val="single" w:color="auto" w:sz="12" w:space="0"/>
+            <w:right w:val="none" w:color="auto" w:sz="0" w:space="0"/>
+            <w:insideH w:val="none" w:color="auto" w:sz="0" w:space="0"/>
+            <w:insideV w:val="none" w:color="auto" w:sz="0" w:space="0"/>
+          </w:tblBorders>
+          <w:shd w:val="clear"/>
+          <w:tblCellMar>
+            <w:top w:w="0" w:type="dxa"/>
+            <w:left w:w="108" w:type="dxa"/>
+            <w:bottom w:w="0" w:type="dxa"/>
+            <w:right w:w="108" w:type="dxa"/>
+          </w:tblCellMar>
+        </w:tblPrEx>
+        <w:trPr>
+          <w:trHeight w:val="309" w:hRule="atLeast"/>
+          <w:jc w:val="center"/>
+        </w:trPr>
+        <w:tc>
+          <w:tcPr>
+            <w:tcW w:w="3418" w:type="dxa"/>
+            <w:tcBorders>
+              <w:tl2br w:val="nil"/>
+              <w:tr2bl w:val="nil"/>
+            </w:tcBorders>
+            <w:shd w:val="clear"/>
+            <w:noWrap/>
+            <w:vAlign w:val="center"/>
+          </w:tcPr>
+          <w:p>
+            <w:pPr>
+              <w:keepNext w:val="0"/>
+              <w:keepLines w:val="0"/>
+              <w:widowControl/>
+              <w:suppressLineNumbers w:val="0"/>
+              <w:jc w:val="center"/>
+              <w:textAlignment w:val="center"/>
+              <w:rPr>
+                <w:rFonts w:hint="eastAsia" w:ascii="Times New Roman" w:hAnsi="Times New Roman" w:eastAsia="宋体" w:cs="宋体"/>
+                <w:i w:val="0"/>
+                <w:iCs w:val="0"/>
+                <w:color w:val="000000"/>
+                <w:sz w:val="22"/>
+                <w:szCs w:val="22"/>
+                <w:u w:val="none"/>
+              </w:rPr>
+            </w:pPr>
+            <w:r>
+              <w:rPr>
+                <w:rFonts w:hint="eastAsia" w:cs="宋体"/>
+                <w:i w:val="0"/>
+                <w:iCs w:val="0"/>
+                <w:color w:val="000000"/>
+                <w:kern w:val="0"/>
+                <w:sz w:val="22"/>
+                <w:szCs w:val="22"/>
+                <w:u w:val="none"/>
+                <w:bdr w:val="none" w:color="auto" w:sz="0" w:space="0"/>
+                <w:lang w:val="en-US" w:eastAsia="zh-CN" w:bidi="ar"/>
+              </w:rPr>
+              <w:t>+</w:t>
+            </w:r>
+            <w:r>
+              <w:rPr>
+                <w:rFonts w:hint="eastAsia" w:ascii="Times New Roman" w:hAnsi="Times New Roman" w:eastAsia="宋体" w:cs="宋体"/>
+                <w:i w:val="0"/>
+                <w:iCs w:val="0"/>
+                <w:color w:val="000000"/>
+                <w:kern w:val="0"/>
+                <w:sz w:val="22"/>
+                <w:szCs w:val="22"/>
+                <w:u w:val="none"/>
+                <w:bdr w:val="none" w:color="auto" w:sz="0" w:space="0"/>
+                <w:lang w:val="en-US" w:eastAsia="zh-CN" w:bidi="ar"/>
+              </w:rPr>
+              <w:t>Att_SimAM</w:t>
+            </w:r>
+          </w:p>
+        </w:tc>
+        <w:tc>
+          <w:tcPr>
+            <w:tcW w:w="977" w:type="dxa"/>
+            <w:tcBorders>
+              <w:tl2br w:val="nil"/>
+              <w:tr2bl w:val="nil"/>
+            </w:tcBorders>
+            <w:shd w:val="clear"/>
+            <w:noWrap/>
+            <w:vAlign w:val="center"/>
+          </w:tcPr>
+          <w:p>
+            <w:pPr>
+              <w:keepNext w:val="0"/>
+              <w:keepLines w:val="0"/>
+              <w:widowControl/>
+              <w:suppressLineNumbers w:val="0"/>
+              <w:jc w:val="left"/>
+              <w:textAlignment w:val="center"/>
+              <w:rPr>
+                <w:rFonts w:hint="eastAsia" w:ascii="Times New Roman" w:hAnsi="Times New Roman" w:eastAsia="宋体" w:cs="宋体"/>
+                <w:i w:val="0"/>
+                <w:iCs w:val="0"/>
+                <w:color w:val="000000"/>
+                <w:sz w:val="22"/>
+                <w:szCs w:val="22"/>
+                <w:u w:val="none"/>
+              </w:rPr>
+            </w:pPr>
+            <w:r>
+              <w:rPr>
+                <w:rFonts w:hint="eastAsia" w:ascii="Times New Roman" w:hAnsi="Times New Roman" w:eastAsia="宋体" w:cs="宋体"/>
+                <w:b/>
+                <w:bCs/>
+                <w:i w:val="0"/>
+                <w:iCs w:val="0"/>
+                <w:color w:val="FF0000"/>
+                <w:kern w:val="0"/>
+                <w:sz w:val="22"/>
+                <w:szCs w:val="22"/>
+                <w:u w:val="none"/>
+                <w:lang w:val="en-US" w:eastAsia="zh-CN" w:bidi="ar"/>
+              </w:rPr>
+              <w:t>85</w:t>
+            </w:r>
+            <w:r>
+              <w:rPr>
+                <w:rFonts w:hint="eastAsia" w:cs="宋体"/>
+                <w:b/>
+                <w:bCs/>
+                <w:i w:val="0"/>
+                <w:iCs w:val="0"/>
+                <w:color w:val="FF0000"/>
+                <w:kern w:val="0"/>
+                <w:sz w:val="22"/>
+                <w:szCs w:val="22"/>
+                <w:u w:val="none"/>
+                <w:lang w:val="en-US" w:eastAsia="zh-CN" w:bidi="ar"/>
+              </w:rPr>
+              <w:t>.7</w:t>
+            </w:r>
+          </w:p>
+        </w:tc>
+        <w:tc>
+          <w:tcPr>
+            <w:tcW w:w="0" w:type="auto"/>
+            <w:tcBorders>
+              <w:tl2br w:val="nil"/>
+              <w:tr2bl w:val="nil"/>
+            </w:tcBorders>
+            <w:shd w:val="clear"/>
+            <w:noWrap/>
+            <w:vAlign w:val="center"/>
+          </w:tcPr>
+          <w:p>
+            <w:pPr>
+              <w:keepNext w:val="0"/>
+              <w:keepLines w:val="0"/>
+              <w:widowControl/>
+              <w:suppressLineNumbers w:val="0"/>
+              <w:jc w:val="left"/>
+              <w:textAlignment w:val="center"/>
+              <w:rPr>
+                <w:rFonts w:hint="eastAsia" w:ascii="Times New Roman" w:hAnsi="Times New Roman" w:eastAsia="宋体" w:cs="宋体"/>
+                <w:i w:val="0"/>
+                <w:iCs w:val="0"/>
+                <w:color w:val="000000"/>
+                <w:sz w:val="22"/>
+                <w:szCs w:val="22"/>
+                <w:u w:val="none"/>
+              </w:rPr>
+            </w:pPr>
+            <w:r>
+              <w:rPr>
+                <w:rFonts w:hint="eastAsia" w:ascii="Times New Roman" w:hAnsi="Times New Roman" w:eastAsia="宋体" w:cs="宋体"/>
+                <w:i w:val="0"/>
+                <w:iCs w:val="0"/>
+                <w:color w:val="000000"/>
+                <w:kern w:val="0"/>
+                <w:sz w:val="22"/>
+                <w:szCs w:val="22"/>
+                <w:u w:val="none"/>
+                <w:bdr w:val="none" w:color="auto" w:sz="0" w:space="0"/>
+                <w:lang w:val="en-US" w:eastAsia="zh-CN" w:bidi="ar"/>
+              </w:rPr>
+              <w:t>0.7627</w:t>
+            </w:r>
+          </w:p>
+        </w:tc>
+        <w:tc>
+          <w:tcPr>
+            <w:tcW w:w="839" w:type="dxa"/>
+            <w:tcBorders>
+              <w:tl2br w:val="nil"/>
+              <w:tr2bl w:val="nil"/>
+            </w:tcBorders>
+            <w:shd w:val="clear"/>
+            <w:noWrap/>
+            <w:vAlign w:val="center"/>
+          </w:tcPr>
+          <w:p>
+            <w:pPr>
+              <w:keepNext w:val="0"/>
+              <w:keepLines w:val="0"/>
+              <w:widowControl/>
+              <w:suppressLineNumbers w:val="0"/>
+              <w:jc w:val="left"/>
+              <w:textAlignment w:val="center"/>
+              <w:rPr>
+                <w:rFonts w:hint="eastAsia" w:ascii="Times New Roman" w:hAnsi="Times New Roman" w:eastAsia="宋体" w:cs="宋体"/>
+                <w:i w:val="0"/>
+                <w:iCs w:val="0"/>
+                <w:color w:val="000000"/>
+                <w:sz w:val="22"/>
+                <w:szCs w:val="22"/>
+                <w:u w:val="none"/>
+              </w:rPr>
+            </w:pPr>
+            <w:r>
+              <w:rPr>
+                <w:rFonts w:hint="eastAsia" w:ascii="Times New Roman" w:hAnsi="Times New Roman" w:eastAsia="宋体" w:cs="宋体"/>
+                <w:i w:val="0"/>
+                <w:iCs w:val="0"/>
+                <w:color w:val="000000"/>
+                <w:kern w:val="0"/>
+                <w:sz w:val="22"/>
+                <w:szCs w:val="22"/>
+                <w:u w:val="none"/>
+                <w:lang w:val="en-US" w:eastAsia="zh-CN" w:bidi="ar"/>
+              </w:rPr>
+              <w:t>84</w:t>
+            </w:r>
+            <w:r>
+              <w:rPr>
+                <w:rFonts w:hint="eastAsia" w:cs="宋体"/>
+                <w:i w:val="0"/>
+                <w:iCs w:val="0"/>
+                <w:color w:val="000000"/>
+                <w:kern w:val="0"/>
+                <w:sz w:val="22"/>
+                <w:szCs w:val="22"/>
+                <w:u w:val="none"/>
+                <w:lang w:val="en-US" w:eastAsia="zh-CN" w:bidi="ar"/>
+              </w:rPr>
+              <w:t>.7</w:t>
+            </w:r>
+          </w:p>
+        </w:tc>
+        <w:tc>
+          <w:tcPr>
+            <w:tcW w:w="1116" w:type="dxa"/>
+            <w:tcBorders>
+              <w:tl2br w:val="nil"/>
+              <w:tr2bl w:val="nil"/>
+            </w:tcBorders>
+            <w:shd w:val="clear"/>
+            <w:noWrap/>
+            <w:vAlign w:val="center"/>
+          </w:tcPr>
+          <w:p>
+            <w:pPr>
+              <w:keepNext w:val="0"/>
+              <w:keepLines w:val="0"/>
+              <w:widowControl/>
+              <w:suppressLineNumbers w:val="0"/>
+              <w:jc w:val="left"/>
+              <w:textAlignment w:val="center"/>
+              <w:rPr>
+                <w:rFonts w:hint="eastAsia" w:ascii="Times New Roman" w:hAnsi="Times New Roman" w:eastAsia="宋体" w:cs="宋体"/>
+                <w:i w:val="0"/>
+                <w:iCs w:val="0"/>
+                <w:color w:val="000000"/>
+                <w:sz w:val="22"/>
+                <w:szCs w:val="22"/>
+                <w:u w:val="none"/>
+              </w:rPr>
+            </w:pPr>
+            <w:r>
+              <w:rPr>
+                <w:rFonts w:hint="eastAsia" w:ascii="Times New Roman" w:hAnsi="Times New Roman" w:eastAsia="宋体" w:cs="宋体"/>
+                <w:i w:val="0"/>
+                <w:iCs w:val="0"/>
+                <w:color w:val="000000"/>
+                <w:kern w:val="0"/>
+                <w:sz w:val="22"/>
+                <w:szCs w:val="22"/>
+                <w:u w:val="none"/>
+                <w:lang w:val="en-US" w:eastAsia="zh-CN" w:bidi="ar"/>
+              </w:rPr>
+              <w:t>48</w:t>
+            </w:r>
+            <w:r>
+              <w:rPr>
+                <w:rFonts w:hint="eastAsia" w:cs="宋体"/>
+                <w:i w:val="0"/>
+                <w:iCs w:val="0"/>
+                <w:color w:val="000000"/>
+                <w:kern w:val="0"/>
+                <w:sz w:val="22"/>
+                <w:szCs w:val="22"/>
+                <w:u w:val="none"/>
+                <w:lang w:val="en-US" w:eastAsia="zh-CN" w:bidi="ar"/>
+              </w:rPr>
+              <w:t>.7</w:t>
+            </w:r>
+          </w:p>
+        </w:tc>
+        <w:tc>
+          <w:tcPr>
+            <w:tcW w:w="0" w:type="auto"/>
+            <w:tcBorders>
+              <w:tl2br w:val="nil"/>
+              <w:tr2bl w:val="nil"/>
+            </w:tcBorders>
+            <w:shd w:val="clear"/>
+            <w:noWrap/>
+            <w:vAlign w:val="center"/>
+          </w:tcPr>
+          <w:p>
+            <w:pPr>
+              <w:keepNext w:val="0"/>
+              <w:keepLines w:val="0"/>
+              <w:widowControl/>
+              <w:suppressLineNumbers w:val="0"/>
+              <w:jc w:val="left"/>
+              <w:textAlignment w:val="center"/>
+              <w:rPr>
+                <w:rFonts w:hint="eastAsia" w:ascii="Times New Roman" w:hAnsi="Times New Roman" w:eastAsia="宋体" w:cs="宋体"/>
+                <w:i w:val="0"/>
+                <w:iCs w:val="0"/>
+                <w:color w:val="000000"/>
+                <w:sz w:val="22"/>
+                <w:szCs w:val="22"/>
+                <w:u w:val="none"/>
+              </w:rPr>
+            </w:pPr>
+            <w:r>
+              <w:rPr>
+                <w:rFonts w:hint="eastAsia" w:ascii="Times New Roman" w:hAnsi="Times New Roman" w:eastAsia="宋体" w:cs="宋体"/>
+                <w:i w:val="0"/>
+                <w:iCs w:val="0"/>
+                <w:color w:val="000000"/>
+                <w:kern w:val="0"/>
+                <w:sz w:val="22"/>
+                <w:szCs w:val="22"/>
+                <w:u w:val="none"/>
+                <w:bdr w:val="none" w:color="auto" w:sz="0" w:space="0"/>
+                <w:lang w:val="en-US" w:eastAsia="zh-CN" w:bidi="ar"/>
+              </w:rPr>
+              <w:t>35.56</w:t>
+            </w:r>
+          </w:p>
+        </w:tc>
+        <w:tc>
+          <w:tcPr>
+            <w:tcW w:w="0" w:type="auto"/>
+            <w:tcBorders>
+              <w:tl2br w:val="nil"/>
+              <w:tr2bl w:val="nil"/>
+            </w:tcBorders>
+            <w:shd w:val="clear"/>
+            <w:noWrap/>
+            <w:vAlign w:val="center"/>
+          </w:tcPr>
+          <w:p>
+            <w:pPr>
+              <w:keepNext w:val="0"/>
+              <w:keepLines w:val="0"/>
+              <w:widowControl/>
+              <w:suppressLineNumbers w:val="0"/>
+              <w:jc w:val="left"/>
+              <w:textAlignment w:val="center"/>
+              <w:rPr>
+                <w:rFonts w:hint="eastAsia" w:ascii="Times New Roman" w:hAnsi="Times New Roman" w:eastAsia="宋体" w:cs="宋体"/>
+                <w:i w:val="0"/>
+                <w:iCs w:val="0"/>
+                <w:color w:val="000000"/>
+                <w:sz w:val="22"/>
+                <w:szCs w:val="22"/>
+                <w:u w:val="none"/>
+              </w:rPr>
+            </w:pPr>
+            <w:r>
+              <w:rPr>
+                <w:rFonts w:hint="eastAsia" w:ascii="Times New Roman" w:hAnsi="Times New Roman" w:eastAsia="宋体" w:cs="宋体"/>
+                <w:i w:val="0"/>
+                <w:iCs w:val="0"/>
+                <w:color w:val="000000"/>
+                <w:kern w:val="0"/>
+                <w:sz w:val="22"/>
+                <w:szCs w:val="22"/>
+                <w:u w:val="none"/>
+                <w:bdr w:val="none" w:color="auto" w:sz="0" w:space="0"/>
+                <w:lang w:val="en-US" w:eastAsia="zh-CN" w:bidi="ar"/>
+              </w:rPr>
+              <w:t>15.01</w:t>
+            </w:r>
+          </w:p>
+        </w:tc>
+        <w:tc>
+          <w:tcPr>
+            <w:tcW w:w="0" w:type="auto"/>
+            <w:tcBorders>
+              <w:tl2br w:val="nil"/>
+              <w:tr2bl w:val="nil"/>
+            </w:tcBorders>
+            <w:shd w:val="clear"/>
+            <w:noWrap/>
+            <w:vAlign w:val="center"/>
+          </w:tcPr>
+          <w:p>
+            <w:pPr>
+              <w:keepNext w:val="0"/>
+              <w:keepLines w:val="0"/>
+              <w:widowControl/>
+              <w:suppressLineNumbers w:val="0"/>
+              <w:jc w:val="left"/>
+              <w:textAlignment w:val="center"/>
+              <w:rPr>
+                <w:rFonts w:hint="eastAsia" w:ascii="Times New Roman" w:hAnsi="Times New Roman" w:eastAsia="宋体" w:cs="宋体"/>
+                <w:i w:val="0"/>
+                <w:iCs w:val="0"/>
+                <w:color w:val="000000"/>
+                <w:sz w:val="22"/>
+                <w:szCs w:val="22"/>
+                <w:u w:val="none"/>
+              </w:rPr>
+            </w:pPr>
+            <w:r>
+              <w:rPr>
+                <w:rFonts w:hint="eastAsia" w:ascii="Times New Roman" w:hAnsi="Times New Roman" w:eastAsia="宋体" w:cs="宋体"/>
+                <w:i w:val="0"/>
+                <w:iCs w:val="0"/>
+                <w:color w:val="000000"/>
+                <w:kern w:val="0"/>
+                <w:sz w:val="22"/>
+                <w:szCs w:val="22"/>
+                <w:u w:val="none"/>
+                <w:bdr w:val="none" w:color="auto" w:sz="0" w:space="0"/>
+                <w:lang w:val="en-US" w:eastAsia="zh-CN" w:bidi="ar"/>
+              </w:rPr>
+              <w:t>106.37</w:t>
+            </w:r>
+          </w:p>
+        </w:tc>
+      </w:tr>
+      <w:tr>
+        <w:tblPrEx>
+          <w:tblBorders>
+            <w:top w:val="single" w:color="auto" w:sz="12" w:space="0"/>
+            <w:left w:val="none" w:color="auto" w:sz="0" w:space="0"/>
+            <w:bottom w:val="single" w:color="auto" w:sz="12" w:space="0"/>
+            <w:right w:val="none" w:color="auto" w:sz="0" w:space="0"/>
+            <w:insideH w:val="none" w:color="auto" w:sz="0" w:space="0"/>
+            <w:insideV w:val="none" w:color="auto" w:sz="0" w:space="0"/>
+          </w:tblBorders>
+          <w:shd w:val="clear"/>
+          <w:tblCellMar>
+            <w:top w:w="0" w:type="dxa"/>
+            <w:left w:w="108" w:type="dxa"/>
+            <w:bottom w:w="0" w:type="dxa"/>
+            <w:right w:w="108" w:type="dxa"/>
+          </w:tblCellMar>
+        </w:tblPrEx>
+        <w:trPr>
+          <w:trHeight w:val="309" w:hRule="atLeast"/>
+          <w:jc w:val="center"/>
+        </w:trPr>
+        <w:tc>
+          <w:tcPr>
+            <w:tcW w:w="3418" w:type="dxa"/>
+            <w:tcBorders>
+              <w:tl2br w:val="nil"/>
+              <w:tr2bl w:val="nil"/>
+            </w:tcBorders>
+            <w:shd w:val="clear"/>
+            <w:noWrap/>
+            <w:vAlign w:val="center"/>
+          </w:tcPr>
+          <w:p>
+            <w:pPr>
+              <w:keepNext w:val="0"/>
+              <w:keepLines w:val="0"/>
+              <w:widowControl/>
+              <w:suppressLineNumbers w:val="0"/>
+              <w:jc w:val="center"/>
+              <w:textAlignment w:val="center"/>
+              <w:rPr>
+                <w:rFonts w:hint="eastAsia" w:ascii="Times New Roman" w:hAnsi="Times New Roman" w:eastAsia="宋体" w:cs="宋体"/>
+                <w:i w:val="0"/>
+                <w:iCs w:val="0"/>
+                <w:color w:val="000000"/>
+                <w:sz w:val="22"/>
+                <w:szCs w:val="22"/>
+                <w:u w:val="none"/>
+              </w:rPr>
+            </w:pPr>
+            <w:r>
+              <w:rPr>
+                <w:rFonts w:hint="eastAsia" w:cs="宋体"/>
+                <w:i w:val="0"/>
+                <w:iCs w:val="0"/>
+                <w:color w:val="000000"/>
+                <w:kern w:val="0"/>
+                <w:sz w:val="22"/>
+                <w:szCs w:val="22"/>
+                <w:u w:val="none"/>
+                <w:bdr w:val="none" w:color="auto" w:sz="0" w:space="0"/>
+                <w:lang w:val="en-US" w:eastAsia="zh-CN" w:bidi="ar"/>
+              </w:rPr>
+              <w:t>+</w:t>
+            </w:r>
+            <w:r>
+              <w:rPr>
+                <w:rFonts w:hint="eastAsia" w:ascii="Times New Roman" w:hAnsi="Times New Roman" w:eastAsia="宋体" w:cs="宋体"/>
+                <w:i w:val="0"/>
+                <w:iCs w:val="0"/>
+                <w:color w:val="000000"/>
+                <w:kern w:val="0"/>
+                <w:sz w:val="22"/>
+                <w:szCs w:val="22"/>
+                <w:u w:val="none"/>
+                <w:bdr w:val="none" w:color="auto" w:sz="0" w:space="0"/>
+                <w:lang w:val="en-US" w:eastAsia="zh-CN" w:bidi="ar"/>
+              </w:rPr>
+              <w:t>Att_Triplet</w:t>
+            </w:r>
+          </w:p>
+        </w:tc>
+        <w:tc>
+          <w:tcPr>
+            <w:tcW w:w="977" w:type="dxa"/>
+            <w:tcBorders>
+              <w:tl2br w:val="nil"/>
+              <w:tr2bl w:val="nil"/>
+            </w:tcBorders>
+            <w:shd w:val="clear"/>
+            <w:noWrap/>
+            <w:vAlign w:val="center"/>
+          </w:tcPr>
+          <w:p>
+            <w:pPr>
+              <w:keepNext w:val="0"/>
+              <w:keepLines w:val="0"/>
+              <w:widowControl/>
+              <w:suppressLineNumbers w:val="0"/>
+              <w:jc w:val="left"/>
+              <w:textAlignment w:val="center"/>
+              <w:rPr>
+                <w:rFonts w:hint="eastAsia" w:ascii="Times New Roman" w:hAnsi="Times New Roman" w:eastAsia="宋体" w:cs="宋体"/>
+                <w:i w:val="0"/>
+                <w:iCs w:val="0"/>
+                <w:color w:val="000000"/>
+                <w:sz w:val="22"/>
+                <w:szCs w:val="22"/>
+                <w:u w:val="none"/>
+              </w:rPr>
+            </w:pPr>
+            <w:r>
+              <w:rPr>
+                <w:rFonts w:hint="eastAsia" w:ascii="Times New Roman" w:hAnsi="Times New Roman" w:eastAsia="宋体" w:cs="宋体"/>
+                <w:i w:val="0"/>
+                <w:iCs w:val="0"/>
+                <w:color w:val="000000"/>
+                <w:kern w:val="0"/>
+                <w:sz w:val="22"/>
+                <w:szCs w:val="22"/>
+                <w:u w:val="none"/>
+                <w:lang w:val="en-US" w:eastAsia="zh-CN" w:bidi="ar"/>
+              </w:rPr>
+              <w:t>83</w:t>
+            </w:r>
+            <w:r>
+              <w:rPr>
+                <w:rFonts w:hint="eastAsia" w:cs="宋体"/>
+                <w:i w:val="0"/>
+                <w:iCs w:val="0"/>
+                <w:color w:val="000000"/>
+                <w:kern w:val="0"/>
+                <w:sz w:val="22"/>
+                <w:szCs w:val="22"/>
+                <w:u w:val="none"/>
+                <w:lang w:val="en-US" w:eastAsia="zh-CN" w:bidi="ar"/>
+              </w:rPr>
+              <w:t>.4</w:t>
+            </w:r>
+          </w:p>
+        </w:tc>
+        <w:tc>
+          <w:tcPr>
+            <w:tcW w:w="0" w:type="auto"/>
+            <w:tcBorders>
+              <w:tl2br w:val="nil"/>
+              <w:tr2bl w:val="nil"/>
+            </w:tcBorders>
+            <w:shd w:val="clear"/>
+            <w:noWrap/>
+            <w:vAlign w:val="center"/>
+          </w:tcPr>
+          <w:p>
+            <w:pPr>
+              <w:keepNext w:val="0"/>
+              <w:keepLines w:val="0"/>
+              <w:widowControl/>
+              <w:suppressLineNumbers w:val="0"/>
+              <w:jc w:val="left"/>
+              <w:textAlignment w:val="center"/>
+              <w:rPr>
+                <w:rFonts w:hint="eastAsia" w:ascii="Times New Roman" w:hAnsi="Times New Roman" w:eastAsia="宋体" w:cs="宋体"/>
+                <w:i w:val="0"/>
+                <w:iCs w:val="0"/>
+                <w:color w:val="000000"/>
+                <w:sz w:val="22"/>
+                <w:szCs w:val="22"/>
+                <w:u w:val="none"/>
+              </w:rPr>
+            </w:pPr>
+            <w:r>
+              <w:rPr>
+                <w:rFonts w:hint="eastAsia" w:ascii="Times New Roman" w:hAnsi="Times New Roman" w:eastAsia="宋体" w:cs="宋体"/>
+                <w:i w:val="0"/>
+                <w:iCs w:val="0"/>
+                <w:color w:val="000000"/>
+                <w:kern w:val="0"/>
+                <w:sz w:val="22"/>
+                <w:szCs w:val="22"/>
+                <w:u w:val="none"/>
+                <w:bdr w:val="none" w:color="auto" w:sz="0" w:space="0"/>
+                <w:lang w:val="en-US" w:eastAsia="zh-CN" w:bidi="ar"/>
+              </w:rPr>
+              <w:t>0.78</w:t>
+            </w:r>
+          </w:p>
+        </w:tc>
+        <w:tc>
+          <w:tcPr>
+            <w:tcW w:w="839" w:type="dxa"/>
+            <w:tcBorders>
+              <w:tl2br w:val="nil"/>
+              <w:tr2bl w:val="nil"/>
+            </w:tcBorders>
+            <w:shd w:val="clear"/>
+            <w:noWrap/>
+            <w:vAlign w:val="center"/>
+          </w:tcPr>
+          <w:p>
+            <w:pPr>
+              <w:keepNext w:val="0"/>
+              <w:keepLines w:val="0"/>
+              <w:widowControl/>
+              <w:suppressLineNumbers w:val="0"/>
+              <w:jc w:val="left"/>
+              <w:textAlignment w:val="center"/>
+              <w:rPr>
+                <w:rFonts w:hint="eastAsia" w:ascii="Times New Roman" w:hAnsi="Times New Roman" w:eastAsia="宋体" w:cs="宋体"/>
+                <w:i w:val="0"/>
+                <w:iCs w:val="0"/>
+                <w:color w:val="000000"/>
+                <w:sz w:val="22"/>
+                <w:szCs w:val="22"/>
+                <w:u w:val="none"/>
+              </w:rPr>
+            </w:pPr>
+            <w:r>
+              <w:rPr>
+                <w:rFonts w:hint="eastAsia" w:ascii="Times New Roman" w:hAnsi="Times New Roman" w:eastAsia="宋体" w:cs="宋体"/>
+                <w:b/>
+                <w:bCs/>
+                <w:i w:val="0"/>
+                <w:iCs w:val="0"/>
+                <w:color w:val="0000FF"/>
+                <w:kern w:val="0"/>
+                <w:sz w:val="22"/>
+                <w:szCs w:val="22"/>
+                <w:u w:val="none"/>
+                <w:lang w:val="en-US" w:eastAsia="zh-CN" w:bidi="ar"/>
+              </w:rPr>
+              <w:t>85.6</w:t>
+            </w:r>
+          </w:p>
+        </w:tc>
+        <w:tc>
+          <w:tcPr>
+            <w:tcW w:w="1116" w:type="dxa"/>
+            <w:tcBorders>
+              <w:tl2br w:val="nil"/>
+              <w:tr2bl w:val="nil"/>
+            </w:tcBorders>
+            <w:shd w:val="clear"/>
+            <w:noWrap/>
+            <w:vAlign w:val="center"/>
+          </w:tcPr>
+          <w:p>
+            <w:pPr>
+              <w:keepNext w:val="0"/>
+              <w:keepLines w:val="0"/>
+              <w:widowControl/>
+              <w:suppressLineNumbers w:val="0"/>
+              <w:jc w:val="left"/>
+              <w:textAlignment w:val="center"/>
+              <w:rPr>
+                <w:rFonts w:hint="eastAsia" w:ascii="Times New Roman" w:hAnsi="Times New Roman" w:eastAsia="宋体" w:cs="宋体"/>
+                <w:i w:val="0"/>
+                <w:iCs w:val="0"/>
+                <w:color w:val="000000"/>
+                <w:sz w:val="22"/>
+                <w:szCs w:val="22"/>
+                <w:u w:val="none"/>
+              </w:rPr>
+            </w:pPr>
+            <w:r>
+              <w:rPr>
+                <w:rFonts w:hint="eastAsia" w:ascii="Times New Roman" w:hAnsi="Times New Roman" w:eastAsia="宋体" w:cs="宋体"/>
+                <w:i w:val="0"/>
+                <w:iCs w:val="0"/>
+                <w:color w:val="000000"/>
+                <w:kern w:val="0"/>
+                <w:sz w:val="22"/>
+                <w:szCs w:val="22"/>
+                <w:u w:val="none"/>
+                <w:lang w:val="en-US" w:eastAsia="zh-CN" w:bidi="ar"/>
+              </w:rPr>
+              <w:t>48</w:t>
+            </w:r>
+            <w:r>
+              <w:rPr>
+                <w:rFonts w:hint="eastAsia" w:cs="宋体"/>
+                <w:i w:val="0"/>
+                <w:iCs w:val="0"/>
+                <w:color w:val="000000"/>
+                <w:kern w:val="0"/>
+                <w:sz w:val="22"/>
+                <w:szCs w:val="22"/>
+                <w:u w:val="none"/>
+                <w:lang w:val="en-US" w:eastAsia="zh-CN" w:bidi="ar"/>
+              </w:rPr>
+              <w:t>.</w:t>
+            </w:r>
+            <w:r>
+              <w:rPr>
+                <w:rFonts w:hint="eastAsia" w:ascii="Times New Roman" w:hAnsi="Times New Roman" w:eastAsia="宋体" w:cs="宋体"/>
+                <w:i w:val="0"/>
+                <w:iCs w:val="0"/>
+                <w:color w:val="000000"/>
+                <w:kern w:val="0"/>
+                <w:sz w:val="22"/>
+                <w:szCs w:val="22"/>
+                <w:u w:val="none"/>
+                <w:lang w:val="en-US" w:eastAsia="zh-CN" w:bidi="ar"/>
+              </w:rPr>
+              <w:t>9</w:t>
+            </w:r>
+          </w:p>
+        </w:tc>
+        <w:tc>
+          <w:tcPr>
+            <w:tcW w:w="0" w:type="auto"/>
+            <w:tcBorders>
+              <w:tl2br w:val="nil"/>
+              <w:tr2bl w:val="nil"/>
+            </w:tcBorders>
+            <w:shd w:val="clear"/>
+            <w:noWrap/>
+            <w:vAlign w:val="center"/>
+          </w:tcPr>
+          <w:p>
+            <w:pPr>
+              <w:keepNext w:val="0"/>
+              <w:keepLines w:val="0"/>
+              <w:widowControl/>
+              <w:suppressLineNumbers w:val="0"/>
+              <w:jc w:val="left"/>
+              <w:textAlignment w:val="center"/>
+              <w:rPr>
+                <w:rFonts w:hint="eastAsia" w:ascii="Times New Roman" w:hAnsi="Times New Roman" w:eastAsia="宋体" w:cs="宋体"/>
+                <w:i w:val="0"/>
+                <w:iCs w:val="0"/>
+                <w:color w:val="000000"/>
+                <w:sz w:val="22"/>
+                <w:szCs w:val="22"/>
+                <w:u w:val="none"/>
+              </w:rPr>
+            </w:pPr>
+            <w:r>
+              <w:rPr>
+                <w:rFonts w:hint="eastAsia" w:ascii="Times New Roman" w:hAnsi="Times New Roman" w:eastAsia="宋体" w:cs="宋体"/>
+                <w:i w:val="0"/>
+                <w:iCs w:val="0"/>
+                <w:color w:val="000000"/>
+                <w:kern w:val="0"/>
+                <w:sz w:val="22"/>
+                <w:szCs w:val="22"/>
+                <w:u w:val="none"/>
+                <w:bdr w:val="none" w:color="auto" w:sz="0" w:space="0"/>
+                <w:lang w:val="en-US" w:eastAsia="zh-CN" w:bidi="ar"/>
+              </w:rPr>
+              <w:t>35.88</w:t>
+            </w:r>
+          </w:p>
+        </w:tc>
+        <w:tc>
+          <w:tcPr>
+            <w:tcW w:w="0" w:type="auto"/>
+            <w:tcBorders>
+              <w:tl2br w:val="nil"/>
+              <w:tr2bl w:val="nil"/>
+            </w:tcBorders>
+            <w:shd w:val="clear"/>
+            <w:noWrap/>
+            <w:vAlign w:val="center"/>
+          </w:tcPr>
+          <w:p>
+            <w:pPr>
+              <w:keepNext w:val="0"/>
+              <w:keepLines w:val="0"/>
+              <w:widowControl/>
+              <w:suppressLineNumbers w:val="0"/>
+              <w:jc w:val="left"/>
+              <w:textAlignment w:val="center"/>
+              <w:rPr>
+                <w:rFonts w:hint="eastAsia" w:ascii="Times New Roman" w:hAnsi="Times New Roman" w:eastAsia="宋体" w:cs="宋体"/>
+                <w:i w:val="0"/>
+                <w:iCs w:val="0"/>
+                <w:color w:val="000000"/>
+                <w:sz w:val="22"/>
+                <w:szCs w:val="22"/>
+                <w:u w:val="none"/>
+              </w:rPr>
+            </w:pPr>
+            <w:r>
+              <w:rPr>
+                <w:rFonts w:hint="eastAsia" w:ascii="Times New Roman" w:hAnsi="Times New Roman" w:eastAsia="宋体" w:cs="宋体"/>
+                <w:i w:val="0"/>
+                <w:iCs w:val="0"/>
+                <w:color w:val="000000"/>
+                <w:kern w:val="0"/>
+                <w:sz w:val="22"/>
+                <w:szCs w:val="22"/>
+                <w:u w:val="none"/>
+                <w:bdr w:val="none" w:color="auto" w:sz="0" w:space="0"/>
+                <w:lang w:val="en-US" w:eastAsia="zh-CN" w:bidi="ar"/>
+              </w:rPr>
+              <w:t>15.01</w:t>
+            </w:r>
+          </w:p>
+        </w:tc>
+        <w:tc>
+          <w:tcPr>
+            <w:tcW w:w="0" w:type="auto"/>
+            <w:tcBorders>
+              <w:tl2br w:val="nil"/>
+              <w:tr2bl w:val="nil"/>
+            </w:tcBorders>
+            <w:shd w:val="clear"/>
+            <w:noWrap/>
+            <w:vAlign w:val="center"/>
+          </w:tcPr>
+          <w:p>
+            <w:pPr>
+              <w:keepNext w:val="0"/>
+              <w:keepLines w:val="0"/>
+              <w:widowControl/>
+              <w:suppressLineNumbers w:val="0"/>
+              <w:jc w:val="left"/>
+              <w:textAlignment w:val="center"/>
+              <w:rPr>
+                <w:rFonts w:hint="eastAsia" w:ascii="Times New Roman" w:hAnsi="Times New Roman" w:eastAsia="宋体" w:cs="宋体"/>
+                <w:i w:val="0"/>
+                <w:iCs w:val="0"/>
+                <w:color w:val="000000"/>
+                <w:sz w:val="22"/>
+                <w:szCs w:val="22"/>
+                <w:u w:val="none"/>
+              </w:rPr>
+            </w:pPr>
+            <w:r>
+              <w:rPr>
+                <w:rFonts w:hint="eastAsia" w:ascii="Times New Roman" w:hAnsi="Times New Roman" w:eastAsia="宋体" w:cs="宋体"/>
+                <w:i w:val="0"/>
+                <w:iCs w:val="0"/>
+                <w:color w:val="000000"/>
+                <w:kern w:val="0"/>
+                <w:sz w:val="22"/>
+                <w:szCs w:val="22"/>
+                <w:u w:val="none"/>
+                <w:bdr w:val="none" w:color="auto" w:sz="0" w:space="0"/>
+                <w:lang w:val="en-US" w:eastAsia="zh-CN" w:bidi="ar"/>
+              </w:rPr>
+              <w:t>98.96</w:t>
+            </w:r>
+          </w:p>
+        </w:tc>
+      </w:tr>
+      <w:tr>
+        <w:tblPrEx>
+          <w:tblBorders>
+            <w:top w:val="single" w:color="auto" w:sz="12" w:space="0"/>
+            <w:left w:val="none" w:color="auto" w:sz="0" w:space="0"/>
+            <w:bottom w:val="single" w:color="auto" w:sz="12" w:space="0"/>
+            <w:right w:val="none" w:color="auto" w:sz="0" w:space="0"/>
+            <w:insideH w:val="none" w:color="auto" w:sz="0" w:space="0"/>
+            <w:insideV w:val="none" w:color="auto" w:sz="0" w:space="0"/>
+          </w:tblBorders>
+          <w:shd w:val="clear"/>
+          <w:tblCellMar>
+            <w:top w:w="0" w:type="dxa"/>
+            <w:left w:w="108" w:type="dxa"/>
+            <w:bottom w:w="0" w:type="dxa"/>
+            <w:right w:w="108" w:type="dxa"/>
+          </w:tblCellMar>
+        </w:tblPrEx>
+        <w:trPr>
+          <w:trHeight w:val="309" w:hRule="atLeast"/>
+          <w:jc w:val="center"/>
+        </w:trPr>
+        <w:tc>
+          <w:tcPr>
+            <w:tcW w:w="3418" w:type="dxa"/>
+            <w:tcBorders>
+              <w:tl2br w:val="nil"/>
+              <w:tr2bl w:val="nil"/>
+            </w:tcBorders>
+            <w:shd w:val="clear"/>
+            <w:noWrap/>
+            <w:vAlign w:val="center"/>
+          </w:tcPr>
+          <w:p>
+            <w:pPr>
+              <w:keepNext w:val="0"/>
+              <w:keepLines w:val="0"/>
+              <w:widowControl/>
+              <w:suppressLineNumbers w:val="0"/>
+              <w:jc w:val="center"/>
+              <w:textAlignment w:val="center"/>
+              <w:rPr>
+                <w:rFonts w:hint="eastAsia" w:ascii="Times New Roman" w:hAnsi="Times New Roman" w:eastAsia="宋体" w:cs="宋体"/>
+                <w:i w:val="0"/>
+                <w:iCs w:val="0"/>
+                <w:color w:val="000000"/>
+                <w:sz w:val="22"/>
+                <w:szCs w:val="22"/>
+                <w:u w:val="none"/>
+              </w:rPr>
+            </w:pPr>
+            <w:r>
+              <w:rPr>
+                <w:rFonts w:hint="eastAsia" w:cs="宋体"/>
+                <w:i w:val="0"/>
+                <w:iCs w:val="0"/>
+                <w:color w:val="000000"/>
+                <w:kern w:val="0"/>
+                <w:sz w:val="22"/>
+                <w:szCs w:val="22"/>
+                <w:u w:val="none"/>
+                <w:bdr w:val="none" w:color="auto" w:sz="0" w:space="0"/>
+                <w:lang w:val="en-US" w:eastAsia="zh-CN" w:bidi="ar"/>
+              </w:rPr>
+              <w:t>+</w:t>
+            </w:r>
+            <w:r>
+              <w:rPr>
+                <w:rFonts w:hint="eastAsia" w:ascii="Times New Roman" w:hAnsi="Times New Roman" w:eastAsia="宋体" w:cs="宋体"/>
+                <w:i w:val="0"/>
+                <w:iCs w:val="0"/>
+                <w:color w:val="000000"/>
+                <w:kern w:val="0"/>
+                <w:sz w:val="22"/>
+                <w:szCs w:val="22"/>
+                <w:u w:val="none"/>
+                <w:bdr w:val="none" w:color="auto" w:sz="0" w:space="0"/>
+                <w:lang w:val="en-US" w:eastAsia="zh-CN" w:bidi="ar"/>
+              </w:rPr>
+              <w:t>CIFusion</w:t>
+            </w:r>
+          </w:p>
+        </w:tc>
+        <w:tc>
+          <w:tcPr>
+            <w:tcW w:w="977" w:type="dxa"/>
+            <w:tcBorders>
+              <w:tl2br w:val="nil"/>
+              <w:tr2bl w:val="nil"/>
+            </w:tcBorders>
+            <w:shd w:val="clear"/>
+            <w:noWrap/>
+            <w:vAlign w:val="center"/>
+          </w:tcPr>
+          <w:p>
+            <w:pPr>
+              <w:keepNext w:val="0"/>
+              <w:keepLines w:val="0"/>
+              <w:widowControl/>
+              <w:suppressLineNumbers w:val="0"/>
+              <w:jc w:val="left"/>
+              <w:textAlignment w:val="center"/>
+              <w:rPr>
+                <w:rFonts w:hint="eastAsia" w:ascii="Times New Roman" w:hAnsi="Times New Roman" w:eastAsia="宋体" w:cs="宋体"/>
+                <w:i w:val="0"/>
+                <w:iCs w:val="0"/>
+                <w:color w:val="000000"/>
+                <w:sz w:val="22"/>
+                <w:szCs w:val="22"/>
+                <w:u w:val="none"/>
+              </w:rPr>
+            </w:pPr>
+            <w:r>
+              <w:rPr>
+                <w:rFonts w:hint="eastAsia" w:ascii="Times New Roman" w:hAnsi="Times New Roman" w:eastAsia="宋体" w:cs="宋体"/>
+                <w:i w:val="0"/>
+                <w:iCs w:val="0"/>
+                <w:color w:val="000000"/>
+                <w:kern w:val="0"/>
+                <w:sz w:val="22"/>
+                <w:szCs w:val="22"/>
+                <w:u w:val="none"/>
+                <w:bdr w:val="none" w:color="auto" w:sz="0" w:space="0"/>
+                <w:lang w:val="en-US" w:eastAsia="zh-CN" w:bidi="ar"/>
+              </w:rPr>
+              <w:t>0.8369</w:t>
+            </w:r>
+          </w:p>
+        </w:tc>
+        <w:tc>
+          <w:tcPr>
+            <w:tcW w:w="0" w:type="auto"/>
+            <w:tcBorders>
+              <w:tl2br w:val="nil"/>
+              <w:tr2bl w:val="nil"/>
+            </w:tcBorders>
+            <w:shd w:val="clear"/>
+            <w:noWrap/>
+            <w:vAlign w:val="center"/>
+          </w:tcPr>
+          <w:p>
+            <w:pPr>
+              <w:keepNext w:val="0"/>
+              <w:keepLines w:val="0"/>
+              <w:widowControl/>
+              <w:suppressLineNumbers w:val="0"/>
+              <w:jc w:val="left"/>
+              <w:textAlignment w:val="center"/>
+              <w:rPr>
+                <w:rFonts w:hint="eastAsia" w:ascii="Times New Roman" w:hAnsi="Times New Roman" w:eastAsia="宋体" w:cs="宋体"/>
+                <w:i w:val="0"/>
+                <w:iCs w:val="0"/>
+                <w:color w:val="000000"/>
+                <w:sz w:val="22"/>
+                <w:szCs w:val="22"/>
+                <w:u w:val="none"/>
+              </w:rPr>
+            </w:pPr>
+            <w:r>
+              <w:rPr>
+                <w:rFonts w:hint="eastAsia" w:ascii="Times New Roman" w:hAnsi="Times New Roman" w:eastAsia="宋体" w:cs="宋体"/>
+                <w:i w:val="0"/>
+                <w:iCs w:val="0"/>
+                <w:color w:val="000000"/>
+                <w:kern w:val="0"/>
+                <w:sz w:val="22"/>
+                <w:szCs w:val="22"/>
+                <w:u w:val="none"/>
+                <w:bdr w:val="none" w:color="auto" w:sz="0" w:space="0"/>
+                <w:lang w:val="en-US" w:eastAsia="zh-CN" w:bidi="ar"/>
+              </w:rPr>
+              <w:t>0.7756</w:t>
+            </w:r>
+          </w:p>
+        </w:tc>
+        <w:tc>
+          <w:tcPr>
+            <w:tcW w:w="0" w:type="auto"/>
+            <w:tcBorders>
+              <w:tl2br w:val="nil"/>
+              <w:tr2bl w:val="nil"/>
+            </w:tcBorders>
+            <w:shd w:val="clear"/>
+            <w:noWrap/>
+            <w:vAlign w:val="center"/>
+          </w:tcPr>
+          <w:p>
+            <w:pPr>
+              <w:keepNext w:val="0"/>
+              <w:keepLines w:val="0"/>
+              <w:widowControl/>
+              <w:suppressLineNumbers w:val="0"/>
+              <w:jc w:val="left"/>
+              <w:textAlignment w:val="center"/>
+              <w:rPr>
+                <w:rFonts w:hint="eastAsia" w:ascii="Times New Roman" w:hAnsi="Times New Roman" w:eastAsia="宋体" w:cs="宋体"/>
+                <w:i w:val="0"/>
+                <w:iCs w:val="0"/>
+                <w:color w:val="000000"/>
+                <w:sz w:val="22"/>
+                <w:szCs w:val="22"/>
+                <w:u w:val="none"/>
+              </w:rPr>
+            </w:pPr>
+            <w:r>
+              <w:rPr>
+                <w:rFonts w:hint="eastAsia" w:ascii="Times New Roman" w:hAnsi="Times New Roman" w:eastAsia="宋体" w:cs="宋体"/>
+                <w:i w:val="0"/>
+                <w:iCs w:val="0"/>
+                <w:color w:val="000000"/>
+                <w:kern w:val="0"/>
+                <w:sz w:val="22"/>
+                <w:szCs w:val="22"/>
+                <w:u w:val="none"/>
+                <w:bdr w:val="none" w:color="auto" w:sz="0" w:space="0"/>
+                <w:lang w:val="en-US" w:eastAsia="zh-CN" w:bidi="ar"/>
+              </w:rPr>
+              <w:t>0.8525</w:t>
+            </w:r>
+          </w:p>
+        </w:tc>
+        <w:tc>
+          <w:tcPr>
+            <w:tcW w:w="0" w:type="auto"/>
+            <w:tcBorders>
+              <w:tl2br w:val="nil"/>
+              <w:tr2bl w:val="nil"/>
+            </w:tcBorders>
+            <w:shd w:val="clear"/>
+            <w:noWrap/>
+            <w:vAlign w:val="center"/>
+          </w:tcPr>
+          <w:p>
+            <w:pPr>
+              <w:keepNext w:val="0"/>
+              <w:keepLines w:val="0"/>
+              <w:widowControl/>
+              <w:suppressLineNumbers w:val="0"/>
+              <w:jc w:val="left"/>
+              <w:textAlignment w:val="center"/>
+              <w:rPr>
+                <w:rFonts w:hint="eastAsia" w:ascii="Times New Roman" w:hAnsi="Times New Roman" w:eastAsia="宋体" w:cs="宋体"/>
+                <w:i w:val="0"/>
+                <w:iCs w:val="0"/>
+                <w:color w:val="000000"/>
+                <w:sz w:val="22"/>
+                <w:szCs w:val="22"/>
+                <w:u w:val="none"/>
+              </w:rPr>
+            </w:pPr>
+            <w:r>
+              <w:rPr>
+                <w:rFonts w:hint="eastAsia" w:ascii="Times New Roman" w:hAnsi="Times New Roman" w:eastAsia="宋体" w:cs="宋体"/>
+                <w:i w:val="0"/>
+                <w:iCs w:val="0"/>
+                <w:color w:val="000000"/>
+                <w:kern w:val="0"/>
+                <w:sz w:val="22"/>
+                <w:szCs w:val="22"/>
+                <w:u w:val="none"/>
+                <w:bdr w:val="none" w:color="auto" w:sz="0" w:space="0"/>
+                <w:lang w:val="en-US" w:eastAsia="zh-CN" w:bidi="ar"/>
+              </w:rPr>
+              <w:t>0.4875</w:t>
+            </w:r>
+          </w:p>
+        </w:tc>
+        <w:tc>
+          <w:tcPr>
+            <w:tcW w:w="0" w:type="auto"/>
+            <w:tcBorders>
+              <w:tl2br w:val="nil"/>
+              <w:tr2bl w:val="nil"/>
+            </w:tcBorders>
+            <w:shd w:val="clear"/>
+            <w:noWrap/>
+            <w:vAlign w:val="center"/>
+          </w:tcPr>
+          <w:p>
+            <w:pPr>
+              <w:keepNext w:val="0"/>
+              <w:keepLines w:val="0"/>
+              <w:widowControl/>
+              <w:suppressLineNumbers w:val="0"/>
+              <w:jc w:val="left"/>
+              <w:textAlignment w:val="center"/>
+              <w:rPr>
+                <w:rFonts w:hint="eastAsia" w:ascii="Times New Roman" w:hAnsi="Times New Roman" w:eastAsia="宋体" w:cs="宋体"/>
+                <w:i w:val="0"/>
+                <w:iCs w:val="0"/>
+                <w:color w:val="000000"/>
+                <w:sz w:val="22"/>
+                <w:szCs w:val="22"/>
+                <w:u w:val="none"/>
+              </w:rPr>
+            </w:pPr>
+            <w:r>
+              <w:rPr>
+                <w:rFonts w:hint="eastAsia" w:ascii="Times New Roman" w:hAnsi="Times New Roman" w:eastAsia="宋体" w:cs="宋体"/>
+                <w:i w:val="0"/>
+                <w:iCs w:val="0"/>
+                <w:color w:val="000000"/>
+                <w:kern w:val="0"/>
+                <w:sz w:val="22"/>
+                <w:szCs w:val="22"/>
+                <w:u w:val="none"/>
+                <w:bdr w:val="none" w:color="auto" w:sz="0" w:space="0"/>
+                <w:lang w:val="en-US" w:eastAsia="zh-CN" w:bidi="ar"/>
+              </w:rPr>
+              <w:t>50.16</w:t>
+            </w:r>
+          </w:p>
+        </w:tc>
+        <w:tc>
+          <w:tcPr>
+            <w:tcW w:w="0" w:type="auto"/>
+            <w:tcBorders>
+              <w:tl2br w:val="nil"/>
+              <w:tr2bl w:val="nil"/>
+            </w:tcBorders>
+            <w:shd w:val="clear"/>
+            <w:noWrap/>
+            <w:vAlign w:val="center"/>
+          </w:tcPr>
+          <w:p>
+            <w:pPr>
+              <w:keepNext w:val="0"/>
+              <w:keepLines w:val="0"/>
+              <w:widowControl/>
+              <w:suppressLineNumbers w:val="0"/>
+              <w:jc w:val="left"/>
+              <w:textAlignment w:val="center"/>
+              <w:rPr>
+                <w:rFonts w:hint="eastAsia" w:ascii="Times New Roman" w:hAnsi="Times New Roman" w:eastAsia="宋体" w:cs="宋体"/>
+                <w:i w:val="0"/>
+                <w:iCs w:val="0"/>
+                <w:color w:val="000000"/>
+                <w:sz w:val="22"/>
+                <w:szCs w:val="22"/>
+                <w:u w:val="none"/>
+              </w:rPr>
+            </w:pPr>
+            <w:r>
+              <w:rPr>
+                <w:rFonts w:hint="eastAsia" w:ascii="Times New Roman" w:hAnsi="Times New Roman" w:eastAsia="宋体" w:cs="宋体"/>
+                <w:i w:val="0"/>
+                <w:iCs w:val="0"/>
+                <w:color w:val="000000"/>
+                <w:kern w:val="0"/>
+                <w:sz w:val="22"/>
+                <w:szCs w:val="22"/>
+                <w:u w:val="none"/>
+                <w:bdr w:val="none" w:color="auto" w:sz="0" w:space="0"/>
+                <w:lang w:val="en-US" w:eastAsia="zh-CN" w:bidi="ar"/>
+              </w:rPr>
+              <w:t>20.74</w:t>
+            </w:r>
+          </w:p>
+        </w:tc>
+        <w:tc>
+          <w:tcPr>
+            <w:tcW w:w="0" w:type="auto"/>
+            <w:tcBorders>
+              <w:tl2br w:val="nil"/>
+              <w:tr2bl w:val="nil"/>
+            </w:tcBorders>
+            <w:shd w:val="clear"/>
+            <w:noWrap/>
+            <w:vAlign w:val="center"/>
+          </w:tcPr>
+          <w:p>
+            <w:pPr>
+              <w:keepNext w:val="0"/>
+              <w:keepLines w:val="0"/>
+              <w:widowControl/>
+              <w:suppressLineNumbers w:val="0"/>
+              <w:jc w:val="left"/>
+              <w:textAlignment w:val="center"/>
+              <w:rPr>
+                <w:rFonts w:hint="eastAsia" w:ascii="Times New Roman" w:hAnsi="Times New Roman" w:eastAsia="宋体" w:cs="宋体"/>
+                <w:i w:val="0"/>
+                <w:iCs w:val="0"/>
+                <w:color w:val="000000"/>
+                <w:sz w:val="22"/>
+                <w:szCs w:val="22"/>
+                <w:u w:val="none"/>
+              </w:rPr>
+            </w:pPr>
+            <w:r>
+              <w:rPr>
+                <w:rFonts w:hint="eastAsia" w:ascii="Times New Roman" w:hAnsi="Times New Roman" w:eastAsia="宋体" w:cs="宋体"/>
+                <w:i w:val="0"/>
+                <w:iCs w:val="0"/>
+                <w:color w:val="000000"/>
+                <w:kern w:val="0"/>
+                <w:sz w:val="22"/>
+                <w:szCs w:val="22"/>
+                <w:u w:val="none"/>
+                <w:bdr w:val="none" w:color="auto" w:sz="0" w:space="0"/>
+                <w:lang w:val="en-US" w:eastAsia="zh-CN" w:bidi="ar"/>
+              </w:rPr>
+              <w:t>85.44</w:t>
+            </w:r>
+          </w:p>
+        </w:tc>
+      </w:tr>
+      <w:tr>
+        <w:tblPrEx>
+          <w:tblBorders>
+            <w:top w:val="single" w:color="auto" w:sz="12" w:space="0"/>
+            <w:left w:val="none" w:color="auto" w:sz="0" w:space="0"/>
+            <w:bottom w:val="single" w:color="auto" w:sz="12" w:space="0"/>
+            <w:right w:val="none" w:color="auto" w:sz="0" w:space="0"/>
+            <w:insideH w:val="none" w:color="auto" w:sz="0" w:space="0"/>
+            <w:insideV w:val="none" w:color="auto" w:sz="0" w:space="0"/>
+          </w:tblBorders>
+          <w:shd w:val="clear"/>
+          <w:tblCellMar>
+            <w:top w:w="0" w:type="dxa"/>
+            <w:left w:w="108" w:type="dxa"/>
+            <w:bottom w:w="0" w:type="dxa"/>
+            <w:right w:w="108" w:type="dxa"/>
+          </w:tblCellMar>
+        </w:tblPrEx>
+        <w:trPr>
+          <w:trHeight w:val="382" w:hRule="atLeast"/>
+          <w:jc w:val="center"/>
+        </w:trPr>
+        <w:tc>
+          <w:tcPr>
+            <w:tcW w:w="3418" w:type="dxa"/>
+            <w:tcBorders>
+              <w:tl2br w:val="nil"/>
+              <w:tr2bl w:val="nil"/>
+            </w:tcBorders>
+            <w:shd w:val="clear"/>
+            <w:noWrap/>
+            <w:vAlign w:val="center"/>
+          </w:tcPr>
+          <w:p>
+            <w:pPr>
+              <w:keepNext w:val="0"/>
+              <w:keepLines w:val="0"/>
+              <w:widowControl/>
+              <w:suppressLineNumbers w:val="0"/>
+              <w:jc w:val="center"/>
+              <w:textAlignment w:val="center"/>
+              <w:rPr>
+                <w:rFonts w:hint="eastAsia" w:ascii="Times New Roman" w:hAnsi="Times New Roman" w:eastAsia="宋体" w:cs="宋体"/>
+                <w:i w:val="0"/>
+                <w:iCs w:val="0"/>
+                <w:color w:val="000000"/>
+                <w:sz w:val="22"/>
+                <w:szCs w:val="22"/>
+                <w:u w:val="none"/>
+              </w:rPr>
+            </w:pPr>
+            <w:r>
+              <w:rPr>
+                <w:rFonts w:hint="eastAsia" w:cs="宋体"/>
+                <w:i w:val="0"/>
+                <w:iCs w:val="0"/>
+                <w:color w:val="000000"/>
+                <w:kern w:val="0"/>
+                <w:sz w:val="22"/>
+                <w:szCs w:val="22"/>
+                <w:u w:val="none"/>
+                <w:bdr w:val="none" w:color="auto" w:sz="0" w:space="0"/>
+                <w:lang w:val="en-US" w:eastAsia="zh-CN" w:bidi="ar"/>
+              </w:rPr>
+              <w:t>+</w:t>
+            </w:r>
+            <w:r>
+              <w:rPr>
+                <w:rFonts w:hint="eastAsia" w:ascii="Times New Roman" w:hAnsi="Times New Roman" w:eastAsia="宋体" w:cs="宋体"/>
+                <w:i w:val="0"/>
+                <w:iCs w:val="0"/>
+                <w:color w:val="000000"/>
+                <w:kern w:val="0"/>
+                <w:sz w:val="22"/>
+                <w:szCs w:val="22"/>
+                <w:u w:val="none"/>
+                <w:bdr w:val="none" w:color="auto" w:sz="0" w:space="0"/>
+                <w:lang w:val="en-US" w:eastAsia="zh-CN" w:bidi="ar"/>
+              </w:rPr>
+              <w:t>ICAFusion</w:t>
+            </w:r>
+          </w:p>
+        </w:tc>
+        <w:tc>
+          <w:tcPr>
+            <w:tcW w:w="977" w:type="dxa"/>
+            <w:tcBorders>
+              <w:tl2br w:val="nil"/>
+              <w:tr2bl w:val="nil"/>
+            </w:tcBorders>
+            <w:shd w:val="clear"/>
+            <w:noWrap/>
+            <w:vAlign w:val="center"/>
+          </w:tcPr>
+          <w:p>
+            <w:pPr>
+              <w:keepNext w:val="0"/>
+              <w:keepLines w:val="0"/>
+              <w:widowControl/>
+              <w:suppressLineNumbers w:val="0"/>
+              <w:jc w:val="left"/>
+              <w:textAlignment w:val="center"/>
+              <w:rPr>
+                <w:rFonts w:hint="eastAsia" w:ascii="Times New Roman" w:hAnsi="Times New Roman" w:eastAsia="宋体" w:cs="宋体"/>
+                <w:i w:val="0"/>
+                <w:iCs w:val="0"/>
+                <w:color w:val="000000"/>
+                <w:sz w:val="22"/>
+                <w:szCs w:val="22"/>
+                <w:u w:val="none"/>
+              </w:rPr>
+            </w:pPr>
+            <w:r>
+              <w:rPr>
+                <w:rFonts w:hint="eastAsia" w:ascii="Times New Roman" w:hAnsi="Times New Roman" w:eastAsia="宋体" w:cs="宋体"/>
+                <w:i w:val="0"/>
+                <w:iCs w:val="0"/>
+                <w:color w:val="000000"/>
+                <w:kern w:val="0"/>
+                <w:sz w:val="22"/>
+                <w:szCs w:val="22"/>
+                <w:u w:val="none"/>
+                <w:bdr w:val="none" w:color="auto" w:sz="0" w:space="0"/>
+                <w:lang w:val="en-US" w:eastAsia="zh-CN" w:bidi="ar"/>
+              </w:rPr>
+              <w:t>0.8384</w:t>
+            </w:r>
+          </w:p>
+        </w:tc>
+        <w:tc>
+          <w:tcPr>
+            <w:tcW w:w="0" w:type="auto"/>
+            <w:tcBorders>
+              <w:tl2br w:val="nil"/>
+              <w:tr2bl w:val="nil"/>
+            </w:tcBorders>
+            <w:shd w:val="clear"/>
+            <w:noWrap/>
+            <w:vAlign w:val="center"/>
+          </w:tcPr>
+          <w:p>
+            <w:pPr>
+              <w:keepNext w:val="0"/>
+              <w:keepLines w:val="0"/>
+              <w:widowControl/>
+              <w:suppressLineNumbers w:val="0"/>
+              <w:jc w:val="left"/>
+              <w:textAlignment w:val="center"/>
+              <w:rPr>
+                <w:rFonts w:hint="eastAsia" w:ascii="Times New Roman" w:hAnsi="Times New Roman" w:eastAsia="宋体" w:cs="宋体"/>
+                <w:i w:val="0"/>
+                <w:iCs w:val="0"/>
+                <w:color w:val="000000"/>
+                <w:sz w:val="22"/>
+                <w:szCs w:val="22"/>
+                <w:u w:val="none"/>
+              </w:rPr>
+            </w:pPr>
+            <w:r>
+              <w:rPr>
+                <w:rFonts w:hint="eastAsia" w:ascii="Times New Roman" w:hAnsi="Times New Roman" w:eastAsia="宋体" w:cs="宋体"/>
+                <w:i w:val="0"/>
+                <w:iCs w:val="0"/>
+                <w:color w:val="000000"/>
+                <w:kern w:val="0"/>
+                <w:sz w:val="22"/>
+                <w:szCs w:val="22"/>
+                <w:u w:val="none"/>
+                <w:bdr w:val="none" w:color="auto" w:sz="0" w:space="0"/>
+                <w:lang w:val="en-US" w:eastAsia="zh-CN" w:bidi="ar"/>
+              </w:rPr>
+              <w:t>0.7753</w:t>
+            </w:r>
+          </w:p>
+        </w:tc>
+        <w:tc>
+          <w:tcPr>
+            <w:tcW w:w="0" w:type="auto"/>
+            <w:tcBorders>
+              <w:tl2br w:val="nil"/>
+              <w:tr2bl w:val="nil"/>
+            </w:tcBorders>
+            <w:shd w:val="clear"/>
+            <w:noWrap/>
+            <w:vAlign w:val="center"/>
+          </w:tcPr>
+          <w:p>
+            <w:pPr>
+              <w:keepNext w:val="0"/>
+              <w:keepLines w:val="0"/>
+              <w:widowControl/>
+              <w:suppressLineNumbers w:val="0"/>
+              <w:jc w:val="left"/>
+              <w:textAlignment w:val="center"/>
+              <w:rPr>
+                <w:rFonts w:hint="eastAsia" w:ascii="Times New Roman" w:hAnsi="Times New Roman" w:eastAsia="宋体" w:cs="宋体"/>
+                <w:i w:val="0"/>
+                <w:iCs w:val="0"/>
+                <w:color w:val="000000"/>
+                <w:sz w:val="22"/>
+                <w:szCs w:val="22"/>
+                <w:u w:val="none"/>
+              </w:rPr>
+            </w:pPr>
+            <w:r>
+              <w:rPr>
+                <w:rFonts w:hint="eastAsia" w:ascii="Times New Roman" w:hAnsi="Times New Roman" w:eastAsia="宋体" w:cs="宋体"/>
+                <w:i w:val="0"/>
+                <w:iCs w:val="0"/>
+                <w:color w:val="000000"/>
+                <w:kern w:val="0"/>
+                <w:sz w:val="22"/>
+                <w:szCs w:val="22"/>
+                <w:u w:val="none"/>
+                <w:bdr w:val="none" w:color="auto" w:sz="0" w:space="0"/>
+                <w:lang w:val="en-US" w:eastAsia="zh-CN" w:bidi="ar"/>
+              </w:rPr>
+              <w:t>0.854</w:t>
+            </w:r>
+          </w:p>
+        </w:tc>
+        <w:tc>
+          <w:tcPr>
+            <w:tcW w:w="0" w:type="auto"/>
+            <w:tcBorders>
+              <w:tl2br w:val="nil"/>
+              <w:tr2bl w:val="nil"/>
+            </w:tcBorders>
+            <w:shd w:val="clear"/>
+            <w:noWrap/>
+            <w:vAlign w:val="center"/>
+          </w:tcPr>
+          <w:p>
+            <w:pPr>
+              <w:keepNext w:val="0"/>
+              <w:keepLines w:val="0"/>
+              <w:widowControl/>
+              <w:suppressLineNumbers w:val="0"/>
+              <w:jc w:val="left"/>
+              <w:textAlignment w:val="center"/>
+              <w:rPr>
+                <w:rFonts w:hint="eastAsia" w:ascii="Times New Roman" w:hAnsi="Times New Roman" w:eastAsia="宋体" w:cs="宋体"/>
+                <w:i w:val="0"/>
+                <w:iCs w:val="0"/>
+                <w:color w:val="000000"/>
+                <w:sz w:val="22"/>
+                <w:szCs w:val="22"/>
+                <w:u w:val="none"/>
+              </w:rPr>
+            </w:pPr>
+            <w:r>
+              <w:rPr>
+                <w:rFonts w:hint="eastAsia" w:ascii="Times New Roman" w:hAnsi="Times New Roman" w:eastAsia="宋体" w:cs="宋体"/>
+                <w:i w:val="0"/>
+                <w:iCs w:val="0"/>
+                <w:color w:val="000000"/>
+                <w:kern w:val="0"/>
+                <w:sz w:val="22"/>
+                <w:szCs w:val="22"/>
+                <w:u w:val="none"/>
+                <w:bdr w:val="none" w:color="auto" w:sz="0" w:space="0"/>
+                <w:lang w:val="en-US" w:eastAsia="zh-CN" w:bidi="ar"/>
+              </w:rPr>
+              <w:t>0.4922</w:t>
+            </w:r>
+          </w:p>
+        </w:tc>
+        <w:tc>
+          <w:tcPr>
+            <w:tcW w:w="0" w:type="auto"/>
+            <w:tcBorders>
+              <w:tl2br w:val="nil"/>
+              <w:tr2bl w:val="nil"/>
+            </w:tcBorders>
+            <w:shd w:val="clear"/>
+            <w:noWrap/>
+            <w:vAlign w:val="center"/>
+          </w:tcPr>
+          <w:p>
+            <w:pPr>
+              <w:keepNext w:val="0"/>
+              <w:keepLines w:val="0"/>
+              <w:widowControl/>
+              <w:suppressLineNumbers w:val="0"/>
+              <w:jc w:val="left"/>
+              <w:textAlignment w:val="center"/>
+              <w:rPr>
+                <w:rFonts w:hint="eastAsia" w:ascii="Times New Roman" w:hAnsi="Times New Roman" w:eastAsia="宋体" w:cs="宋体"/>
+                <w:i w:val="0"/>
+                <w:iCs w:val="0"/>
+                <w:color w:val="000000"/>
+                <w:sz w:val="22"/>
+                <w:szCs w:val="22"/>
+                <w:u w:val="none"/>
+              </w:rPr>
+            </w:pPr>
+            <w:r>
+              <w:rPr>
+                <w:rFonts w:hint="eastAsia" w:ascii="Times New Roman" w:hAnsi="Times New Roman" w:eastAsia="宋体" w:cs="宋体"/>
+                <w:i w:val="0"/>
+                <w:iCs w:val="0"/>
+                <w:color w:val="000000"/>
+                <w:kern w:val="0"/>
+                <w:sz w:val="22"/>
+                <w:szCs w:val="22"/>
+                <w:u w:val="none"/>
+                <w:bdr w:val="none" w:color="auto" w:sz="0" w:space="0"/>
+                <w:lang w:val="en-US" w:eastAsia="zh-CN" w:bidi="ar"/>
+              </w:rPr>
+              <w:t>7787.2</w:t>
+            </w:r>
+          </w:p>
+        </w:tc>
+        <w:tc>
+          <w:tcPr>
+            <w:tcW w:w="0" w:type="auto"/>
+            <w:tcBorders>
+              <w:tl2br w:val="nil"/>
+              <w:tr2bl w:val="nil"/>
+            </w:tcBorders>
+            <w:shd w:val="clear"/>
+            <w:noWrap/>
+            <w:vAlign w:val="center"/>
+          </w:tcPr>
+          <w:p>
+            <w:pPr>
+              <w:keepNext w:val="0"/>
+              <w:keepLines w:val="0"/>
+              <w:widowControl/>
+              <w:suppressLineNumbers w:val="0"/>
+              <w:jc w:val="left"/>
+              <w:textAlignment w:val="center"/>
+              <w:rPr>
+                <w:rFonts w:hint="eastAsia" w:ascii="Times New Roman" w:hAnsi="Times New Roman" w:eastAsia="宋体" w:cs="宋体"/>
+                <w:i w:val="0"/>
+                <w:iCs w:val="0"/>
+                <w:color w:val="000000"/>
+                <w:sz w:val="22"/>
+                <w:szCs w:val="22"/>
+                <w:u w:val="none"/>
+              </w:rPr>
+            </w:pPr>
+            <w:r>
+              <w:rPr>
+                <w:rFonts w:hint="eastAsia" w:ascii="Times New Roman" w:hAnsi="Times New Roman" w:eastAsia="宋体" w:cs="宋体"/>
+                <w:i w:val="0"/>
+                <w:iCs w:val="0"/>
+                <w:color w:val="000000"/>
+                <w:kern w:val="0"/>
+                <w:sz w:val="22"/>
+                <w:szCs w:val="22"/>
+                <w:u w:val="none"/>
+                <w:bdr w:val="none" w:color="auto" w:sz="0" w:space="0"/>
+                <w:lang w:val="en-US" w:eastAsia="zh-CN" w:bidi="ar"/>
+              </w:rPr>
+              <w:t>58.82</w:t>
+            </w:r>
+          </w:p>
+        </w:tc>
+        <w:tc>
+          <w:tcPr>
+            <w:tcW w:w="0" w:type="auto"/>
+            <w:tcBorders>
+              <w:tl2br w:val="nil"/>
+              <w:tr2bl w:val="nil"/>
+            </w:tcBorders>
+            <w:shd w:val="clear"/>
+            <w:noWrap/>
+            <w:vAlign w:val="center"/>
+          </w:tcPr>
+          <w:p>
+            <w:pPr>
+              <w:keepNext w:val="0"/>
+              <w:keepLines w:val="0"/>
+              <w:widowControl/>
+              <w:suppressLineNumbers w:val="0"/>
+              <w:jc w:val="left"/>
+              <w:textAlignment w:val="center"/>
+              <w:rPr>
+                <w:rFonts w:hint="eastAsia" w:ascii="Times New Roman" w:hAnsi="Times New Roman" w:eastAsia="宋体" w:cs="宋体"/>
+                <w:i w:val="0"/>
+                <w:iCs w:val="0"/>
+                <w:color w:val="000000"/>
+                <w:sz w:val="22"/>
+                <w:szCs w:val="22"/>
+                <w:u w:val="none"/>
+              </w:rPr>
+            </w:pPr>
+            <w:r>
+              <w:rPr>
+                <w:rFonts w:hint="eastAsia" w:ascii="Times New Roman" w:hAnsi="Times New Roman" w:eastAsia="宋体" w:cs="宋体"/>
+                <w:i w:val="0"/>
+                <w:iCs w:val="0"/>
+                <w:color w:val="000000"/>
+                <w:kern w:val="0"/>
+                <w:sz w:val="22"/>
+                <w:szCs w:val="22"/>
+                <w:u w:val="none"/>
+                <w:bdr w:val="none" w:color="auto" w:sz="0" w:space="0"/>
+                <w:lang w:val="en-US" w:eastAsia="zh-CN" w:bidi="ar"/>
+              </w:rPr>
+              <w:t>61.66</w:t>
+            </w:r>
+          </w:p>
+        </w:tc>
+      </w:tr>
+    </w:tbl>
+    <w:p>
+      <w:pPr>
+        <w:jc w:val="center"/>
+        <w:rPr>
+          <w:rFonts w:hint="default"/>
+          <w:lang w:val="en-US" w:eastAsia="zh-CN"/>
+        </w:rPr>
+      </w:pPr>
     </w:p>
     <w:tbl>
       <w:tblPr>
@@ -3630,12 +9306,6 @@
             <w:insideH w:val="none" w:color="auto" w:sz="0" w:space="0"/>
             <w:insideV w:val="none" w:color="auto" w:sz="0" w:space="0"/>
           </w:tblBorders>
-          <w:tblCellMar>
-            <w:top w:w="0" w:type="dxa"/>
-            <w:left w:w="108" w:type="dxa"/>
-            <w:bottom w:w="0" w:type="dxa"/>
-            <w:right w:w="108" w:type="dxa"/>
-          </w:tblCellMar>
         </w:tblPrEx>
         <w:trPr>
           <w:trHeight w:val="344" w:hRule="atLeast"/>
@@ -4981,8 +10651,6 @@
               </w:rPr>
               <w:t>yolo26-RGBT-midfusion-Att_ECA</w:t>
             </w:r>
-            <w:bookmarkStart w:id="0" w:name="_GoBack"/>
-            <w:bookmarkEnd w:id="0"/>
           </w:p>
         </w:tc>
         <w:tc>
